--- a/docs/manual/Handleiding-Postvak.docx
+++ b/docs/manual/Handleiding-Postvak.docx
@@ -70,7 +70,7 @@
         <w:pStyle w:val="Author"/>
       </w:pPr>
       <w:r>
-        <w:t xml:space="preserve">Versie 1.6.4 · oktober 2026 · PeopleDisplay</w:t>
+        <w:t xml:space="preserve">Versie 1.7.0 · oktober 2026 · PeopleDisplay</w:t>
       </w:r>
     </w:p>
     <w:p>
@@ -1194,8 +1194,86 @@
         <w:br/>
       </w:r>
     </w:p>
+    <w:p>
+      <w:pPr>
+        <w:pStyle w:val="BodyText"/>
+      </w:pPr>
+      <w:r>
+        <w:rPr>
+          <w:bCs/>
+          <w:b/>
+        </w:rPr>
+        <w:t xml:space="preserve">Offline lezen</w:t>
+      </w:r>
+      <w:r>
+        <w:t xml:space="preserve">: zet onder</w:t>
+      </w:r>
+      <w:r>
+        <w:t xml:space="preserve"> </w:t>
+      </w:r>
+      <w:r>
+        <w:rPr>
+          <w:bCs/>
+          <w:b/>
+        </w:rPr>
+        <w:t xml:space="preserve">Instellingen → Algemeen</w:t>
+      </w:r>
+      <w:r>
+        <w:t xml:space="preserve"> </w:t>
+      </w:r>
+      <w:r>
+        <w:t xml:space="preserve">de optie</w:t>
+      </w:r>
+      <w:r>
+        <w:t xml:space="preserve"> </w:t>
+      </w:r>
+      <w:r>
+        <w:rPr>
+          <w:bCs/>
+          <w:b/>
+        </w:rPr>
+        <w:t xml:space="preserve">Offline lezen op dit apparaat</w:t>
+      </w:r>
+      <w:r>
+        <w:t xml:space="preserve"> </w:t>
+      </w:r>
+      <w:r>
+        <w:t xml:space="preserve">aan. Postvak</w:t>
+      </w:r>
+      <w:r>
+        <w:t xml:space="preserve"> </w:t>
+      </w:r>
+      <w:r>
+        <w:t xml:space="preserve">bewaart dan de berichten die je opent en de nieuwste berichten van je lijsten op dat apparaat. Zonder internet</w:t>
+      </w:r>
+      <w:r>
+        <w:t xml:space="preserve"> </w:t>
+      </w:r>
+      <w:r>
+        <w:t xml:space="preserve">(in de trein, in het vliegtuig) kun je ze gewoon lezen; bovenin staat dan</w:t>
+      </w:r>
+      <w:r>
+        <w:t xml:space="preserve"> </w:t>
+      </w:r>
+      <w:r>
+        <w:rPr>
+          <w:bCs/>
+          <w:b/>
+        </w:rPr>
+        <w:t xml:space="preserve">Je bent offline</w:t>
+      </w:r>
+      <w:r>
+        <w:t xml:space="preserve">. Uitzetten wist</w:t>
+      </w:r>
+      <w:r>
+        <w:t xml:space="preserve"> </w:t>
+      </w:r>
+      <w:r>
+        <w:t xml:space="preserve">de bewaarde berichten; uitloggen ook. Zet het alleen aan op een apparaat dat van jou is.</w:t>
+      </w:r>
+    </w:p>
     <w:bookmarkEnd w:id="41"/>
-    <w:bookmarkStart w:id="42" w:name="h-3-het-scherm"/>
+    <w:bookmarkStart w:id="46" w:name="h-3-het-scherm"/>
     <w:p>
       <w:pPr>
         <w:pStyle w:val="Heading1"/>
@@ -1260,7 +1338,7 @@
         <w:t xml:space="preserve"> </w:t>
       </w:r>
       <w:r>
-        <w:t xml:space="preserve">onderaan Agenda, Taken, Contacten, Instellingen en Uitloggen.</w:t>
+        <w:t xml:space="preserve">onderaan hoe vol je mailbox is, Agenda, Bijlagen, Taken, Contacten, Instellingen en Uitloggen.</w:t>
       </w:r>
     </w:p>
     <w:p>
@@ -1452,8 +1530,271 @@
         <w:t xml:space="preserve">beneden trekken.</w:t>
       </w:r>
     </w:p>
-    <w:bookmarkEnd w:id="42"/>
-    <w:bookmarkStart w:id="43" w:name="h-4-mail-lezen"/>
+    <w:p>
+      <w:pPr>
+        <w:pStyle w:val="BodyText"/>
+      </w:pPr>
+      <w:r>
+        <w:rPr>
+          <w:bCs/>
+          <w:b/>
+        </w:rPr>
+        <w:t xml:space="preserve">Opslag</w:t>
+      </w:r>
+      <w:r>
+        <w:t xml:space="preserve">: links onder je mappen zie je hoeveel ruimte je mailbox gebruikt, bijvoorbeeld</w:t>
+      </w:r>
+      <w:r>
+        <w:t xml:space="preserve"> </w:t>
+      </w:r>
+      <w:r>
+        <w:rPr>
+          <w:iCs/>
+          <w:i/>
+        </w:rPr>
+        <w:t xml:space="preserve">470 kB van 50 MB</w:t>
+      </w:r>
+      <w:r>
+        <w:rPr>
+          <w:iCs/>
+          <w:i/>
+        </w:rPr>
+        <w:t xml:space="preserve"> </w:t>
+      </w:r>
+      <w:r>
+        <w:rPr>
+          <w:iCs/>
+          <w:i/>
+        </w:rPr>
+        <w:t xml:space="preserve">gebruikt</w:t>
+      </w:r>
+      <w:r>
+        <w:t xml:space="preserve">. Is hij bijna vol (90% of meer), dan wordt de balk rood. Ruim dan de prullenbak, spam en oude mail</w:t>
+      </w:r>
+      <w:r>
+        <w:t xml:space="preserve"> </w:t>
+      </w:r>
+      <w:r>
+        <w:t xml:space="preserve">met grote bijlagen op (zie</w:t>
+      </w:r>
+      <w:r>
+        <w:t xml:space="preserve"> </w:t>
+      </w:r>
+      <w:hyperlink w:anchor="h-alle-bijlagen-op-een-rij">
+        <w:r>
+          <w:rPr>
+            <w:rStyle w:val="Hyperlink"/>
+          </w:rPr>
+          <w:t xml:space="preserve">Alle bijlagen op een rij</w:t>
+        </w:r>
+      </w:hyperlink>
+      <w:r>
+        <w:t xml:space="preserve">). Niet elke mailserver geeft dit</w:t>
+      </w:r>
+      <w:r>
+        <w:t xml:space="preserve"> </w:t>
+      </w:r>
+      <w:r>
+        <w:t xml:space="preserve">door; dan zie je de balk niet.</w:t>
+      </w:r>
+    </w:p>
+    <w:bookmarkStart w:id="45" w:name="h-inboxtabbladen"/>
+    <w:p>
+      <w:pPr>
+        <w:pStyle w:val="Heading2"/>
+      </w:pPr>
+      <w:r>
+        <w:t xml:space="preserve">Inboxtabbladen</w:t>
+      </w:r>
+    </w:p>
+    <w:p>
+      <w:pPr>
+        <w:pStyle w:val="CaptionedFigure"/>
+      </w:pPr>
+      <w:r>
+        <w:drawing>
+          <wp:inline>
+            <wp:extent cx="4139999" cy="2557058"/>
+            <wp:effectExtent b="0" l="0" r="0" t="0"/>
+            <wp:docPr descr="De inbox met de tabbladen Primair, Reclame, Sociaal en Updates" title="" id="43" name="Picture"/>
+            <a:graphic>
+              <a:graphicData uri="http://schemas.openxmlformats.org/drawingml/2006/picture">
+                <pic:pic>
+                  <pic:nvPicPr>
+                    <pic:cNvPr descr="/home/claude/postvak/docs/handleiding/inbox-tabbladen.png" id="44" name="Picture"/>
+                    <pic:cNvPicPr>
+                      <a:picLocks noChangeArrowheads="1" noChangeAspect="1"/>
+                    </pic:cNvPicPr>
+                  </pic:nvPicPr>
+                  <pic:blipFill>
+                    <a:blip r:embed="rId42"/>
+                    <a:stretch>
+                      <a:fillRect/>
+                    </a:stretch>
+                  </pic:blipFill>
+                  <pic:spPr bwMode="auto">
+                    <a:xfrm>
+                      <a:off x="0" y="0"/>
+                      <a:ext cx="4139999" cy="2557058"/>
+                    </a:xfrm>
+                    <a:prstGeom prst="rect">
+                      <a:avLst/>
+                    </a:prstGeom>
+                    <a:noFill/>
+                    <a:ln w="9525">
+                      <a:noFill/>
+                      <a:headEnd/>
+                      <a:tailEnd/>
+                    </a:ln>
+                  </pic:spPr>
+                </pic:pic>
+              </a:graphicData>
+            </a:graphic>
+          </wp:inline>
+        </w:drawing>
+      </w:r>
+    </w:p>
+    <w:p>
+      <w:pPr>
+        <w:pStyle w:val="ImageCaption"/>
+      </w:pPr>
+      <w:r>
+        <w:t xml:space="preserve">De inbox met de tabbladen Primair, Reclame, Sociaal en Updates</w:t>
+      </w:r>
+    </w:p>
+    <w:p>
+      <w:pPr>
+        <w:pStyle w:val="BodyText"/>
+      </w:pPr>
+      <w:r>
+        <w:t xml:space="preserve">Wil je, zoals in Gmail, je inbox opgesplitst zien? Zet dan onder</w:t>
+      </w:r>
+      <w:r>
+        <w:t xml:space="preserve"> </w:t>
+      </w:r>
+      <w:r>
+        <w:rPr>
+          <w:bCs/>
+          <w:b/>
+        </w:rPr>
+        <w:t xml:space="preserve">Instellingen → Algemeen</w:t>
+      </w:r>
+      <w:r>
+        <w:t xml:space="preserve"> </w:t>
+      </w:r>
+      <w:r>
+        <w:t xml:space="preserve">de</w:t>
+      </w:r>
+      <w:r>
+        <w:t xml:space="preserve"> </w:t>
+      </w:r>
+      <w:r>
+        <w:rPr>
+          <w:bCs/>
+          <w:b/>
+        </w:rPr>
+        <w:t xml:space="preserve">Inboxtabbladen</w:t>
+      </w:r>
+      <w:r>
+        <w:t xml:space="preserve"> </w:t>
+      </w:r>
+      <w:r>
+        <w:t xml:space="preserve">aan. Bovenaan de inbox verschijnen vier tabbladen:</w:t>
+      </w:r>
+    </w:p>
+    <w:p>
+      <w:pPr>
+        <w:numPr>
+          <w:ilvl w:val="0"/>
+          <w:numId w:val="1004"/>
+        </w:numPr>
+        <w:pStyle w:val="Compact"/>
+      </w:pPr>
+      <w:r>
+        <w:rPr>
+          <w:bCs/>
+          <w:b/>
+        </w:rPr>
+        <w:t xml:space="preserve">Primair</w:t>
+      </w:r>
+      <w:r>
+        <w:t xml:space="preserve">: mail van mensen, en alles wat niet in een ander tabblad hoort;</w:t>
+      </w:r>
+    </w:p>
+    <w:p>
+      <w:pPr>
+        <w:numPr>
+          <w:ilvl w:val="0"/>
+          <w:numId w:val="1004"/>
+        </w:numPr>
+        <w:pStyle w:val="Compact"/>
+      </w:pPr>
+      <w:r>
+        <w:rPr>
+          <w:bCs/>
+          <w:b/>
+        </w:rPr>
+        <w:t xml:space="preserve">Reclame</w:t>
+      </w:r>
+      <w:r>
+        <w:t xml:space="preserve">: nieuwsbrieven en aanbiedingen (mail met een afmeldlink);</w:t>
+      </w:r>
+    </w:p>
+    <w:p>
+      <w:pPr>
+        <w:numPr>
+          <w:ilvl w:val="0"/>
+          <w:numId w:val="1004"/>
+        </w:numPr>
+        <w:pStyle w:val="Compact"/>
+      </w:pPr>
+      <w:r>
+        <w:rPr>
+          <w:bCs/>
+          <w:b/>
+        </w:rPr>
+        <w:t xml:space="preserve">Sociaal</w:t>
+      </w:r>
+      <w:r>
+        <w:t xml:space="preserve">: meldingen van Facebook, LinkedIn, Instagram en dergelijke;</w:t>
+      </w:r>
+    </w:p>
+    <w:p>
+      <w:pPr>
+        <w:numPr>
+          <w:ilvl w:val="0"/>
+          <w:numId w:val="1004"/>
+        </w:numPr>
+        <w:pStyle w:val="Compact"/>
+      </w:pPr>
+      <w:r>
+        <w:rPr>
+          <w:bCs/>
+          <w:b/>
+        </w:rPr>
+        <w:t xml:space="preserve">Updates</w:t>
+      </w:r>
+      <w:r>
+        <w:t xml:space="preserve">: automatische berichten zoals orderbevestigingen, facturen en meldingen van systemen.</w:t>
+      </w:r>
+    </w:p>
+    <w:p>
+      <w:pPr>
+        <w:pStyle w:val="FirstParagraph"/>
+      </w:pPr>
+      <w:r>
+        <w:t xml:space="preserve">De mail blijft gewoon in je inbox staan: de tabbladen zijn alleen een manier van kijken. Zoek je iets, dan zoekt</w:t>
+      </w:r>
+      <w:r>
+        <w:t xml:space="preserve"> </w:t>
+      </w:r>
+      <w:r>
+        <w:t xml:space="preserve">Postvak in de hele inbox.</w:t>
+      </w:r>
+    </w:p>
+    <w:bookmarkEnd w:id="45"/>
+    <w:bookmarkEnd w:id="46"/>
+    <w:bookmarkStart w:id="62" w:name="h-4-mail-lezen"/>
     <w:p>
       <w:pPr>
         <w:pStyle w:val="Heading1"/>
@@ -1484,9 +1825,146 @@
     </w:p>
     <w:p>
       <w:pPr>
-        <w:numPr>
-          <w:ilvl w:val="0"/>
-          <w:numId w:val="1004"/>
+        <w:pStyle w:val="BodyText"/>
+      </w:pPr>
+      <w:r>
+        <w:t xml:space="preserve">Op een</w:t>
+      </w:r>
+      <w:r>
+        <w:t xml:space="preserve"> </w:t>
+      </w:r>
+      <w:r>
+        <w:rPr>
+          <w:bCs/>
+          <w:b/>
+        </w:rPr>
+        <w:t xml:space="preserve">telefoon</w:t>
+      </w:r>
+      <w:r>
+        <w:t xml:space="preserve"> </w:t>
+      </w:r>
+      <w:r>
+        <w:t xml:space="preserve">staan bovenaan alleen de drie meest gebruikte knoppen, extra groot:</w:t>
+      </w:r>
+      <w:r>
+        <w:t xml:space="preserve"> </w:t>
+      </w:r>
+      <w:r>
+        <w:rPr>
+          <w:bCs/>
+          <w:b/>
+        </w:rPr>
+        <w:t xml:space="preserve">archiveren</w:t>
+      </w:r>
+      <w:r>
+        <w:t xml:space="preserve">,</w:t>
+      </w:r>
+      <w:r>
+        <w:t xml:space="preserve"> </w:t>
+      </w:r>
+      <w:r>
+        <w:rPr>
+          <w:bCs/>
+          <w:b/>
+        </w:rPr>
+        <w:t xml:space="preserve">verwijderen</w:t>
+      </w:r>
+      <w:r>
+        <w:t xml:space="preserve"> </w:t>
+      </w:r>
+      <w:r>
+        <w:t xml:space="preserve">en</w:t>
+      </w:r>
+      <w:r>
+        <w:t xml:space="preserve"> </w:t>
+      </w:r>
+      <w:r>
+        <w:rPr>
+          <w:bCs/>
+          <w:b/>
+        </w:rPr>
+        <w:t xml:space="preserve">ongelezen</w:t>
+      </w:r>
+      <w:r>
+        <w:t xml:space="preserve">. Alle andere acties zitten onder</w:t>
+      </w:r>
+      <w:r>
+        <w:t xml:space="preserve"> </w:t>
+      </w:r>
+      <w:r>
+        <w:rPr>
+          <w:bCs/>
+          <w:b/>
+        </w:rPr>
+        <w:t xml:space="preserve">⋮</w:t>
+      </w:r>
+      <w:r>
+        <w:t xml:space="preserve"> </w:t>
+      </w:r>
+      <w:r>
+        <w:t xml:space="preserve">(meer acties), zoals in Gmail.</w:t>
+      </w:r>
+    </w:p>
+    <w:p>
+      <w:pPr>
+        <w:pStyle w:val="CaptionedFigure"/>
+      </w:pPr>
+      <w:r>
+        <w:drawing>
+          <wp:inline>
+            <wp:extent cx="2231999" cy="4830276"/>
+            <wp:effectExtent b="0" l="0" r="0" t="0"/>
+            <wp:docPr descr="Het menu met meer acties op de telefoon" title="" id="48" name="Picture"/>
+            <a:graphic>
+              <a:graphicData uri="http://schemas.openxmlformats.org/drawingml/2006/picture">
+                <pic:pic>
+                  <pic:nvPicPr>
+                    <pic:cNvPr descr="/home/claude/postvak/docs/handleiding/telefoon-menu-bericht.png" id="49" name="Picture"/>
+                    <pic:cNvPicPr>
+                      <a:picLocks noChangeArrowheads="1" noChangeAspect="1"/>
+                    </pic:cNvPicPr>
+                  </pic:nvPicPr>
+                  <pic:blipFill>
+                    <a:blip r:embed="rId47"/>
+                    <a:stretch>
+                      <a:fillRect/>
+                    </a:stretch>
+                  </pic:blipFill>
+                  <pic:spPr bwMode="auto">
+                    <a:xfrm>
+                      <a:off x="0" y="0"/>
+                      <a:ext cx="2231999" cy="4830276"/>
+                    </a:xfrm>
+                    <a:prstGeom prst="rect">
+                      <a:avLst/>
+                    </a:prstGeom>
+                    <a:noFill/>
+                    <a:ln w="9525">
+                      <a:noFill/>
+                      <a:headEnd/>
+                      <a:tailEnd/>
+                    </a:ln>
+                  </pic:spPr>
+                </pic:pic>
+              </a:graphicData>
+            </a:graphic>
+          </wp:inline>
+        </w:drawing>
+      </w:r>
+    </w:p>
+    <w:p>
+      <w:pPr>
+        <w:pStyle w:val="ImageCaption"/>
+      </w:pPr>
+      <w:r>
+        <w:t xml:space="preserve">Het menu met meer acties op de telefoon</w:t>
+      </w:r>
+    </w:p>
+    <w:p>
+      <w:pPr>
+        <w:numPr>
+          <w:ilvl w:val="0"/>
+          <w:numId w:val="1005"/>
         </w:numPr>
         <w:pStyle w:val="Compact"/>
       </w:pPr>
@@ -1511,7 +1989,7 @@
       <w:pPr>
         <w:numPr>
           <w:ilvl w:val="0"/>
-          <w:numId w:val="1004"/>
+          <w:numId w:val="1005"/>
         </w:numPr>
         <w:pStyle w:val="Compact"/>
       </w:pPr>
@@ -1565,7 +2043,7 @@
       <w:pPr>
         <w:numPr>
           <w:ilvl w:val="0"/>
-          <w:numId w:val="1004"/>
+          <w:numId w:val="1005"/>
         </w:numPr>
         <w:pStyle w:val="Compact"/>
       </w:pPr>
@@ -1584,7 +2062,7 @@
       <w:pPr>
         <w:numPr>
           <w:ilvl w:val="0"/>
-          <w:numId w:val="1004"/>
+          <w:numId w:val="1005"/>
         </w:numPr>
         <w:pStyle w:val="Compact"/>
       </w:pPr>
@@ -1657,7 +2135,7 @@
       <w:pPr>
         <w:numPr>
           <w:ilvl w:val="0"/>
-          <w:numId w:val="1004"/>
+          <w:numId w:val="1005"/>
         </w:numPr>
         <w:pStyle w:val="Compact"/>
       </w:pPr>
@@ -1727,7 +2205,7 @@
       <w:pPr>
         <w:numPr>
           <w:ilvl w:val="0"/>
-          <w:numId w:val="1004"/>
+          <w:numId w:val="1005"/>
         </w:numPr>
         <w:pStyle w:val="Compact"/>
       </w:pPr>
@@ -1742,8 +2220,449 @@
         <w:t xml:space="preserve">: het printer-icoon onder het bericht.</w:t>
       </w:r>
     </w:p>
-    <w:bookmarkEnd w:id="43"/>
-    <w:bookmarkStart w:id="44" w:name="h-5-mail-opruimen"/>
+    <w:p>
+      <w:pPr>
+        <w:numPr>
+          <w:ilvl w:val="0"/>
+          <w:numId w:val="1005"/>
+        </w:numPr>
+        <w:pStyle w:val="Compact"/>
+      </w:pPr>
+      <w:r>
+        <w:rPr>
+          <w:bCs/>
+          <w:b/>
+        </w:rPr>
+        <w:t xml:space="preserve">Origineel bekijken</w:t>
+      </w:r>
+      <w:r>
+        <w:t xml:space="preserve">: onder</w:t>
+      </w:r>
+      <w:r>
+        <w:t xml:space="preserve"> </w:t>
+      </w:r>
+      <w:r>
+        <w:rPr>
+          <w:bCs/>
+          <w:b/>
+        </w:rPr>
+        <w:t xml:space="preserve">⋮</w:t>
+      </w:r>
+      <w:r>
+        <w:t xml:space="preserve"> </w:t>
+      </w:r>
+      <w:r>
+        <w:t xml:space="preserve">(meer acties) zie je het bericht zoals het binnenkwam, met alle</w:t>
+      </w:r>
+      <w:r>
+        <w:t xml:space="preserve"> </w:t>
+      </w:r>
+      <w:r>
+        <w:t xml:space="preserve">technische kopregels. Met</w:t>
+      </w:r>
+      <w:r>
+        <w:t xml:space="preserve"> </w:t>
+      </w:r>
+      <w:r>
+        <w:rPr>
+          <w:bCs/>
+          <w:b/>
+        </w:rPr>
+        <w:t xml:space="preserve">Downloaden als .eml</w:t>
+      </w:r>
+      <w:r>
+        <w:t xml:space="preserve"> </w:t>
+      </w:r>
+      <w:r>
+        <w:t xml:space="preserve">bewaar je het als bestand, bijvoorbeeld om het aan je</w:t>
+      </w:r>
+      <w:r>
+        <w:t xml:space="preserve"> </w:t>
+      </w:r>
+      <w:r>
+        <w:t xml:space="preserve">beheerder of een helpdesk te sturen.</w:t>
+      </w:r>
+    </w:p>
+    <w:bookmarkStart w:id="53" w:name="h-waarschuwing-bij-verdachte-mail"/>
+    <w:p>
+      <w:pPr>
+        <w:pStyle w:val="Heading2"/>
+      </w:pPr>
+      <w:r>
+        <w:t xml:space="preserve">Waarschuwing bij verdachte mail</w:t>
+      </w:r>
+    </w:p>
+    <w:p>
+      <w:pPr>
+        <w:pStyle w:val="CaptionedFigure"/>
+      </w:pPr>
+      <w:r>
+        <w:drawing>
+          <wp:inline>
+            <wp:extent cx="4139999" cy="2587499"/>
+            <wp:effectExtent b="0" l="0" r="0" t="0"/>
+            <wp:docPr descr="Een gele waarschuwing boven een bericht" title="" id="51" name="Picture"/>
+            <a:graphic>
+              <a:graphicData uri="http://schemas.openxmlformats.org/drawingml/2006/picture">
+                <pic:pic>
+                  <pic:nvPicPr>
+                    <pic:cNvPr descr="/home/claude/postvak/docs/handleiding/waarschuwing.png" id="52" name="Picture"/>
+                    <pic:cNvPicPr>
+                      <a:picLocks noChangeArrowheads="1" noChangeAspect="1"/>
+                    </pic:cNvPicPr>
+                  </pic:nvPicPr>
+                  <pic:blipFill>
+                    <a:blip r:embed="rId50"/>
+                    <a:stretch>
+                      <a:fillRect/>
+                    </a:stretch>
+                  </pic:blipFill>
+                  <pic:spPr bwMode="auto">
+                    <a:xfrm>
+                      <a:off x="0" y="0"/>
+                      <a:ext cx="4139999" cy="2587499"/>
+                    </a:xfrm>
+                    <a:prstGeom prst="rect">
+                      <a:avLst/>
+                    </a:prstGeom>
+                    <a:noFill/>
+                    <a:ln w="9525">
+                      <a:noFill/>
+                      <a:headEnd/>
+                      <a:tailEnd/>
+                    </a:ln>
+                  </pic:spPr>
+                </pic:pic>
+              </a:graphicData>
+            </a:graphic>
+          </wp:inline>
+        </w:drawing>
+      </w:r>
+    </w:p>
+    <w:p>
+      <w:pPr>
+        <w:pStyle w:val="ImageCaption"/>
+      </w:pPr>
+      <w:r>
+        <w:t xml:space="preserve">Een gele waarschuwing boven een bericht</w:t>
+      </w:r>
+    </w:p>
+    <w:p>
+      <w:pPr>
+        <w:pStyle w:val="BodyText"/>
+      </w:pPr>
+      <w:r>
+        <w:t xml:space="preserve">Postvak kijkt bij elk bericht of de afzender is wie hij zegt te zijn. Klopt er iets niet, dan staat er een</w:t>
+      </w:r>
+      <w:r>
+        <w:t xml:space="preserve"> </w:t>
+      </w:r>
+      <w:r>
+        <w:t xml:space="preserve">balk boven het bericht:</w:t>
+      </w:r>
+    </w:p>
+    <w:p>
+      <w:pPr>
+        <w:numPr>
+          <w:ilvl w:val="0"/>
+          <w:numId w:val="1006"/>
+        </w:numPr>
+        <w:pStyle w:val="Compact"/>
+      </w:pPr>
+      <w:r>
+        <w:rPr>
+          <w:bCs/>
+          <w:b/>
+        </w:rPr>
+        <w:t xml:space="preserve">Rood – Pas op: dit bericht is mogelijk vervalst</w:t>
+      </w:r>
+      <w:r>
+        <w:t xml:space="preserve">: de mailserver kon de afzender niet controleren, of het</w:t>
+      </w:r>
+      <w:r>
+        <w:t xml:space="preserve"> </w:t>
+      </w:r>
+      <w:r>
+        <w:t xml:space="preserve">domein van de afzender zegt zelf dat dit bericht niet van hen komt. Klik niet op links, open geen bijlagen en</w:t>
+      </w:r>
+      <w:r>
+        <w:t xml:space="preserve"> </w:t>
+      </w:r>
+      <w:r>
+        <w:t xml:space="preserve">geef nooit wachtwoorden of bankgegevens.</w:t>
+      </w:r>
+    </w:p>
+    <w:p>
+      <w:pPr>
+        <w:numPr>
+          <w:ilvl w:val="0"/>
+          <w:numId w:val="1006"/>
+        </w:numPr>
+        <w:pStyle w:val="Compact"/>
+      </w:pPr>
+      <w:r>
+        <w:rPr>
+          <w:bCs/>
+          <w:b/>
+        </w:rPr>
+        <w:t xml:space="preserve">Geel – Wees voorzichtig</w:t>
+      </w:r>
+      <w:r>
+        <w:t xml:space="preserve">: bijvoorbeeld als de naam van de afzender een ander e-mailadres laat zien dan</w:t>
+      </w:r>
+      <w:r>
+        <w:t xml:space="preserve"> </w:t>
+      </w:r>
+      <w:r>
+        <w:t xml:space="preserve">waar het bericht echt vandaan komt (zoals</w:t>
+      </w:r>
+      <w:r>
+        <w:t xml:space="preserve"> </w:t>
+      </w:r>
+      <w:r>
+        <w:rPr>
+          <w:iCs/>
+          <w:i/>
+        </w:rPr>
+        <w:t xml:space="preserve">klantenservice@bank.nl</w:t>
+      </w:r>
+      <w:r>
+        <w:t xml:space="preserve"> </w:t>
+      </w:r>
+      <w:r>
+        <w:t xml:space="preserve">&lt;iemand@gmail.com&gt;), of als een</w:t>
+      </w:r>
+      <w:r>
+        <w:t xml:space="preserve"> </w:t>
+      </w:r>
+      <w:r>
+        <w:t xml:space="preserve">antwoord naar een heel ander domein zou gaan.</w:t>
+      </w:r>
+    </w:p>
+    <w:p>
+      <w:pPr>
+        <w:pStyle w:val="FirstParagraph"/>
+      </w:pPr>
+      <w:r>
+        <w:t xml:space="preserve">Twijfel je? Neem dan contact op met de afzender via een adres of telefoonnummer dat je zelf al had.</w:t>
+      </w:r>
+    </w:p>
+    <w:bookmarkEnd w:id="53"/>
+    <w:bookmarkStart w:id="57" w:name="h-uitschrijven-van-nieuwsbrieven"/>
+    <w:p>
+      <w:pPr>
+        <w:pStyle w:val="Heading2"/>
+      </w:pPr>
+      <w:r>
+        <w:t xml:space="preserve">Uitschrijven van nieuwsbrieven</w:t>
+      </w:r>
+    </w:p>
+    <w:p>
+      <w:pPr>
+        <w:pStyle w:val="CaptionedFigure"/>
+      </w:pPr>
+      <w:r>
+        <w:drawing>
+          <wp:inline>
+            <wp:extent cx="4139999" cy="2587499"/>
+            <wp:effectExtent b="0" l="0" r="0" t="0"/>
+            <wp:docPr descr="De knop Uitschrijven bij een nieuwsbrief" title="" id="55" name="Picture"/>
+            <a:graphic>
+              <a:graphicData uri="http://schemas.openxmlformats.org/drawingml/2006/picture">
+                <pic:pic>
+                  <pic:nvPicPr>
+                    <pic:cNvPr descr="/home/claude/postvak/docs/handleiding/uitschrijven.png" id="56" name="Picture"/>
+                    <pic:cNvPicPr>
+                      <a:picLocks noChangeArrowheads="1" noChangeAspect="1"/>
+                    </pic:cNvPicPr>
+                  </pic:nvPicPr>
+                  <pic:blipFill>
+                    <a:blip r:embed="rId54"/>
+                    <a:stretch>
+                      <a:fillRect/>
+                    </a:stretch>
+                  </pic:blipFill>
+                  <pic:spPr bwMode="auto">
+                    <a:xfrm>
+                      <a:off x="0" y="0"/>
+                      <a:ext cx="4139999" cy="2587499"/>
+                    </a:xfrm>
+                    <a:prstGeom prst="rect">
+                      <a:avLst/>
+                    </a:prstGeom>
+                    <a:noFill/>
+                    <a:ln w="9525">
+                      <a:noFill/>
+                      <a:headEnd/>
+                      <a:tailEnd/>
+                    </a:ln>
+                  </pic:spPr>
+                </pic:pic>
+              </a:graphicData>
+            </a:graphic>
+          </wp:inline>
+        </w:drawing>
+      </w:r>
+    </w:p>
+    <w:p>
+      <w:pPr>
+        <w:pStyle w:val="ImageCaption"/>
+      </w:pPr>
+      <w:r>
+        <w:t xml:space="preserve">De knop Uitschrijven bij een nieuwsbrief</w:t>
+      </w:r>
+    </w:p>
+    <w:p>
+      <w:pPr>
+        <w:pStyle w:val="BodyText"/>
+      </w:pPr>
+      <w:r>
+        <w:t xml:space="preserve">Bij nieuwsbrieven en reclamemail staat naast de afzender de knop</w:t>
+      </w:r>
+      <w:r>
+        <w:t xml:space="preserve"> </w:t>
+      </w:r>
+      <w:r>
+        <w:rPr>
+          <w:bCs/>
+          <w:b/>
+        </w:rPr>
+        <w:t xml:space="preserve">Uitschrijven</w:t>
+      </w:r>
+      <w:r>
+        <w:t xml:space="preserve">. Postvak meldt je dan met één</w:t>
+      </w:r>
+      <w:r>
+        <w:t xml:space="preserve"> </w:t>
+      </w:r>
+      <w:r>
+        <w:t xml:space="preserve">klik af (bij de meeste afzenders zonder dat je een website hoeft te openen). Kan dat niet, dan opent Postvak de</w:t>
+      </w:r>
+      <w:r>
+        <w:t xml:space="preserve"> </w:t>
+      </w:r>
+      <w:r>
+        <w:t xml:space="preserve">afmeldpagina van de afzender in een nieuw tabblad.</w:t>
+      </w:r>
+    </w:p>
+    <w:bookmarkEnd w:id="57"/>
+    <w:bookmarkStart w:id="61" w:name="h-herinnering-er-kwam-nog-geen-antwoord"/>
+    <w:p>
+      <w:pPr>
+        <w:pStyle w:val="Heading2"/>
+      </w:pPr>
+      <w:r>
+        <w:t xml:space="preserve">Herinnering: er kwam nog geen antwoord</w:t>
+      </w:r>
+    </w:p>
+    <w:p>
+      <w:pPr>
+        <w:pStyle w:val="CaptionedFigure"/>
+      </w:pPr>
+      <w:r>
+        <w:drawing>
+          <wp:inline>
+            <wp:extent cx="4139999" cy="2587499"/>
+            <wp:effectExtent b="0" l="0" r="0" t="0"/>
+            <wp:docPr descr="Een bericht dat terugkomt omdat er geen antwoord kwam" title="" id="59" name="Picture"/>
+            <a:graphic>
+              <a:graphicData uri="http://schemas.openxmlformats.org/drawingml/2006/picture">
+                <pic:pic>
+                  <pic:nvPicPr>
+                    <pic:cNvPr descr="/home/claude/postvak/docs/handleiding/opvolgen.png" id="60" name="Picture"/>
+                    <pic:cNvPicPr>
+                      <a:picLocks noChangeArrowheads="1" noChangeAspect="1"/>
+                    </pic:cNvPicPr>
+                  </pic:nvPicPr>
+                  <pic:blipFill>
+                    <a:blip r:embed="rId58"/>
+                    <a:stretch>
+                      <a:fillRect/>
+                    </a:stretch>
+                  </pic:blipFill>
+                  <pic:spPr bwMode="auto">
+                    <a:xfrm>
+                      <a:off x="0" y="0"/>
+                      <a:ext cx="4139999" cy="2587499"/>
+                    </a:xfrm>
+                    <a:prstGeom prst="rect">
+                      <a:avLst/>
+                    </a:prstGeom>
+                    <a:noFill/>
+                    <a:ln w="9525">
+                      <a:noFill/>
+                      <a:headEnd/>
+                      <a:tailEnd/>
+                    </a:ln>
+                  </pic:spPr>
+                </pic:pic>
+              </a:graphicData>
+            </a:graphic>
+          </wp:inline>
+        </w:drawing>
+      </w:r>
+    </w:p>
+    <w:p>
+      <w:pPr>
+        <w:pStyle w:val="ImageCaption"/>
+      </w:pPr>
+      <w:r>
+        <w:t xml:space="preserve">Een bericht dat terugkomt omdat er geen antwoord kwam</w:t>
+      </w:r>
+    </w:p>
+    <w:p>
+      <w:pPr>
+        <w:pStyle w:val="BodyText"/>
+      </w:pPr>
+      <w:r>
+        <w:t xml:space="preserve">Heb je bij het versturen gekozen voor een herinnering (zie</w:t>
+      </w:r>
+      <w:r>
+        <w:t xml:space="preserve"> </w:t>
+      </w:r>
+      <w:hyperlink w:anchor="h-8-mail-schrijven">
+        <w:r>
+          <w:rPr>
+            <w:rStyle w:val="Hyperlink"/>
+          </w:rPr>
+          <w:t xml:space="preserve">Mail schrijven</w:t>
+        </w:r>
+      </w:hyperlink>
+      <w:r>
+        <w:t xml:space="preserve">) en kwam er geen</w:t>
+      </w:r>
+      <w:r>
+        <w:t xml:space="preserve"> </w:t>
+      </w:r>
+      <w:r>
+        <w:t xml:space="preserve">antwoord, dan staat jouw bericht weer bovenaan je inbox, met een ster. Bovenaan het bericht staat wanneer je het</w:t>
+      </w:r>
+      <w:r>
+        <w:t xml:space="preserve"> </w:t>
+      </w:r>
+      <w:r>
+        <w:t xml:space="preserve">stuurde, met de knop</w:t>
+      </w:r>
+      <w:r>
+        <w:t xml:space="preserve"> </w:t>
+      </w:r>
+      <w:r>
+        <w:rPr>
+          <w:bCs/>
+          <w:b/>
+        </w:rPr>
+        <w:t xml:space="preserve">Opnieuw opvolgen</w:t>
+      </w:r>
+      <w:r>
+        <w:t xml:space="preserve"> </w:t>
+      </w:r>
+      <w:r>
+        <w:t xml:space="preserve">om meteen een vriendelijke herinnering te sturen.</w:t>
+      </w:r>
+    </w:p>
+    <w:bookmarkEnd w:id="61"/>
+    <w:bookmarkEnd w:id="62"/>
+    <w:bookmarkStart w:id="66" w:name="h-5-mail-opruimen"/>
     <w:p>
       <w:pPr>
         <w:pStyle w:val="Heading1"/>
@@ -2051,7 +2970,7 @@
       <w:pPr>
         <w:numPr>
           <w:ilvl w:val="0"/>
-          <w:numId w:val="1005"/>
+          <w:numId w:val="1007"/>
         </w:numPr>
         <w:pStyle w:val="Compact"/>
       </w:pPr>
@@ -2108,7 +3027,7 @@
       <w:pPr>
         <w:numPr>
           <w:ilvl w:val="0"/>
-          <w:numId w:val="1005"/>
+          <w:numId w:val="1007"/>
         </w:numPr>
         <w:pStyle w:val="Compact"/>
       </w:pPr>
@@ -2133,7 +3052,7 @@
       <w:pPr>
         <w:numPr>
           <w:ilvl w:val="0"/>
-          <w:numId w:val="1005"/>
+          <w:numId w:val="1007"/>
         </w:numPr>
         <w:pStyle w:val="Compact"/>
       </w:pPr>
@@ -2171,7 +3090,7 @@
       <w:pPr>
         <w:numPr>
           <w:ilvl w:val="0"/>
-          <w:numId w:val="1005"/>
+          <w:numId w:val="1007"/>
         </w:numPr>
         <w:pStyle w:val="Compact"/>
       </w:pPr>
@@ -2209,7 +3128,7 @@
       <w:pPr>
         <w:numPr>
           <w:ilvl w:val="0"/>
-          <w:numId w:val="1005"/>
+          <w:numId w:val="1007"/>
         </w:numPr>
         <w:pStyle w:val="Compact"/>
       </w:pPr>
@@ -2244,7 +3163,7 @@
       <w:pPr>
         <w:numPr>
           <w:ilvl w:val="0"/>
-          <w:numId w:val="1005"/>
+          <w:numId w:val="1007"/>
         </w:numPr>
         <w:pStyle w:val="Compact"/>
       </w:pPr>
@@ -2275,14 +3194,269 @@
         <w:t xml:space="preserve">.</w:t>
       </w:r>
     </w:p>
-    <w:bookmarkEnd w:id="44"/>
-    <w:bookmarkStart w:id="48" w:name="h-6-zoeken-en-filteren"/>
-    <w:p>
-      <w:pPr>
-        <w:pStyle w:val="Heading1"/>
-      </w:pPr>
-      <w:r>
-        <w:t xml:space="preserve">6. Zoeken en filteren</w:t>
+    <w:p>
+      <w:pPr>
+        <w:numPr>
+          <w:ilvl w:val="0"/>
+          <w:numId w:val="1007"/>
+        </w:numPr>
+        <w:pStyle w:val="Compact"/>
+      </w:pPr>
+      <w:r>
+        <w:rPr>
+          <w:bCs/>
+          <w:b/>
+        </w:rPr>
+        <w:t xml:space="preserve">Rechtermuisknop</w:t>
+      </w:r>
+      <w:r>
+        <w:t xml:space="preserve">: klik op de computer met de rechtermuisknop op een bericht in de lijst voor een menu met</w:t>
+      </w:r>
+      <w:r>
+        <w:t xml:space="preserve"> </w:t>
+      </w:r>
+      <w:r>
+        <w:t xml:space="preserve">openen, beantwoorden, allen beantwoorden, doorsturen, archiveren, verwijderen, spam, (on)gelezen, ster, snoozen,</w:t>
+      </w:r>
+      <w:r>
+        <w:t xml:space="preserve"> </w:t>
+      </w:r>
+      <w:r>
+        <w:t xml:space="preserve">verplaatsen, labels, een taak of regel maken en meer van deze afzender. Heb je meerdere berichten geselecteerd,</w:t>
+      </w:r>
+      <w:r>
+        <w:t xml:space="preserve"> </w:t>
+      </w:r>
+      <w:r>
+        <w:t xml:space="preserve">dan werkt het menu op allemaal.</w:t>
+      </w:r>
+    </w:p>
+    <w:p>
+      <w:pPr>
+        <w:numPr>
+          <w:ilvl w:val="0"/>
+          <w:numId w:val="1007"/>
+        </w:numPr>
+        <w:pStyle w:val="Compact"/>
+      </w:pPr>
+      <w:r>
+        <w:rPr>
+          <w:bCs/>
+          <w:b/>
+        </w:rPr>
+        <w:t xml:space="preserve">Na verwijderen of archiveren</w:t>
+      </w:r>
+      <w:r>
+        <w:t xml:space="preserve">: standaard ga je terug naar de lijst. Onder</w:t>
+      </w:r>
+      <w:r>
+        <w:t xml:space="preserve"> </w:t>
+      </w:r>
+      <w:r>
+        <w:rPr>
+          <w:bCs/>
+          <w:b/>
+        </w:rPr>
+        <w:t xml:space="preserve">Instellingen → Algemeen</w:t>
+      </w:r>
+      <w:r>
+        <w:t xml:space="preserve"> </w:t>
+      </w:r>
+      <w:r>
+        <w:t xml:space="preserve">kun</w:t>
+      </w:r>
+      <w:r>
+        <w:t xml:space="preserve"> </w:t>
+      </w:r>
+      <w:r>
+        <w:t xml:space="preserve">je kiezen dat Postvak meteen het</w:t>
+      </w:r>
+      <w:r>
+        <w:t xml:space="preserve"> </w:t>
+      </w:r>
+      <w:r>
+        <w:rPr>
+          <w:bCs/>
+          <w:b/>
+        </w:rPr>
+        <w:t xml:space="preserve">volgende</w:t>
+      </w:r>
+      <w:r>
+        <w:t xml:space="preserve"> </w:t>
+      </w:r>
+      <w:r>
+        <w:t xml:space="preserve">(nieuwere) of</w:t>
+      </w:r>
+      <w:r>
+        <w:t xml:space="preserve"> </w:t>
+      </w:r>
+      <w:r>
+        <w:rPr>
+          <w:bCs/>
+          <w:b/>
+        </w:rPr>
+        <w:t xml:space="preserve">vorige</w:t>
+      </w:r>
+      <w:r>
+        <w:t xml:space="preserve"> </w:t>
+      </w:r>
+      <w:r>
+        <w:t xml:space="preserve">(oudere) bericht opent, handig als je</w:t>
+      </w:r>
+      <w:r>
+        <w:t xml:space="preserve"> </w:t>
+      </w:r>
+      <w:r>
+        <w:t xml:space="preserve">een stapel mail achter elkaar wegwerkt.</w:t>
+      </w:r>
+    </w:p>
+    <w:p>
+      <w:pPr>
+        <w:numPr>
+          <w:ilvl w:val="0"/>
+          <w:numId w:val="1007"/>
+        </w:numPr>
+        <w:pStyle w:val="Compact"/>
+      </w:pPr>
+      <w:r>
+        <w:rPr>
+          <w:bCs/>
+          <w:b/>
+        </w:rPr>
+        <w:t xml:space="preserve">Gesprek negeren</w:t>
+      </w:r>
+      <w:r>
+        <w:t xml:space="preserve">: zit je in een groepsmail die je niet meer wilt volgen? Kies onder</w:t>
+      </w:r>
+      <w:r>
+        <w:t xml:space="preserve"> </w:t>
+      </w:r>
+      <w:r>
+        <w:rPr>
+          <w:bCs/>
+          <w:b/>
+        </w:rPr>
+        <w:t xml:space="preserve">⋮</w:t>
+      </w:r>
+      <w:r>
+        <w:t xml:space="preserve"> </w:t>
+      </w:r>
+      <w:r>
+        <w:rPr>
+          <w:bCs/>
+          <w:b/>
+        </w:rPr>
+        <w:t xml:space="preserve">Gesprek</w:t>
+      </w:r>
+      <w:r>
+        <w:rPr>
+          <w:bCs/>
+          <w:b/>
+        </w:rPr>
+        <w:t xml:space="preserve"> </w:t>
+      </w:r>
+      <w:r>
+        <w:rPr>
+          <w:bCs/>
+          <w:b/>
+        </w:rPr>
+        <w:t xml:space="preserve">negeren</w:t>
+      </w:r>
+      <w:r>
+        <w:t xml:space="preserve">. Het gesprek gaat naar het archief en nieuwe antwoorden komen niet meer in je inbox, maar gaan</w:t>
+      </w:r>
+      <w:r>
+        <w:t xml:space="preserve"> </w:t>
+      </w:r>
+      <w:r>
+        <w:t xml:space="preserve">gelezen naar het archief. Terugdraaien: open het gesprek in het archief en kies</w:t>
+      </w:r>
+      <w:r>
+        <w:t xml:space="preserve"> </w:t>
+      </w:r>
+      <w:r>
+        <w:rPr>
+          <w:bCs/>
+          <w:b/>
+        </w:rPr>
+        <w:t xml:space="preserve">Gesprek niet meer negeren</w:t>
+      </w:r>
+      <w:r>
+        <w:t xml:space="preserve">.</w:t>
+      </w:r>
+    </w:p>
+    <w:p>
+      <w:pPr>
+        <w:numPr>
+          <w:ilvl w:val="0"/>
+          <w:numId w:val="1007"/>
+        </w:numPr>
+        <w:pStyle w:val="Compact"/>
+      </w:pPr>
+      <w:r>
+        <w:rPr>
+          <w:bCs/>
+          <w:b/>
+        </w:rPr>
+        <w:t xml:space="preserve">Afzender blokkeren</w:t>
+      </w:r>
+      <w:r>
+        <w:t xml:space="preserve">: kies onder</w:t>
+      </w:r>
+      <w:r>
+        <w:t xml:space="preserve"> </w:t>
+      </w:r>
+      <w:r>
+        <w:rPr>
+          <w:bCs/>
+          <w:b/>
+        </w:rPr>
+        <w:t xml:space="preserve">⋮</w:t>
+      </w:r>
+      <w:r>
+        <w:t xml:space="preserve"> </w:t>
+      </w:r>
+      <w:r>
+        <w:rPr>
+          <w:bCs/>
+          <w:b/>
+        </w:rPr>
+        <w:t xml:space="preserve">Afzender blokkeren</w:t>
+      </w:r>
+      <w:r>
+        <w:t xml:space="preserve">. Het bericht gaat naar de prullenbak en Postvak</w:t>
+      </w:r>
+      <w:r>
+        <w:t xml:space="preserve"> </w:t>
+      </w:r>
+      <w:r>
+        <w:t xml:space="preserve">maakt een regel, zodat ook toekomstige mail van dat adres meteen in de prullenbak belandt. Spijt? Klik op</w:t>
+      </w:r>
+      <w:r>
+        <w:t xml:space="preserve"> </w:t>
+      </w:r>
+      <w:r>
+        <w:rPr>
+          <w:bCs/>
+          <w:b/>
+        </w:rPr>
+        <w:t xml:space="preserve">Ongedaan maken</w:t>
+      </w:r>
+      <w:r>
+        <w:t xml:space="preserve">, of verwijder de regel onder</w:t>
+      </w:r>
+      <w:r>
+        <w:t xml:space="preserve"> </w:t>
+      </w:r>
+      <w:r>
+        <w:rPr>
+          <w:bCs/>
+          <w:b/>
+        </w:rPr>
+        <w:t xml:space="preserve">Instellingen → Regels en afwezig</w:t>
+      </w:r>
+      <w:r>
+        <w:t xml:space="preserve">.</w:t>
       </w:r>
     </w:p>
     <w:p>
@@ -2292,20 +3466,85 @@
       <w:r>
         <w:drawing>
           <wp:inline>
-            <wp:extent cx="4139999" cy="2720571"/>
+            <wp:extent cx="4139999" cy="5027142"/>
             <wp:effectExtent b="0" l="0" r="0" t="0"/>
-            <wp:docPr descr="Zoeken met filters" title="" id="46" name="Picture"/>
+            <wp:docPr descr="Het menu onder de rechtermuisknop" title="" id="64" name="Picture"/>
             <a:graphic>
               <a:graphicData uri="http://schemas.openxmlformats.org/drawingml/2006/picture">
                 <pic:pic>
                   <pic:nvPicPr>
-                    <pic:cNvPr descr="/home/claude/postvak/docs/handleiding/zoeken.png" id="47" name="Picture"/>
+                    <pic:cNvPr descr="/home/claude/postvak/docs/handleiding/rechtermuisknop.png" id="65" name="Picture"/>
                     <pic:cNvPicPr>
                       <a:picLocks noChangeArrowheads="1" noChangeAspect="1"/>
                     </pic:cNvPicPr>
                   </pic:nvPicPr>
                   <pic:blipFill>
-                    <a:blip r:embed="rId45"/>
+                    <a:blip r:embed="rId63"/>
+                    <a:stretch>
+                      <a:fillRect/>
+                    </a:stretch>
+                  </pic:blipFill>
+                  <pic:spPr bwMode="auto">
+                    <a:xfrm>
+                      <a:off x="0" y="0"/>
+                      <a:ext cx="4139999" cy="5027142"/>
+                    </a:xfrm>
+                    <a:prstGeom prst="rect">
+                      <a:avLst/>
+                    </a:prstGeom>
+                    <a:noFill/>
+                    <a:ln w="9525">
+                      <a:noFill/>
+                      <a:headEnd/>
+                      <a:tailEnd/>
+                    </a:ln>
+                  </pic:spPr>
+                </pic:pic>
+              </a:graphicData>
+            </a:graphic>
+          </wp:inline>
+        </w:drawing>
+      </w:r>
+    </w:p>
+    <w:p>
+      <w:pPr>
+        <w:pStyle w:val="ImageCaption"/>
+      </w:pPr>
+      <w:r>
+        <w:t xml:space="preserve">Het menu onder de rechtermuisknop</w:t>
+      </w:r>
+    </w:p>
+    <w:bookmarkEnd w:id="66"/>
+    <w:bookmarkStart w:id="74" w:name="h-6-zoeken-en-filteren"/>
+    <w:p>
+      <w:pPr>
+        <w:pStyle w:val="Heading1"/>
+      </w:pPr>
+      <w:r>
+        <w:t xml:space="preserve">6. Zoeken en filteren</w:t>
+      </w:r>
+    </w:p>
+    <w:p>
+      <w:pPr>
+        <w:pStyle w:val="CaptionedFigure"/>
+      </w:pPr>
+      <w:r>
+        <w:drawing>
+          <wp:inline>
+            <wp:extent cx="4139999" cy="2720571"/>
+            <wp:effectExtent b="0" l="0" r="0" t="0"/>
+            <wp:docPr descr="Zoeken met filters" title="" id="68" name="Picture"/>
+            <a:graphic>
+              <a:graphicData uri="http://schemas.openxmlformats.org/drawingml/2006/picture">
+                <pic:pic>
+                  <pic:nvPicPr>
+                    <pic:cNvPr descr="/home/claude/postvak/docs/handleiding/zoeken.png" id="69" name="Picture"/>
+                    <pic:cNvPicPr>
+                      <a:picLocks noChangeArrowheads="1" noChangeAspect="1"/>
+                    </pic:cNvPicPr>
+                  </pic:nvPicPr>
+                  <pic:blipFill>
+                    <a:blip r:embed="rId67"/>
                     <a:stretch>
                       <a:fillRect/>
                     </a:stretch>
@@ -2394,7 +3633,7 @@
       <w:pPr>
         <w:numPr>
           <w:ilvl w:val="0"/>
-          <w:numId w:val="1006"/>
+          <w:numId w:val="1008"/>
         </w:numPr>
         <w:pStyle w:val="Compact"/>
       </w:pPr>
@@ -2436,7 +3675,7 @@
       <w:pPr>
         <w:numPr>
           <w:ilvl w:val="0"/>
-          <w:numId w:val="1006"/>
+          <w:numId w:val="1008"/>
         </w:numPr>
         <w:pStyle w:val="Compact"/>
       </w:pPr>
@@ -2455,7 +3694,7 @@
       <w:pPr>
         <w:numPr>
           <w:ilvl w:val="0"/>
-          <w:numId w:val="1006"/>
+          <w:numId w:val="1008"/>
         </w:numPr>
         <w:pStyle w:val="Compact"/>
       </w:pPr>
@@ -2504,14 +3743,13 @@
         <w:t xml:space="preserve">zet alle filters uit; de pijl terug sluit het zoeken.</w:t>
       </w:r>
     </w:p>
-    <w:bookmarkEnd w:id="48"/>
-    <w:bookmarkStart w:id="52" w:name="h-7-labels"/>
-    <w:p>
-      <w:pPr>
-        <w:pStyle w:val="Heading1"/>
-      </w:pPr>
-      <w:r>
-        <w:t xml:space="preserve">7. Labels</w:t>
+    <w:bookmarkStart w:id="73" w:name="h-alle-bijlagen-op-een-rij"/>
+    <w:p>
+      <w:pPr>
+        <w:pStyle w:val="Heading2"/>
+      </w:pPr>
+      <w:r>
+        <w:t xml:space="preserve">Alle bijlagen op een rij</w:t>
       </w:r>
     </w:p>
     <w:p>
@@ -2521,20 +3759,262 @@
       <w:r>
         <w:drawing>
           <wp:inline>
-            <wp:extent cx="3563999" cy="2338874"/>
+            <wp:extent cx="5939999" cy="3712499"/>
             <wp:effectExtent b="0" l="0" r="0" t="0"/>
-            <wp:docPr descr="Labels geven aan een bericht" title="" id="50" name="Picture"/>
+            <wp:docPr descr="Het overzicht van alle bijlagen" title="" id="71" name="Picture"/>
             <a:graphic>
               <a:graphicData uri="http://schemas.openxmlformats.org/drawingml/2006/picture">
                 <pic:pic>
                   <pic:nvPicPr>
-                    <pic:cNvPr descr="/home/claude/postvak/docs/handleiding/labels.png" id="51" name="Picture"/>
+                    <pic:cNvPr descr="/home/claude/postvak/docs/handleiding/bijlagen.png" id="72" name="Picture"/>
                     <pic:cNvPicPr>
                       <a:picLocks noChangeArrowheads="1" noChangeAspect="1"/>
                     </pic:cNvPicPr>
                   </pic:nvPicPr>
                   <pic:blipFill>
-                    <a:blip r:embed="rId49"/>
+                    <a:blip r:embed="rId70"/>
+                    <a:stretch>
+                      <a:fillRect/>
+                    </a:stretch>
+                  </pic:blipFill>
+                  <pic:spPr bwMode="auto">
+                    <a:xfrm>
+                      <a:off x="0" y="0"/>
+                      <a:ext cx="5939999" cy="3712499"/>
+                    </a:xfrm>
+                    <a:prstGeom prst="rect">
+                      <a:avLst/>
+                    </a:prstGeom>
+                    <a:noFill/>
+                    <a:ln w="9525">
+                      <a:noFill/>
+                      <a:headEnd/>
+                      <a:tailEnd/>
+                    </a:ln>
+                  </pic:spPr>
+                </pic:pic>
+              </a:graphicData>
+            </a:graphic>
+          </wp:inline>
+        </w:drawing>
+      </w:r>
+    </w:p>
+    <w:p>
+      <w:pPr>
+        <w:pStyle w:val="ImageCaption"/>
+      </w:pPr>
+      <w:r>
+        <w:t xml:space="preserve">Het overzicht van alle bijlagen</w:t>
+      </w:r>
+    </w:p>
+    <w:p>
+      <w:pPr>
+        <w:pStyle w:val="BodyText"/>
+      </w:pPr>
+      <w:r>
+        <w:t xml:space="preserve">Zoek je dat ene pdf’je of die foto? Kies links</w:t>
+      </w:r>
+      <w:r>
+        <w:t xml:space="preserve"> </w:t>
+      </w:r>
+      <w:r>
+        <w:rPr>
+          <w:bCs/>
+          <w:b/>
+        </w:rPr>
+        <w:t xml:space="preserve">Bijlagen</w:t>
+      </w:r>
+      <w:r>
+        <w:t xml:space="preserve">. Je ziet alle bestanden uit een map, het nieuwste</w:t>
+      </w:r>
+      <w:r>
+        <w:t xml:space="preserve"> </w:t>
+      </w:r>
+      <w:r>
+        <w:t xml:space="preserve">bovenaan, met de afzender, het onderwerp, de datum en de grootte.</w:t>
+      </w:r>
+    </w:p>
+    <w:p>
+      <w:pPr>
+        <w:numPr>
+          <w:ilvl w:val="0"/>
+          <w:numId w:val="1009"/>
+        </w:numPr>
+        <w:pStyle w:val="Compact"/>
+      </w:pPr>
+      <w:r>
+        <w:t xml:space="preserve">Kies bovenaan het</w:t>
+      </w:r>
+      <w:r>
+        <w:t xml:space="preserve"> </w:t>
+      </w:r>
+      <w:r>
+        <w:rPr>
+          <w:bCs/>
+          <w:b/>
+        </w:rPr>
+        <w:t xml:space="preserve">account</w:t>
+      </w:r>
+      <w:r>
+        <w:t xml:space="preserve"> </w:t>
+      </w:r>
+      <w:r>
+        <w:t xml:space="preserve">en de</w:t>
+      </w:r>
+      <w:r>
+        <w:t xml:space="preserve"> </w:t>
+      </w:r>
+      <w:r>
+        <w:rPr>
+          <w:bCs/>
+          <w:b/>
+        </w:rPr>
+        <w:t xml:space="preserve">map</w:t>
+      </w:r>
+      <w:r>
+        <w:t xml:space="preserve">.</w:t>
+      </w:r>
+    </w:p>
+    <w:p>
+      <w:pPr>
+        <w:numPr>
+          <w:ilvl w:val="0"/>
+          <w:numId w:val="1009"/>
+        </w:numPr>
+        <w:pStyle w:val="Compact"/>
+      </w:pPr>
+      <w:r>
+        <w:t xml:space="preserve">Met</w:t>
+      </w:r>
+      <w:r>
+        <w:t xml:space="preserve"> </w:t>
+      </w:r>
+      <w:r>
+        <w:rPr>
+          <w:bCs/>
+          <w:b/>
+        </w:rPr>
+        <w:t xml:space="preserve">Documenten</w:t>
+      </w:r>
+      <w:r>
+        <w:t xml:space="preserve">,</w:t>
+      </w:r>
+      <w:r>
+        <w:t xml:space="preserve"> </w:t>
+      </w:r>
+      <w:r>
+        <w:rPr>
+          <w:bCs/>
+          <w:b/>
+        </w:rPr>
+        <w:t xml:space="preserve">Afbeeldingen</w:t>
+      </w:r>
+      <w:r>
+        <w:t xml:space="preserve"> </w:t>
+      </w:r>
+      <w:r>
+        <w:t xml:space="preserve">en</w:t>
+      </w:r>
+      <w:r>
+        <w:t xml:space="preserve"> </w:t>
+      </w:r>
+      <w:r>
+        <w:rPr>
+          <w:bCs/>
+          <w:b/>
+        </w:rPr>
+        <w:t xml:space="preserve">Overig</w:t>
+      </w:r>
+      <w:r>
+        <w:t xml:space="preserve"> </w:t>
+      </w:r>
+      <w:r>
+        <w:t xml:space="preserve">zie je alleen dat soort bestanden.</w:t>
+      </w:r>
+    </w:p>
+    <w:p>
+      <w:pPr>
+        <w:numPr>
+          <w:ilvl w:val="0"/>
+          <w:numId w:val="1009"/>
+        </w:numPr>
+        <w:pStyle w:val="Compact"/>
+      </w:pPr>
+      <w:r>
+        <w:t xml:space="preserve">Het zoekveld zoekt op</w:t>
+      </w:r>
+      <w:r>
+        <w:t xml:space="preserve"> </w:t>
+      </w:r>
+      <w:r>
+        <w:rPr>
+          <w:bCs/>
+          <w:b/>
+        </w:rPr>
+        <w:t xml:space="preserve">afzender of onderwerp</w:t>
+      </w:r>
+      <w:r>
+        <w:t xml:space="preserve">.</w:t>
+      </w:r>
+    </w:p>
+    <w:p>
+      <w:pPr>
+        <w:numPr>
+          <w:ilvl w:val="0"/>
+          <w:numId w:val="1009"/>
+        </w:numPr>
+        <w:pStyle w:val="Compact"/>
+      </w:pPr>
+      <w:r>
+        <w:t xml:space="preserve">Klik op een bestand om het bericht te openen; daar open of download je de bijlage.</w:t>
+      </w:r>
+    </w:p>
+    <w:p>
+      <w:pPr>
+        <w:pStyle w:val="FirstParagraph"/>
+      </w:pPr>
+      <w:r>
+        <w:t xml:space="preserve">Postvak haalt voor dit overzicht alleen de namen en groottes op, niet de bestanden zelf, dus het gaat snel en</w:t>
+      </w:r>
+      <w:r>
+        <w:t xml:space="preserve"> </w:t>
+      </w:r>
+      <w:r>
+        <w:t xml:space="preserve">kost geen extra dataverbruik.</w:t>
+      </w:r>
+    </w:p>
+    <w:bookmarkEnd w:id="73"/>
+    <w:bookmarkEnd w:id="74"/>
+    <w:bookmarkStart w:id="78" w:name="h-7-labels"/>
+    <w:p>
+      <w:pPr>
+        <w:pStyle w:val="Heading1"/>
+      </w:pPr>
+      <w:r>
+        <w:t xml:space="preserve">7. Labels</w:t>
+      </w:r>
+    </w:p>
+    <w:p>
+      <w:pPr>
+        <w:pStyle w:val="CaptionedFigure"/>
+      </w:pPr>
+      <w:r>
+        <w:drawing>
+          <wp:inline>
+            <wp:extent cx="3563999" cy="2338874"/>
+            <wp:effectExtent b="0" l="0" r="0" t="0"/>
+            <wp:docPr descr="Labels geven aan een bericht" title="" id="76" name="Picture"/>
+            <a:graphic>
+              <a:graphicData uri="http://schemas.openxmlformats.org/drawingml/2006/picture">
+                <pic:pic>
+                  <pic:nvPicPr>
+                    <pic:cNvPr descr="/home/claude/postvak/docs/handleiding/labels.png" id="77" name="Picture"/>
+                    <pic:cNvPicPr>
+                      <a:picLocks noChangeArrowheads="1" noChangeAspect="1"/>
+                    </pic:cNvPicPr>
+                  </pic:nvPicPr>
+                  <pic:blipFill>
+                    <a:blip r:embed="rId75"/>
                     <a:stretch>
                       <a:fillRect/>
                     </a:stretch>
@@ -2629,7 +4109,7 @@
       <w:pPr>
         <w:numPr>
           <w:ilvl w:val="0"/>
-          <w:numId w:val="1007"/>
+          <w:numId w:val="1010"/>
         </w:numPr>
         <w:pStyle w:val="Compact"/>
       </w:pPr>
@@ -2641,7 +4121,7 @@
       <w:pPr>
         <w:numPr>
           <w:ilvl w:val="0"/>
-          <w:numId w:val="1007"/>
+          <w:numId w:val="1010"/>
         </w:numPr>
         <w:pStyle w:val="Compact"/>
       </w:pPr>
@@ -2653,7 +4133,7 @@
       <w:pPr>
         <w:numPr>
           <w:ilvl w:val="0"/>
-          <w:numId w:val="1007"/>
+          <w:numId w:val="1010"/>
         </w:numPr>
         <w:pStyle w:val="Compact"/>
       </w:pPr>
@@ -2678,7 +4158,7 @@
       <w:pPr>
         <w:numPr>
           <w:ilvl w:val="0"/>
-          <w:numId w:val="1007"/>
+          <w:numId w:val="1010"/>
         </w:numPr>
         <w:pStyle w:val="Compact"/>
       </w:pPr>
@@ -2699,8 +4179,8 @@
         <w:t xml:space="preserve">, dus je ziet ze in beide programma’s.</w:t>
       </w:r>
     </w:p>
-    <w:bookmarkEnd w:id="52"/>
-    <w:bookmarkStart w:id="61" w:name="h-8-mail-schrijven"/>
+    <w:bookmarkEnd w:id="78"/>
+    <w:bookmarkStart w:id="87" w:name="h-8-mail-schrijven"/>
     <w:p>
       <w:pPr>
         <w:pStyle w:val="Heading1"/>
@@ -2718,18 +4198,18 @@
           <wp:inline>
             <wp:extent cx="3851999" cy="4402285"/>
             <wp:effectExtent b="0" l="0" r="0" t="0"/>
-            <wp:docPr descr="Het schrijfvenster" title="" id="54" name="Picture"/>
+            <wp:docPr descr="Het schrijfvenster" title="" id="80" name="Picture"/>
             <a:graphic>
               <a:graphicData uri="http://schemas.openxmlformats.org/drawingml/2006/picture">
                 <pic:pic>
                   <pic:nvPicPr>
-                    <pic:cNvPr descr="/home/claude/postvak/docs/handleiding/schrijven.png" id="55" name="Picture"/>
+                    <pic:cNvPr descr="/home/claude/postvak/docs/handleiding/schrijven.png" id="81" name="Picture"/>
                     <pic:cNvPicPr>
                       <a:picLocks noChangeArrowheads="1" noChangeAspect="1"/>
                     </pic:cNvPicPr>
                   </pic:nvPicPr>
                   <pic:blipFill>
-                    <a:blip r:embed="rId53"/>
+                    <a:blip r:embed="rId79"/>
                     <a:stretch>
                       <a:fillRect/>
                     </a:stretch>
@@ -2824,9 +4304,110 @@
     </w:p>
     <w:p>
       <w:pPr>
-        <w:numPr>
-          <w:ilvl w:val="0"/>
-          <w:numId w:val="1008"/>
+        <w:pStyle w:val="BodyText"/>
+      </w:pPr>
+      <w:r>
+        <w:rPr>
+          <w:bCs/>
+          <w:b/>
+        </w:rPr>
+        <w:t xml:space="preserve">Een hele groep mailen</w:t>
+      </w:r>
+      <w:r>
+        <w:t xml:space="preserve">: typ de naam van een groep uit je contacten (bijvoorbeeld</w:t>
+      </w:r>
+      <w:r>
+        <w:t xml:space="preserve"> </w:t>
+      </w:r>
+      <w:r>
+        <w:rPr>
+          <w:iCs/>
+          <w:i/>
+        </w:rPr>
+        <w:t xml:space="preserve">Werk</w:t>
+      </w:r>
+      <w:r>
+        <w:t xml:space="preserve"> </w:t>
+      </w:r>
+      <w:r>
+        <w:t xml:space="preserve">of</w:t>
+      </w:r>
+      <w:r>
+        <w:t xml:space="preserve"> </w:t>
+      </w:r>
+      <w:r>
+        <w:rPr>
+          <w:iCs/>
+          <w:i/>
+        </w:rPr>
+        <w:t xml:space="preserve">Band</w:t>
+      </w:r>
+      <w:r>
+        <w:t xml:space="preserve">). Bovenaan</w:t>
+      </w:r>
+      <w:r>
+        <w:t xml:space="preserve"> </w:t>
+      </w:r>
+      <w:r>
+        <w:t xml:space="preserve">de suggesties staat de groep met 👥 en het aantal personen; kies hem en iedereen uit die groep staat erbij.</w:t>
+      </w:r>
+      <w:r>
+        <w:t xml:space="preserve"> </w:t>
+      </w:r>
+      <w:r>
+        <w:t xml:space="preserve">Werkt bij</w:t>
+      </w:r>
+      <w:r>
+        <w:t xml:space="preserve"> </w:t>
+      </w:r>
+      <w:r>
+        <w:rPr>
+          <w:bCs/>
+          <w:b/>
+        </w:rPr>
+        <w:t xml:space="preserve">Aan</w:t>
+      </w:r>
+      <w:r>
+        <w:t xml:space="preserve">,</w:t>
+      </w:r>
+      <w:r>
+        <w:t xml:space="preserve"> </w:t>
+      </w:r>
+      <w:r>
+        <w:rPr>
+          <w:bCs/>
+          <w:b/>
+        </w:rPr>
+        <w:t xml:space="preserve">Cc</w:t>
+      </w:r>
+      <w:r>
+        <w:t xml:space="preserve"> </w:t>
+      </w:r>
+      <w:r>
+        <w:t xml:space="preserve">en</w:t>
+      </w:r>
+      <w:r>
+        <w:t xml:space="preserve"> </w:t>
+      </w:r>
+      <w:r>
+        <w:rPr>
+          <w:bCs/>
+          <w:b/>
+        </w:rPr>
+        <w:t xml:space="preserve">Bcc</w:t>
+      </w:r>
+      <w:r>
+        <w:t xml:space="preserve"> </w:t>
+      </w:r>
+      <w:r>
+        <w:t xml:space="preserve">(handig voor een groep die elkaars adres niet hoeft te zien).</w:t>
+      </w:r>
+    </w:p>
+    <w:p>
+      <w:pPr>
+        <w:numPr>
+          <w:ilvl w:val="0"/>
+          <w:numId w:val="1011"/>
         </w:numPr>
         <w:pStyle w:val="Compact"/>
       </w:pPr>
@@ -2845,7 +4426,7 @@
       <w:pPr>
         <w:numPr>
           <w:ilvl w:val="0"/>
-          <w:numId w:val="1008"/>
+          <w:numId w:val="1011"/>
         </w:numPr>
         <w:pStyle w:val="Compact"/>
       </w:pPr>
@@ -2864,7 +4445,7 @@
       <w:pPr>
         <w:numPr>
           <w:ilvl w:val="0"/>
-          <w:numId w:val="1008"/>
+          <w:numId w:val="1011"/>
         </w:numPr>
         <w:pStyle w:val="Compact"/>
       </w:pPr>
@@ -2889,7 +4470,7 @@
       <w:pPr>
         <w:numPr>
           <w:ilvl w:val="0"/>
-          <w:numId w:val="1008"/>
+          <w:numId w:val="1011"/>
         </w:numPr>
         <w:pStyle w:val="Compact"/>
       </w:pPr>
@@ -2917,7 +4498,7 @@
       <w:pPr>
         <w:numPr>
           <w:ilvl w:val="0"/>
-          <w:numId w:val="1008"/>
+          <w:numId w:val="1011"/>
         </w:numPr>
         <w:pStyle w:val="Compact"/>
       </w:pPr>
@@ -2958,7 +4539,7 @@
       <w:pPr>
         <w:numPr>
           <w:ilvl w:val="0"/>
-          <w:numId w:val="1008"/>
+          <w:numId w:val="1011"/>
         </w:numPr>
         <w:pStyle w:val="Compact"/>
       </w:pPr>
@@ -3006,7 +4587,97 @@
       <w:pPr>
         <w:numPr>
           <w:ilvl w:val="0"/>
-          <w:numId w:val="1008"/>
+          <w:numId w:val="1011"/>
+        </w:numPr>
+        <w:pStyle w:val="Compact"/>
+      </w:pPr>
+      <w:r>
+        <w:rPr>
+          <w:bCs/>
+          <w:b/>
+        </w:rPr>
+        <w:t xml:space="preserve">Herinner me als er geen antwoord komt</w:t>
+      </w:r>
+      <w:r>
+        <w:t xml:space="preserve">: het pijltje naast</w:t>
+      </w:r>
+      <w:r>
+        <w:t xml:space="preserve"> </w:t>
+      </w:r>
+      <w:r>
+        <w:rPr>
+          <w:bCs/>
+          <w:b/>
+        </w:rPr>
+        <w:t xml:space="preserve">Versturen</w:t>
+      </w:r>
+      <w:r>
+        <w:t xml:space="preserve"> </w:t>
+      </w:r>
+      <w:r>
+        <w:t xml:space="preserve">→ kies onder</w:t>
+      </w:r>
+      <w:r>
+        <w:t xml:space="preserve"> </w:t>
+      </w:r>
+      <w:r>
+        <w:rPr>
+          <w:iCs/>
+          <w:i/>
+        </w:rPr>
+        <w:t xml:space="preserve">Herinner me als er geen antwoord komt</w:t>
+      </w:r>
+      <w:r>
+        <w:t xml:space="preserve"> </w:t>
+      </w:r>
+      <w:r>
+        <w:t xml:space="preserve">na hoeveel dagen (1, 3 of 7). Naast de knop staat dan</w:t>
+      </w:r>
+      <w:r>
+        <w:t xml:space="preserve"> </w:t>
+      </w:r>
+      <w:r>
+        <w:rPr>
+          <w:iCs/>
+          <w:i/>
+        </w:rPr>
+        <w:t xml:space="preserve">Herinnering na … dag(en)</w:t>
+      </w:r>
+      <w:r>
+        <w:t xml:space="preserve">. Komt er in die tijd geen</w:t>
+      </w:r>
+      <w:r>
+        <w:t xml:space="preserve"> </w:t>
+      </w:r>
+      <w:r>
+        <w:t xml:space="preserve">antwoord, dan zet Postvak je bericht weer bovenaan je inbox (zie</w:t>
+      </w:r>
+      <w:r>
+        <w:t xml:space="preserve"> </w:t>
+      </w:r>
+      <w:hyperlink w:anchor="h-herinnering-er-kwam-nog-geen-antwoord">
+        <w:r>
+          <w:rPr>
+            <w:rStyle w:val="Hyperlink"/>
+          </w:rPr>
+          <w:t xml:space="preserve">Mail lezen</w:t>
+        </w:r>
+      </w:hyperlink>
+      <w:r>
+        <w:t xml:space="preserve">).</w:t>
+      </w:r>
+      <w:r>
+        <w:t xml:space="preserve"> </w:t>
+      </w:r>
+      <w:r>
+        <w:t xml:space="preserve">Komt er wel een antwoord, dan gebeurt er niets.</w:t>
+      </w:r>
+    </w:p>
+    <w:p>
+      <w:pPr>
+        <w:numPr>
+          <w:ilvl w:val="0"/>
+          <w:numId w:val="1011"/>
         </w:numPr>
         <w:pStyle w:val="Compact"/>
       </w:pPr>
@@ -3031,7 +4702,7 @@
       <w:pPr>
         <w:numPr>
           <w:ilvl w:val="0"/>
-          <w:numId w:val="1008"/>
+          <w:numId w:val="1011"/>
         </w:numPr>
         <w:pStyle w:val="Compact"/>
       </w:pPr>
@@ -3049,7 +4720,7 @@
         <w:t xml:space="preserve">verstuurt het bericht.</w:t>
       </w:r>
     </w:p>
-    <w:bookmarkStart w:id="59" w:name="h-snel-antwoorden"/>
+    <w:bookmarkStart w:id="85" w:name="h-snel-antwoorden"/>
     <w:p>
       <w:pPr>
         <w:pStyle w:val="Heading2"/>
@@ -3067,18 +4738,18 @@
           <wp:inline>
             <wp:extent cx="4139999" cy="5174999"/>
             <wp:effectExtent b="0" l="0" r="0" t="0"/>
-            <wp:docPr descr="Snel antwoorden onder een bericht" title="" id="57" name="Picture"/>
+            <wp:docPr descr="Snel antwoorden onder een bericht" title="" id="83" name="Picture"/>
             <a:graphic>
               <a:graphicData uri="http://schemas.openxmlformats.org/drawingml/2006/picture">
                 <pic:pic>
                   <pic:nvPicPr>
-                    <pic:cNvPr descr="/home/claude/postvak/docs/handleiding/snel-antwoorden.png" id="58" name="Picture"/>
+                    <pic:cNvPr descr="/home/claude/postvak/docs/handleiding/snel-antwoorden.png" id="84" name="Picture"/>
                     <pic:cNvPicPr>
                       <a:picLocks noChangeArrowheads="1" noChangeAspect="1"/>
                     </pic:cNvPicPr>
                   </pic:nvPicPr>
                   <pic:blipFill>
-                    <a:blip r:embed="rId56"/>
+                    <a:blip r:embed="rId82"/>
                     <a:stretch>
                       <a:fillRect/>
                     </a:stretch>
@@ -3166,7 +4837,7 @@
       <w:pPr>
         <w:numPr>
           <w:ilvl w:val="0"/>
-          <w:numId w:val="1009"/>
+          <w:numId w:val="1012"/>
         </w:numPr>
         <w:pStyle w:val="Compact"/>
       </w:pPr>
@@ -3191,7 +4862,7 @@
       <w:pPr>
         <w:numPr>
           <w:ilvl w:val="0"/>
-          <w:numId w:val="1009"/>
+          <w:numId w:val="1012"/>
         </w:numPr>
         <w:pStyle w:val="Compact"/>
       </w:pPr>
@@ -3215,14 +4886,14 @@
         <w:t xml:space="preserve">opent het gewone schrijfvenster met je tekst erin.</w:t>
       </w:r>
     </w:p>
-    <w:bookmarkEnd w:id="59"/>
-    <w:bookmarkStart w:id="60" w:name="h-handtekening-met-logo"/>
+    <w:bookmarkEnd w:id="85"/>
+    <w:bookmarkStart w:id="86" w:name="h-handtekeningen"/>
     <w:p>
       <w:pPr>
         <w:pStyle w:val="Heading2"/>
       </w:pPr>
       <w:r>
-        <w:t xml:space="preserve">Handtekening met logo</w:t>
+        <w:t xml:space="preserve">Handtekeningen</w:t>
       </w:r>
     </w:p>
     <w:p>
@@ -3246,7 +4917,7 @@
         <w:t xml:space="preserve"> </w:t>
       </w:r>
       <w:r>
-        <w:t xml:space="preserve">stel je per adres een handtekening in, met opmaak en een</w:t>
+        <w:t xml:space="preserve">stel je per adres een of meer handtekeningen in, met opmaak en een</w:t>
       </w:r>
       <w:r>
         <w:t xml:space="preserve"> </w:t>
@@ -3261,9 +4932,144 @@
         <w:t xml:space="preserve">meteen ziet.</w:t>
       </w:r>
     </w:p>
-    <w:bookmarkEnd w:id="60"/>
-    <w:bookmarkEnd w:id="61"/>
-    <w:bookmarkStart w:id="65" w:name="h-9-grote-bestanden-versturen"/>
+    <w:p>
+      <w:pPr>
+        <w:numPr>
+          <w:ilvl w:val="0"/>
+          <w:numId w:val="1013"/>
+        </w:numPr>
+        <w:pStyle w:val="Compact"/>
+      </w:pPr>
+      <w:r>
+        <w:t xml:space="preserve">Met</w:t>
+      </w:r>
+      <w:r>
+        <w:t xml:space="preserve"> </w:t>
+      </w:r>
+      <w:r>
+        <w:rPr>
+          <w:bCs/>
+          <w:b/>
+        </w:rPr>
+        <w:t xml:space="preserve">Handtekening toevoegen</w:t>
+      </w:r>
+      <w:r>
+        <w:t xml:space="preserve"> </w:t>
+      </w:r>
+      <w:r>
+        <w:t xml:space="preserve">maak je er nog een, bijvoorbeeld een uitgebreide</w:t>
+      </w:r>
+      <w:r>
+        <w:t xml:space="preserve"> </w:t>
+      </w:r>
+      <w:r>
+        <w:rPr>
+          <w:bCs/>
+          <w:b/>
+        </w:rPr>
+        <w:t xml:space="preserve">Zakelijk</w:t>
+      </w:r>
+      <w:r>
+        <w:t xml:space="preserve"> </w:t>
+      </w:r>
+      <w:r>
+        <w:t xml:space="preserve">en een</w:t>
+      </w:r>
+      <w:r>
+        <w:t xml:space="preserve"> </w:t>
+      </w:r>
+      <w:r>
+        <w:rPr>
+          <w:bCs/>
+          <w:b/>
+        </w:rPr>
+        <w:t xml:space="preserve">Kort</w:t>
+      </w:r>
+      <w:r>
+        <w:t xml:space="preserve"> </w:t>
+      </w:r>
+      <w:r>
+        <w:t xml:space="preserve">voor snelle antwoorden. Geef ze een naam, zodat je ze makkelijk herkent.</w:t>
+      </w:r>
+    </w:p>
+    <w:p>
+      <w:pPr>
+        <w:numPr>
+          <w:ilvl w:val="0"/>
+          <w:numId w:val="1013"/>
+        </w:numPr>
+        <w:pStyle w:val="Compact"/>
+      </w:pPr>
+      <w:r>
+        <w:t xml:space="preserve">Kies welke handtekening</w:t>
+      </w:r>
+      <w:r>
+        <w:t xml:space="preserve"> </w:t>
+      </w:r>
+      <w:r>
+        <w:rPr>
+          <w:bCs/>
+          <w:b/>
+        </w:rPr>
+        <w:t xml:space="preserve">standaard bij nieuwe berichten</w:t>
+      </w:r>
+      <w:r>
+        <w:t xml:space="preserve"> </w:t>
+      </w:r>
+      <w:r>
+        <w:t xml:space="preserve">komt en welke</w:t>
+      </w:r>
+      <w:r>
+        <w:t xml:space="preserve"> </w:t>
+      </w:r>
+      <w:r>
+        <w:rPr>
+          <w:bCs/>
+          <w:b/>
+        </w:rPr>
+        <w:t xml:space="preserve">bij antwoorden en doorsturen</w:t>
+      </w:r>
+      <w:r>
+        <w:t xml:space="preserve"> </w:t>
+      </w:r>
+      <w:r>
+        <w:t xml:space="preserve">(of</w:t>
+      </w:r>
+      <w:r>
+        <w:t xml:space="preserve"> </w:t>
+      </w:r>
+      <w:r>
+        <w:rPr>
+          <w:bCs/>
+          <w:b/>
+        </w:rPr>
+        <w:t xml:space="preserve">Geen handtekening</w:t>
+      </w:r>
+      <w:r>
+        <w:t xml:space="preserve">).</w:t>
+      </w:r>
+    </w:p>
+    <w:p>
+      <w:pPr>
+        <w:numPr>
+          <w:ilvl w:val="0"/>
+          <w:numId w:val="1013"/>
+        </w:numPr>
+        <w:pStyle w:val="Compact"/>
+      </w:pPr>
+      <w:r>
+        <w:t xml:space="preserve">In het schrijfvenster wissel je met het handtekening-icoon bovenin van handtekening; de oude wordt dan</w:t>
+      </w:r>
+      <w:r>
+        <w:t xml:space="preserve"> </w:t>
+      </w:r>
+      <w:r>
+        <w:t xml:space="preserve">vervangen.</w:t>
+      </w:r>
+    </w:p>
+    <w:bookmarkEnd w:id="86"/>
+    <w:bookmarkEnd w:id="87"/>
+    <w:bookmarkStart w:id="91" w:name="h-9-grote-bestanden-versturen"/>
     <w:p>
       <w:pPr>
         <w:pStyle w:val="Heading1"/>
@@ -3281,18 +5087,18 @@
           <wp:inline>
             <wp:extent cx="3851999" cy="4402285"/>
             <wp:effectExtent b="0" l="0" r="0" t="0"/>
-            <wp:docPr descr="Een groot bestand als downloadlink" title="" id="63" name="Picture"/>
+            <wp:docPr descr="Een groot bestand als downloadlink" title="" id="89" name="Picture"/>
             <a:graphic>
               <a:graphicData uri="http://schemas.openxmlformats.org/drawingml/2006/picture">
                 <pic:pic>
                   <pic:nvPicPr>
-                    <pic:cNvPr descr="/home/claude/postvak/docs/handleiding/grote-bijlage.png" id="64" name="Picture"/>
+                    <pic:cNvPr descr="/home/claude/postvak/docs/handleiding/grote-bijlage.png" id="90" name="Picture"/>
                     <pic:cNvPicPr>
                       <a:picLocks noChangeArrowheads="1" noChangeAspect="1"/>
                     </pic:cNvPicPr>
                   </pic:nvPicPr>
                   <pic:blipFill>
-                    <a:blip r:embed="rId62"/>
+                    <a:blip r:embed="rId88"/>
                     <a:stretch>
                       <a:fillRect/>
                     </a:stretch>
@@ -3352,7 +5158,7 @@
       <w:pPr>
         <w:numPr>
           <w:ilvl w:val="0"/>
-          <w:numId w:val="1010"/>
+          <w:numId w:val="1014"/>
         </w:numPr>
         <w:pStyle w:val="Compact"/>
       </w:pPr>
@@ -3364,7 +5170,7 @@
       <w:pPr>
         <w:numPr>
           <w:ilvl w:val="0"/>
-          <w:numId w:val="1010"/>
+          <w:numId w:val="1014"/>
         </w:numPr>
         <w:pStyle w:val="Compact"/>
       </w:pPr>
@@ -3376,7 +5182,7 @@
       <w:pPr>
         <w:numPr>
           <w:ilvl w:val="0"/>
-          <w:numId w:val="1010"/>
+          <w:numId w:val="1014"/>
         </w:numPr>
         <w:pStyle w:val="Compact"/>
       </w:pPr>
@@ -3446,8 +5252,8 @@
         <w:t xml:space="preserve">ze zijn gedownload, en kun je de link kopiëren of het bestand eerder weghalen. Een bestand mag maximaal 2 GB zijn.</w:t>
       </w:r>
     </w:p>
-    <w:bookmarkEnd w:id="65"/>
-    <w:bookmarkStart w:id="66" w:name="h-10-meerdere-mailadressen"/>
+    <w:bookmarkEnd w:id="91"/>
+    <w:bookmarkStart w:id="92" w:name="h-10-meerdere-mailadressen"/>
     <w:p>
       <w:pPr>
         <w:pStyle w:val="Heading1"/>
@@ -3490,7 +5296,7 @@
       <w:pPr>
         <w:numPr>
           <w:ilvl w:val="0"/>
-          <w:numId w:val="1011"/>
+          <w:numId w:val="1015"/>
         </w:numPr>
         <w:pStyle w:val="Compact"/>
       </w:pPr>
@@ -3518,7 +5324,7 @@
       <w:pPr>
         <w:numPr>
           <w:ilvl w:val="0"/>
-          <w:numId w:val="1011"/>
+          <w:numId w:val="1015"/>
         </w:numPr>
         <w:pStyle w:val="Compact"/>
       </w:pPr>
@@ -3546,7 +5352,7 @@
       <w:pPr>
         <w:numPr>
           <w:ilvl w:val="0"/>
-          <w:numId w:val="1011"/>
+          <w:numId w:val="1015"/>
         </w:numPr>
         <w:pStyle w:val="Compact"/>
       </w:pPr>
@@ -3554,8 +5360,8 @@
         <w:t xml:space="preserve">Per account kies je een naam, kleur, handtekening en of je er meldingen van wilt.</w:t>
       </w:r>
     </w:p>
-    <w:bookmarkEnd w:id="66"/>
-    <w:bookmarkStart w:id="70" w:name="h-11-regels-en-afwezigheidsmelding"/>
+    <w:bookmarkEnd w:id="92"/>
+    <w:bookmarkStart w:id="96" w:name="h-11-regels-en-afwezigheidsmelding"/>
     <w:p>
       <w:pPr>
         <w:pStyle w:val="Heading1"/>
@@ -3573,18 +5379,18 @@
           <wp:inline>
             <wp:extent cx="4751999" cy="2969999"/>
             <wp:effectExtent b="0" l="0" r="0" t="0"/>
-            <wp:docPr descr="Regels en afwezigheidsmelding" title="" id="68" name="Picture"/>
+            <wp:docPr descr="Regels en afwezigheidsmelding" title="" id="94" name="Picture"/>
             <a:graphic>
               <a:graphicData uri="http://schemas.openxmlformats.org/drawingml/2006/picture">
                 <pic:pic>
                   <pic:nvPicPr>
-                    <pic:cNvPr descr="/home/claude/postvak/docs/handleiding/instellingen-regels.png" id="69" name="Picture"/>
+                    <pic:cNvPr descr="/home/claude/postvak/docs/handleiding/instellingen-regels.png" id="95" name="Picture"/>
                     <pic:cNvPicPr>
                       <a:picLocks noChangeArrowheads="1" noChangeAspect="1"/>
                     </pic:cNvPicPr>
                   </pic:nvPicPr>
                   <pic:blipFill>
-                    <a:blip r:embed="rId67"/>
+                    <a:blip r:embed="rId93"/>
                     <a:stretch>
                       <a:fillRect/>
                     </a:stretch>
@@ -3739,8 +5545,8 @@
         <w:t xml:space="preserve">aan, anders krijgen mensen er twee.</w:t>
       </w:r>
     </w:p>
-    <w:bookmarkEnd w:id="70"/>
-    <w:bookmarkStart w:id="74" w:name="h-12-agenda"/>
+    <w:bookmarkEnd w:id="96"/>
+    <w:bookmarkStart w:id="103" w:name="h-12-agenda"/>
     <w:p>
       <w:pPr>
         <w:pStyle w:val="Heading1"/>
@@ -3758,18 +5564,18 @@
           <wp:inline>
             <wp:extent cx="5939999" cy="3712499"/>
             <wp:effectExtent b="0" l="0" r="0" t="0"/>
-            <wp:docPr descr="De agenda in weekweergave" title="" id="72" name="Picture"/>
+            <wp:docPr descr="De agenda in weekweergave" title="" id="98" name="Picture"/>
             <a:graphic>
               <a:graphicData uri="http://schemas.openxmlformats.org/drawingml/2006/picture">
                 <pic:pic>
                   <pic:nvPicPr>
-                    <pic:cNvPr descr="/home/claude/postvak/docs/handleiding/agenda.png" id="73" name="Picture"/>
+                    <pic:cNvPr descr="/home/claude/postvak/docs/handleiding/agenda.png" id="99" name="Picture"/>
                     <pic:cNvPicPr>
                       <a:picLocks noChangeArrowheads="1" noChangeAspect="1"/>
                     </pic:cNvPicPr>
                   </pic:nvPicPr>
                   <pic:blipFill>
-                    <a:blip r:embed="rId71"/>
+                    <a:blip r:embed="rId97"/>
                     <a:stretch>
                       <a:fillRect/>
                     </a:stretch>
@@ -3829,7 +5635,7 @@
       <w:pPr>
         <w:numPr>
           <w:ilvl w:val="0"/>
-          <w:numId w:val="1012"/>
+          <w:numId w:val="1016"/>
         </w:numPr>
         <w:pStyle w:val="Compact"/>
       </w:pPr>
@@ -3873,7 +5679,7 @@
       <w:pPr>
         <w:numPr>
           <w:ilvl w:val="0"/>
-          <w:numId w:val="1012"/>
+          <w:numId w:val="1016"/>
         </w:numPr>
         <w:pStyle w:val="Compact"/>
       </w:pPr>
@@ -3905,189 +5711,77 @@
       <w:pPr>
         <w:numPr>
           <w:ilvl w:val="0"/>
-          <w:numId w:val="1012"/>
-        </w:numPr>
-        <w:pStyle w:val="Compact"/>
-      </w:pPr>
-      <w:r>
-        <w:rPr>
-          <w:bCs/>
-          <w:b/>
-        </w:rPr>
-        <w:t xml:space="preserve">Uitnodigingen</w:t>
-      </w:r>
-      <w:r>
-        <w:t xml:space="preserve"> </w:t>
-      </w:r>
-      <w:r>
-        <w:t xml:space="preserve">die je per mail krijgt, beantwoord je vanuit het bericht (zie</w:t>
-      </w:r>
-      <w:r>
-        <w:t xml:space="preserve"> </w:t>
-      </w:r>
-      <w:hyperlink w:anchor="h-4-mail-lezen">
-        <w:r>
-          <w:rPr>
-            <w:rStyle w:val="Hyperlink"/>
-          </w:rPr>
-          <w:t xml:space="preserve">Mail lezen</w:t>
-        </w:r>
-      </w:hyperlink>
-      <w:r>
-        <w:t xml:space="preserve">).</w:t>
-      </w:r>
-    </w:p>
-    <w:p>
-      <w:pPr>
-        <w:numPr>
-          <w:ilvl w:val="0"/>
-          <w:numId w:val="1012"/>
-        </w:numPr>
-        <w:pStyle w:val="Compact"/>
-      </w:pPr>
-      <w:r>
-        <w:rPr>
-          <w:bCs/>
-          <w:b/>
-        </w:rPr>
-        <w:t xml:space="preserve">Agenda van elders</w:t>
-      </w:r>
-      <w:r>
-        <w:t xml:space="preserve"> </w:t>
-      </w:r>
-      <w:r>
-        <w:t xml:space="preserve">(bijvoorbeeld Google, Outlook, je sportclub of de feestdagen): plak het iCal-adres onder</w:t>
-      </w:r>
-      <w:r>
-        <w:t xml:space="preserve"> </w:t>
-      </w:r>
-      <w:r>
-        <w:t xml:space="preserve">Instellingen → Agenda en taken →</w:t>
-      </w:r>
-      <w:r>
-        <w:t xml:space="preserve"> </w:t>
-      </w:r>
-      <w:r>
-        <w:rPr>
-          <w:bCs/>
-          <w:b/>
-        </w:rPr>
-        <w:t xml:space="preserve">Agenda van elders toevoegen</w:t>
-      </w:r>
-      <w:r>
-        <w:t xml:space="preserve">. Postvak haalt hem elk half uur op; je kunt</w:t>
-      </w:r>
-      <w:r>
-        <w:t xml:space="preserve"> </w:t>
-      </w:r>
-      <w:r>
-        <w:t xml:space="preserve">hem alleen lezen. Bij een Google-agenda gebruik je het</w:t>
-      </w:r>
-      <w:r>
-        <w:t xml:space="preserve"> </w:t>
-      </w:r>
-      <w:r>
-        <w:rPr>
-          <w:bCs/>
-          <w:b/>
-        </w:rPr>
-        <w:t xml:space="preserve">Geheime adres in iCal-indeling</w:t>
-      </w:r>
-      <w:r>
-        <w:t xml:space="preserve">; de stappen staan op</w:t>
-      </w:r>
-      <w:r>
-        <w:t xml:space="preserve"> </w:t>
-      </w:r>
-      <w:r>
-        <w:t xml:space="preserve">die pagina.</w:t>
-      </w:r>
-    </w:p>
-    <w:p>
-      <w:pPr>
-        <w:numPr>
-          <w:ilvl w:val="0"/>
-          <w:numId w:val="1012"/>
-        </w:numPr>
-        <w:pStyle w:val="Compact"/>
-      </w:pPr>
-      <w:r>
-        <w:rPr>
-          <w:bCs/>
-          <w:b/>
-        </w:rPr>
-        <w:t xml:space="preserve">Je Postvak-agenda in Google of Outlook zien</w:t>
-      </w:r>
-      <w:r>
-        <w:t xml:space="preserve">: maak bij de agenda een</w:t>
-      </w:r>
-      <w:r>
-        <w:t xml:space="preserve"> </w:t>
-      </w:r>
-      <w:r>
-        <w:rPr>
-          <w:bCs/>
-          <w:b/>
-        </w:rPr>
-        <w:t xml:space="preserve">Deellink</w:t>
-      </w:r>
-      <w:r>
-        <w:t xml:space="preserve"> </w:t>
-      </w:r>
-      <w:r>
-        <w:t xml:space="preserve">en voeg die in Google</w:t>
-      </w:r>
-      <w:r>
-        <w:t xml:space="preserve"> </w:t>
-      </w:r>
-      <w:r>
-        <w:t xml:space="preserve">toe via</w:t>
-      </w:r>
-      <w:r>
-        <w:t xml:space="preserve"> </w:t>
-      </w:r>
-      <w:r>
-        <w:rPr>
-          <w:bCs/>
-          <w:b/>
-        </w:rPr>
-        <w:t xml:space="preserve">Andere agenda’s → + → Via URL</w:t>
+          <w:numId w:val="1016"/>
+        </w:numPr>
+        <w:pStyle w:val="Compact"/>
+      </w:pPr>
+      <w:r>
+        <w:rPr>
+          <w:bCs/>
+          <w:b/>
+        </w:rPr>
+        <w:t xml:space="preserve">Verjaardagen</w:t>
+      </w:r>
+      <w:r>
+        <w:t xml:space="preserve">: de verjaardagen van je contactpersonen staan vanzelf in de agenda, als hele-dag-item (met de</w:t>
+      </w:r>
+      <w:r>
+        <w:t xml:space="preserve"> </w:t>
+      </w:r>
+      <w:r>
+        <w:t xml:space="preserve">leeftijd als je het geboortejaar weet). Klik erop om het contact te openen. Met het knopje</w:t>
+      </w:r>
+      <w:r>
+        <w:t xml:space="preserve"> </w:t>
+      </w:r>
+      <w:r>
+        <w:rPr>
+          <w:bCs/>
+          <w:b/>
+        </w:rPr>
+        <w:t xml:space="preserve">Verjaardagen</w:t>
+      </w:r>
+      <w:r>
+        <w:t xml:space="preserve"> </w:t>
+      </w:r>
+      <w:r>
+        <w:t xml:space="preserve">bovenaan verberg je ze even; helemaal uitzetten kan onder</w:t>
+      </w:r>
+      <w:r>
+        <w:t xml:space="preserve"> </w:t>
+      </w:r>
+      <w:r>
+        <w:rPr>
+          <w:bCs/>
+          <w:b/>
+        </w:rPr>
+        <w:t xml:space="preserve">Instellingen → Agenda en taken</w:t>
       </w:r>
       <w:r>
         <w:t xml:space="preserve">.</w:t>
       </w:r>
     </w:p>
-    <w:bookmarkEnd w:id="74"/>
-    <w:bookmarkStart w:id="78" w:name="h-13-taken"/>
-    <w:p>
-      <w:pPr>
-        <w:pStyle w:val="Heading1"/>
-      </w:pPr>
-      <w:r>
-        <w:t xml:space="preserve">13. Taken</w:t>
-      </w:r>
-    </w:p>
-    <w:p>
-      <w:pPr>
-        <w:pStyle w:val="CaptionedFigure"/>
+    <w:p>
+      <w:pPr>
+        <w:pStyle w:val="FirstParagraph"/>
       </w:pPr>
       <w:r>
         <w:drawing>
           <wp:inline>
             <wp:extent cx="5939999" cy="3712499"/>
             <wp:effectExtent b="0" l="0" r="0" t="0"/>
-            <wp:docPr descr="Takenlijsten" title="" id="76" name="Picture"/>
+            <wp:docPr descr="De maandweergave met een verjaardag" title="" id="101" name="Picture"/>
             <a:graphic>
               <a:graphicData uri="http://schemas.openxmlformats.org/drawingml/2006/picture">
                 <pic:pic>
                   <pic:nvPicPr>
-                    <pic:cNvPr descr="/home/claude/postvak/docs/handleiding/taken.png" id="77" name="Picture"/>
+                    <pic:cNvPr descr="/home/claude/postvak/docs/handleiding/verjaardagen.png" id="102" name="Picture"/>
                     <pic:cNvPicPr>
                       <a:picLocks noChangeArrowheads="1" noChangeAspect="1"/>
                     </pic:cNvPicPr>
                   </pic:nvPicPr>
                   <pic:blipFill>
-                    <a:blip r:embed="rId75"/>
+                    <a:blip r:embed="rId100"/>
                     <a:stretch>
                       <a:fillRect/>
                     </a:stretch>
@@ -4113,50 +5807,171 @@
           </wp:inline>
         </w:drawing>
       </w:r>
-    </w:p>
-    <w:p>
-      <w:pPr>
-        <w:pStyle w:val="ImageCaption"/>
-      </w:pPr>
-      <w:r>
-        <w:t xml:space="preserve">Takenlijsten</w:t>
-      </w:r>
-    </w:p>
-    <w:p>
-      <w:pPr>
-        <w:pStyle w:val="BodyText"/>
-      </w:pPr>
-      <w:r>
-        <w:t xml:space="preserve">Kies links</w:t>
-      </w:r>
-      <w:r>
-        <w:t xml:space="preserve"> </w:t>
-      </w:r>
-      <w:r>
-        <w:rPr>
-          <w:bCs/>
-          <w:b/>
-        </w:rPr>
-        <w:t xml:space="preserve">Taken</w:t>
-      </w:r>
-      <w:r>
-        <w:t xml:space="preserve">. Je kunt meerdere takenlijsten hebben, met een vervaldatum, prioriteit en herinnering per</w:t>
-      </w:r>
-      <w:r>
-        <w:t xml:space="preserve"> </w:t>
-      </w:r>
-      <w:r>
-        <w:t xml:space="preserve">taak. Van een mail maak je met één klik een taak: het vinkje-icoon bovenaan een geopend bericht.</w:t>
-      </w:r>
-    </w:p>
-    <w:bookmarkEnd w:id="78"/>
-    <w:bookmarkStart w:id="82" w:name="h-14-contacten"/>
+      <w:r>
+        <w:t xml:space="preserve"> </w:t>
+      </w:r>
+      <w:r>
+        <w:t xml:space="preserve">-</w:t>
+      </w:r>
+      <w:r>
+        <w:t xml:space="preserve"> </w:t>
+      </w:r>
+      <w:r>
+        <w:rPr>
+          <w:bCs/>
+          <w:b/>
+        </w:rPr>
+        <w:t xml:space="preserve">Uitnodigingen</w:t>
+      </w:r>
+      <w:r>
+        <w:t xml:space="preserve"> </w:t>
+      </w:r>
+      <w:r>
+        <w:t xml:space="preserve">die je per mail krijgt, beantwoord je vanuit het bericht (zie</w:t>
+      </w:r>
+      <w:r>
+        <w:t xml:space="preserve"> </w:t>
+      </w:r>
+      <w:hyperlink w:anchor="h-4-mail-lezen">
+        <w:r>
+          <w:rPr>
+            <w:rStyle w:val="Hyperlink"/>
+          </w:rPr>
+          <w:t xml:space="preserve">Mail lezen</w:t>
+        </w:r>
+      </w:hyperlink>
+      <w:r>
+        <w:t xml:space="preserve">).</w:t>
+      </w:r>
+      <w:r>
+        <w:t xml:space="preserve"> </w:t>
+      </w:r>
+      <w:r>
+        <w:t xml:space="preserve">-</w:t>
+      </w:r>
+      <w:r>
+        <w:t xml:space="preserve"> </w:t>
+      </w:r>
+      <w:r>
+        <w:rPr>
+          <w:bCs/>
+          <w:b/>
+        </w:rPr>
+        <w:t xml:space="preserve">Agenda van elders</w:t>
+      </w:r>
+      <w:r>
+        <w:t xml:space="preserve"> </w:t>
+      </w:r>
+      <w:r>
+        <w:t xml:space="preserve">(bijvoorbeeld Google, Outlook, je sportclub of de feestdagen): plak het iCal-adres onder</w:t>
+      </w:r>
+      <w:r>
+        <w:t xml:space="preserve"> </w:t>
+      </w:r>
+      <w:r>
+        <w:t xml:space="preserve">Instellingen → Agenda en taken →</w:t>
+      </w:r>
+      <w:r>
+        <w:t xml:space="preserve"> </w:t>
+      </w:r>
+      <w:r>
+        <w:rPr>
+          <w:bCs/>
+          <w:b/>
+        </w:rPr>
+        <w:t xml:space="preserve">Agenda van elders toevoegen</w:t>
+      </w:r>
+      <w:r>
+        <w:t xml:space="preserve">. Postvak haalt hem elk half uur op; je kunt</w:t>
+      </w:r>
+      <w:r>
+        <w:t xml:space="preserve"> </w:t>
+      </w:r>
+      <w:r>
+        <w:t xml:space="preserve">hem alleen lezen. Bij een Google-agenda gebruik je het</w:t>
+      </w:r>
+      <w:r>
+        <w:t xml:space="preserve"> </w:t>
+      </w:r>
+      <w:r>
+        <w:rPr>
+          <w:bCs/>
+          <w:b/>
+        </w:rPr>
+        <w:t xml:space="preserve">Geheime adres in iCal-indeling</w:t>
+      </w:r>
+      <w:r>
+        <w:t xml:space="preserve">; de stappen staan op</w:t>
+      </w:r>
+      <w:r>
+        <w:t xml:space="preserve"> </w:t>
+      </w:r>
+      <w:r>
+        <w:t xml:space="preserve">die pagina.</w:t>
+      </w:r>
+      <w:r>
+        <w:t xml:space="preserve"> </w:t>
+      </w:r>
+      <w:r>
+        <w:t xml:space="preserve">-</w:t>
+      </w:r>
+      <w:r>
+        <w:t xml:space="preserve"> </w:t>
+      </w:r>
+      <w:r>
+        <w:rPr>
+          <w:bCs/>
+          <w:b/>
+        </w:rPr>
+        <w:t xml:space="preserve">Je Postvak-agenda in Google of Outlook zien</w:t>
+      </w:r>
+      <w:r>
+        <w:t xml:space="preserve">: maak bij de agenda een</w:t>
+      </w:r>
+      <w:r>
+        <w:t xml:space="preserve"> </w:t>
+      </w:r>
+      <w:r>
+        <w:rPr>
+          <w:bCs/>
+          <w:b/>
+        </w:rPr>
+        <w:t xml:space="preserve">Deellink</w:t>
+      </w:r>
+      <w:r>
+        <w:t xml:space="preserve"> </w:t>
+      </w:r>
+      <w:r>
+        <w:t xml:space="preserve">en voeg die in Google</w:t>
+      </w:r>
+      <w:r>
+        <w:t xml:space="preserve"> </w:t>
+      </w:r>
+      <w:r>
+        <w:t xml:space="preserve">toe via</w:t>
+      </w:r>
+      <w:r>
+        <w:t xml:space="preserve"> </w:t>
+      </w:r>
+      <w:r>
+        <w:rPr>
+          <w:bCs/>
+          <w:b/>
+        </w:rPr>
+        <w:t xml:space="preserve">Andere agenda’s → + → Via URL</w:t>
+      </w:r>
+      <w:r>
+        <w:t xml:space="preserve">.</w:t>
+      </w:r>
+    </w:p>
+    <w:bookmarkEnd w:id="103"/>
+    <w:bookmarkStart w:id="107" w:name="h-13-taken"/>
     <w:p>
       <w:pPr>
         <w:pStyle w:val="Heading1"/>
       </w:pPr>
       <w:r>
-        <w:t xml:space="preserve">14. Contacten</w:t>
+        <w:t xml:space="preserve">13. Taken</w:t>
       </w:r>
     </w:p>
     <w:p>
@@ -4168,18 +5983,18 @@
           <wp:inline>
             <wp:extent cx="5939999" cy="3712499"/>
             <wp:effectExtent b="0" l="0" r="0" t="0"/>
-            <wp:docPr descr="Contacten" title="" id="80" name="Picture"/>
+            <wp:docPr descr="Takenlijsten" title="" id="105" name="Picture"/>
             <a:graphic>
               <a:graphicData uri="http://schemas.openxmlformats.org/drawingml/2006/picture">
                 <pic:pic>
                   <pic:nvPicPr>
-                    <pic:cNvPr descr="/home/claude/postvak/docs/handleiding/contacten.png" id="81" name="Picture"/>
+                    <pic:cNvPr descr="/home/claude/postvak/docs/handleiding/taken.png" id="106" name="Picture"/>
                     <pic:cNvPicPr>
                       <a:picLocks noChangeArrowheads="1" noChangeAspect="1"/>
                     </pic:cNvPicPr>
                   </pic:nvPicPr>
                   <pic:blipFill>
-                    <a:blip r:embed="rId79"/>
+                    <a:blip r:embed="rId104"/>
                     <a:stretch>
                       <a:fillRect/>
                     </a:stretch>
@@ -4211,7 +6026,7 @@
         <w:pStyle w:val="ImageCaption"/>
       </w:pPr>
       <w:r>
-        <w:t xml:space="preserve">Contacten</w:t>
+        <w:t xml:space="preserve">Takenlijsten</w:t>
       </w:r>
     </w:p>
     <w:p>
@@ -4229,82 +6044,26 @@
           <w:bCs/>
           <w:b/>
         </w:rPr>
-        <w:t xml:space="preserve">Contacten</w:t>
-      </w:r>
-      <w:r>
-        <w:t xml:space="preserve">. Je kunt contacten toevoegen, bewerken, favoriet maken en zoeken.</w:t>
-      </w:r>
-    </w:p>
-    <w:p>
-      <w:pPr>
-        <w:numPr>
-          <w:ilvl w:val="0"/>
-          <w:numId w:val="1013"/>
-        </w:numPr>
-        <w:pStyle w:val="Compact"/>
-      </w:pPr>
-      <w:r>
-        <w:rPr>
-          <w:bCs/>
-          <w:b/>
-        </w:rPr>
-        <w:t xml:space="preserve">Importeren en exporteren</w:t>
-      </w:r>
-      <w:r>
-        <w:t xml:space="preserve"> </w:t>
-      </w:r>
-      <w:r>
-        <w:t xml:space="preserve">gaat met vCard-bestanden (.vcf), bijvoorbeeld uit Google Contacten, Outlook of je</w:t>
-      </w:r>
-      <w:r>
-        <w:t xml:space="preserve"> </w:t>
-      </w:r>
-      <w:r>
-        <w:t xml:space="preserve">telefoon.</w:t>
-      </w:r>
-    </w:p>
-    <w:p>
-      <w:pPr>
-        <w:numPr>
-          <w:ilvl w:val="0"/>
-          <w:numId w:val="1013"/>
-        </w:numPr>
-        <w:pStyle w:val="Compact"/>
-      </w:pPr>
-      <w:r>
-        <w:rPr>
-          <w:bCs/>
-          <w:b/>
-        </w:rPr>
-        <w:t xml:space="preserve">Alle adressen</w:t>
-      </w:r>
-      <w:r>
-        <w:t xml:space="preserve"> </w:t>
-      </w:r>
-      <w:r>
-        <w:t xml:space="preserve">laat ook mensen zien die Postvak automatisch onthield toen je ze mailde.</w:t>
-      </w:r>
-    </w:p>
-    <w:p>
-      <w:pPr>
-        <w:numPr>
-          <w:ilvl w:val="0"/>
-          <w:numId w:val="1013"/>
-        </w:numPr>
-        <w:pStyle w:val="Compact"/>
-      </w:pPr>
-      <w:r>
-        <w:t xml:space="preserve">Vanuit een contact start je met één klik een nieuw bericht.</w:t>
-      </w:r>
-    </w:p>
-    <w:bookmarkEnd w:id="82"/>
-    <w:bookmarkStart w:id="86" w:name="X5f59e69b1ff91eb68c8c43e26263f448c7f4cd2"/>
+        <w:t xml:space="preserve">Taken</w:t>
+      </w:r>
+      <w:r>
+        <w:t xml:space="preserve">. Je kunt meerdere takenlijsten hebben, met een vervaldatum, prioriteit en herinnering per</w:t>
+      </w:r>
+      <w:r>
+        <w:t xml:space="preserve"> </w:t>
+      </w:r>
+      <w:r>
+        <w:t xml:space="preserve">taak. Van een mail maak je met één klik een taak: het vinkje-icoon bovenaan een geopend bericht.</w:t>
+      </w:r>
+    </w:p>
+    <w:bookmarkEnd w:id="107"/>
+    <w:bookmarkStart w:id="114" w:name="h-14-contacten"/>
     <w:p>
       <w:pPr>
         <w:pStyle w:val="Heading1"/>
       </w:pPr>
       <w:r>
-        <w:t xml:space="preserve">15. Agenda, taken en contacten op je telefoon</w:t>
+        <w:t xml:space="preserve">14. Contacten</w:t>
       </w:r>
     </w:p>
     <w:p>
@@ -4314,20 +6073,574 @@
       <w:r>
         <w:drawing>
           <wp:inline>
-            <wp:extent cx="4751999" cy="2969999"/>
+            <wp:extent cx="5939999" cy="3712499"/>
             <wp:effectExtent b="0" l="0" r="0" t="0"/>
-            <wp:docPr descr="Synchroniseren instellen" title="" id="84" name="Picture"/>
+            <wp:docPr descr="Contacten" title="" id="109" name="Picture"/>
             <a:graphic>
               <a:graphicData uri="http://schemas.openxmlformats.org/drawingml/2006/picture">
                 <pic:pic>
                   <pic:nvPicPr>
-                    <pic:cNvPr descr="/home/claude/postvak/docs/handleiding/instellingen-agenda.png" id="85" name="Picture"/>
+                    <pic:cNvPr descr="/home/claude/postvak/docs/handleiding/contacten.png" id="110" name="Picture"/>
                     <pic:cNvPicPr>
                       <a:picLocks noChangeArrowheads="1" noChangeAspect="1"/>
                     </pic:cNvPicPr>
                   </pic:nvPicPr>
                   <pic:blipFill>
-                    <a:blip r:embed="rId83"/>
+                    <a:blip r:embed="rId108"/>
+                    <a:stretch>
+                      <a:fillRect/>
+                    </a:stretch>
+                  </pic:blipFill>
+                  <pic:spPr bwMode="auto">
+                    <a:xfrm>
+                      <a:off x="0" y="0"/>
+                      <a:ext cx="5939999" cy="3712499"/>
+                    </a:xfrm>
+                    <a:prstGeom prst="rect">
+                      <a:avLst/>
+                    </a:prstGeom>
+                    <a:noFill/>
+                    <a:ln w="9525">
+                      <a:noFill/>
+                      <a:headEnd/>
+                      <a:tailEnd/>
+                    </a:ln>
+                  </pic:spPr>
+                </pic:pic>
+              </a:graphicData>
+            </a:graphic>
+          </wp:inline>
+        </w:drawing>
+      </w:r>
+    </w:p>
+    <w:p>
+      <w:pPr>
+        <w:pStyle w:val="ImageCaption"/>
+      </w:pPr>
+      <w:r>
+        <w:t xml:space="preserve">Contacten</w:t>
+      </w:r>
+    </w:p>
+    <w:p>
+      <w:pPr>
+        <w:pStyle w:val="BodyText"/>
+      </w:pPr>
+      <w:r>
+        <w:t xml:space="preserve">Kies links</w:t>
+      </w:r>
+      <w:r>
+        <w:t xml:space="preserve"> </w:t>
+      </w:r>
+      <w:r>
+        <w:rPr>
+          <w:bCs/>
+          <w:b/>
+        </w:rPr>
+        <w:t xml:space="preserve">Contacten</w:t>
+      </w:r>
+      <w:r>
+        <w:t xml:space="preserve">. Net als bij Google Contacten heeft elk contact een eigen kaart met:</w:t>
+      </w:r>
+    </w:p>
+    <w:p>
+      <w:pPr>
+        <w:numPr>
+          <w:ilvl w:val="0"/>
+          <w:numId w:val="1017"/>
+        </w:numPr>
+        <w:pStyle w:val="Compact"/>
+      </w:pPr>
+      <w:r>
+        <w:t xml:space="preserve">een</w:t>
+      </w:r>
+      <w:r>
+        <w:t xml:space="preserve"> </w:t>
+      </w:r>
+      <w:r>
+        <w:rPr>
+          <w:bCs/>
+          <w:b/>
+        </w:rPr>
+        <w:t xml:space="preserve">foto</w:t>
+      </w:r>
+      <w:r>
+        <w:t xml:space="preserve">,</w:t>
+      </w:r>
+      <w:r>
+        <w:t xml:space="preserve"> </w:t>
+      </w:r>
+      <w:r>
+        <w:rPr>
+          <w:bCs/>
+          <w:b/>
+        </w:rPr>
+        <w:t xml:space="preserve">voornaam en achternaam</w:t>
+      </w:r>
+      <w:r>
+        <w:t xml:space="preserve">, bijnaam,</w:t>
+      </w:r>
+      <w:r>
+        <w:t xml:space="preserve"> </w:t>
+      </w:r>
+      <w:r>
+        <w:rPr>
+          <w:bCs/>
+          <w:b/>
+        </w:rPr>
+        <w:t xml:space="preserve">bedrijf, functie en afdeling</w:t>
+      </w:r>
+      <w:r>
+        <w:t xml:space="preserve">;</w:t>
+      </w:r>
+    </w:p>
+    <w:p>
+      <w:pPr>
+        <w:numPr>
+          <w:ilvl w:val="0"/>
+          <w:numId w:val="1017"/>
+        </w:numPr>
+        <w:pStyle w:val="Compact"/>
+      </w:pPr>
+      <w:r>
+        <w:t xml:space="preserve">meerdere</w:t>
+      </w:r>
+      <w:r>
+        <w:t xml:space="preserve"> </w:t>
+      </w:r>
+      <w:r>
+        <w:rPr>
+          <w:bCs/>
+          <w:b/>
+        </w:rPr>
+        <w:t xml:space="preserve">e-mailadressen</w:t>
+      </w:r>
+      <w:r>
+        <w:t xml:space="preserve"> </w:t>
+      </w:r>
+      <w:r>
+        <w:t xml:space="preserve">en</w:t>
+      </w:r>
+      <w:r>
+        <w:t xml:space="preserve"> </w:t>
+      </w:r>
+      <w:r>
+        <w:rPr>
+          <w:bCs/>
+          <w:b/>
+        </w:rPr>
+        <w:t xml:space="preserve">telefoonnummers</w:t>
+      </w:r>
+      <w:r>
+        <w:t xml:space="preserve">, elk met een soort (privé, werk, mobiel, …);</w:t>
+      </w:r>
+    </w:p>
+    <w:p>
+      <w:pPr>
+        <w:numPr>
+          <w:ilvl w:val="0"/>
+          <w:numId w:val="1017"/>
+        </w:numPr>
+        <w:pStyle w:val="Compact"/>
+      </w:pPr>
+      <w:r>
+        <w:rPr>
+          <w:bCs/>
+          <w:b/>
+        </w:rPr>
+        <w:t xml:space="preserve">adressen</w:t>
+      </w:r>
+      <w:r>
+        <w:t xml:space="preserve"> </w:t>
+      </w:r>
+      <w:r>
+        <w:t xml:space="preserve">(met een link naar de kaart), een</w:t>
+      </w:r>
+      <w:r>
+        <w:t xml:space="preserve"> </w:t>
+      </w:r>
+      <w:r>
+        <w:rPr>
+          <w:bCs/>
+          <w:b/>
+        </w:rPr>
+        <w:t xml:space="preserve">verjaardag</w:t>
+      </w:r>
+      <w:r>
+        <w:t xml:space="preserve"> </w:t>
+      </w:r>
+      <w:r>
+        <w:t xml:space="preserve">(ook zonder jaar),</w:t>
+      </w:r>
+      <w:r>
+        <w:t xml:space="preserve"> </w:t>
+      </w:r>
+      <w:r>
+        <w:rPr>
+          <w:bCs/>
+          <w:b/>
+        </w:rPr>
+        <w:t xml:space="preserve">websites</w:t>
+      </w:r>
+      <w:r>
+        <w:t xml:space="preserve"> </w:t>
+      </w:r>
+      <w:r>
+        <w:t xml:space="preserve">en</w:t>
+      </w:r>
+      <w:r>
+        <w:t xml:space="preserve"> </w:t>
+      </w:r>
+      <w:r>
+        <w:rPr>
+          <w:bCs/>
+          <w:b/>
+        </w:rPr>
+        <w:t xml:space="preserve">notities</w:t>
+      </w:r>
+      <w:r>
+        <w:t xml:space="preserve">;</w:t>
+      </w:r>
+    </w:p>
+    <w:p>
+      <w:pPr>
+        <w:numPr>
+          <w:ilvl w:val="0"/>
+          <w:numId w:val="1017"/>
+        </w:numPr>
+        <w:pStyle w:val="Compact"/>
+      </w:pPr>
+      <w:r>
+        <w:rPr>
+          <w:bCs/>
+          <w:b/>
+        </w:rPr>
+        <w:t xml:space="preserve">groepen</w:t>
+      </w:r>
+      <w:r>
+        <w:t xml:space="preserve">, zoals Familie, Werk of Band. Klik bovenaan de lijst op een groep om alleen die contacten te zien.</w:t>
+      </w:r>
+    </w:p>
+    <w:p>
+      <w:pPr>
+        <w:pStyle w:val="FirstParagraph"/>
+      </w:pPr>
+      <w:r>
+        <w:t xml:space="preserve">Met</w:t>
+      </w:r>
+      <w:r>
+        <w:t xml:space="preserve"> </w:t>
+      </w:r>
+      <w:r>
+        <w:rPr>
+          <w:bCs/>
+          <w:b/>
+        </w:rPr>
+        <w:t xml:space="preserve">Mail sturen</w:t>
+      </w:r>
+      <w:r>
+        <w:t xml:space="preserve"> </w:t>
+      </w:r>
+      <w:r>
+        <w:t xml:space="preserve">en</w:t>
+      </w:r>
+      <w:r>
+        <w:t xml:space="preserve"> </w:t>
+      </w:r>
+      <w:r>
+        <w:rPr>
+          <w:bCs/>
+          <w:b/>
+        </w:rPr>
+        <w:t xml:space="preserve">Bellen</w:t>
+      </w:r>
+      <w:r>
+        <w:t xml:space="preserve"> </w:t>
+      </w:r>
+      <w:r>
+        <w:t xml:space="preserve">neem je direct contact op. Wie de komende week jarig is, staat bovenaan de</w:t>
+      </w:r>
+      <w:r>
+        <w:t xml:space="preserve"> </w:t>
+      </w:r>
+      <w:r>
+        <w:t xml:space="preserve">lijst onder</w:t>
+      </w:r>
+      <w:r>
+        <w:t xml:space="preserve"> </w:t>
+      </w:r>
+      <w:r>
+        <w:rPr>
+          <w:bCs/>
+          <w:b/>
+        </w:rPr>
+        <w:t xml:space="preserve">Binnenkort jarig</w:t>
+      </w:r>
+      <w:r>
+        <w:t xml:space="preserve">. Zoeken werkt op naam, adres, telefoon, bedrijf, plaats en groep.</w:t>
+      </w:r>
+    </w:p>
+    <w:p>
+      <w:pPr>
+        <w:pStyle w:val="CaptionedFigure"/>
+      </w:pPr>
+      <w:r>
+        <w:drawing>
+          <wp:inline>
+            <wp:extent cx="4751999" cy="4319999"/>
+            <wp:effectExtent b="0" l="0" r="0" t="0"/>
+            <wp:docPr descr="Een contact bewerken" title="" id="112" name="Picture"/>
+            <a:graphic>
+              <a:graphicData uri="http://schemas.openxmlformats.org/drawingml/2006/picture">
+                <pic:pic>
+                  <pic:nvPicPr>
+                    <pic:cNvPr descr="/home/claude/postvak/docs/handleiding/contact-bewerken.png" id="113" name="Picture"/>
+                    <pic:cNvPicPr>
+                      <a:picLocks noChangeArrowheads="1" noChangeAspect="1"/>
+                    </pic:cNvPicPr>
+                  </pic:nvPicPr>
+                  <pic:blipFill>
+                    <a:blip r:embed="rId111"/>
+                    <a:stretch>
+                      <a:fillRect/>
+                    </a:stretch>
+                  </pic:blipFill>
+                  <pic:spPr bwMode="auto">
+                    <a:xfrm>
+                      <a:off x="0" y="0"/>
+                      <a:ext cx="4751999" cy="4319999"/>
+                    </a:xfrm>
+                    <a:prstGeom prst="rect">
+                      <a:avLst/>
+                    </a:prstGeom>
+                    <a:noFill/>
+                    <a:ln w="9525">
+                      <a:noFill/>
+                      <a:headEnd/>
+                      <a:tailEnd/>
+                    </a:ln>
+                  </pic:spPr>
+                </pic:pic>
+              </a:graphicData>
+            </a:graphic>
+          </wp:inline>
+        </w:drawing>
+      </w:r>
+    </w:p>
+    <w:p>
+      <w:pPr>
+        <w:pStyle w:val="ImageCaption"/>
+      </w:pPr>
+      <w:r>
+        <w:t xml:space="preserve">Een contact bewerken</w:t>
+      </w:r>
+    </w:p>
+    <w:p>
+      <w:pPr>
+        <w:numPr>
+          <w:ilvl w:val="0"/>
+          <w:numId w:val="1018"/>
+        </w:numPr>
+        <w:pStyle w:val="Compact"/>
+      </w:pPr>
+      <w:r>
+        <w:rPr>
+          <w:bCs/>
+          <w:b/>
+        </w:rPr>
+        <w:t xml:space="preserve">Bewerken</w:t>
+      </w:r>
+      <w:r>
+        <w:t xml:space="preserve">: klik op</w:t>
+      </w:r>
+      <w:r>
+        <w:t xml:space="preserve"> </w:t>
+      </w:r>
+      <w:r>
+        <w:rPr>
+          <w:bCs/>
+          <w:b/>
+        </w:rPr>
+        <w:t xml:space="preserve">Bewerken</w:t>
+      </w:r>
+      <w:r>
+        <w:t xml:space="preserve"> </w:t>
+      </w:r>
+      <w:r>
+        <w:t xml:space="preserve">op de kaart. Met</w:t>
+      </w:r>
+      <w:r>
+        <w:t xml:space="preserve"> </w:t>
+      </w:r>
+      <w:r>
+        <w:rPr>
+          <w:bCs/>
+          <w:b/>
+        </w:rPr>
+        <w:t xml:space="preserve">+ E-mailadres toevoegen</w:t>
+      </w:r>
+      <w:r>
+        <w:t xml:space="preserve">,</w:t>
+      </w:r>
+      <w:r>
+        <w:t xml:space="preserve"> </w:t>
+      </w:r>
+      <w:r>
+        <w:rPr>
+          <w:bCs/>
+          <w:b/>
+        </w:rPr>
+        <w:t xml:space="preserve">+ Telefoonnummer</w:t>
+      </w:r>
+      <w:r>
+        <w:rPr>
+          <w:bCs/>
+          <w:b/>
+        </w:rPr>
+        <w:t xml:space="preserve"> </w:t>
+      </w:r>
+      <w:r>
+        <w:rPr>
+          <w:bCs/>
+          <w:b/>
+        </w:rPr>
+        <w:t xml:space="preserve">toevoegen</w:t>
+      </w:r>
+      <w:r>
+        <w:t xml:space="preserve"> </w:t>
+      </w:r>
+      <w:r>
+        <w:t xml:space="preserve">enzovoort voeg je extra regels toe; met</w:t>
+      </w:r>
+      <w:r>
+        <w:t xml:space="preserve"> </w:t>
+      </w:r>
+      <w:r>
+        <w:rPr>
+          <w:bCs/>
+          <w:b/>
+        </w:rPr>
+        <w:t xml:space="preserve">Foto toevoegen</w:t>
+      </w:r>
+      <w:r>
+        <w:t xml:space="preserve"> </w:t>
+      </w:r>
+      <w:r>
+        <w:t xml:space="preserve">kies je een foto (Postvak maakt hem</w:t>
+      </w:r>
+      <w:r>
+        <w:t xml:space="preserve"> </w:t>
+      </w:r>
+      <w:r>
+        <w:t xml:space="preserve">vierkant en klein).</w:t>
+      </w:r>
+    </w:p>
+    <w:p>
+      <w:pPr>
+        <w:numPr>
+          <w:ilvl w:val="0"/>
+          <w:numId w:val="1018"/>
+        </w:numPr>
+        <w:pStyle w:val="Compact"/>
+      </w:pPr>
+      <w:r>
+        <w:rPr>
+          <w:bCs/>
+          <w:b/>
+        </w:rPr>
+        <w:t xml:space="preserve">Importeren en exporteren</w:t>
+      </w:r>
+      <w:r>
+        <w:t xml:space="preserve"> </w:t>
+      </w:r>
+      <w:r>
+        <w:t xml:space="preserve">gaat met vCard-bestanden (.vcf), bijvoorbeeld uit Google Contacten, Outlook of je</w:t>
+      </w:r>
+      <w:r>
+        <w:t xml:space="preserve"> </w:t>
+      </w:r>
+      <w:r>
+        <w:t xml:space="preserve">telefoon. Bedrijf, adressen, verjaardag en groepen komen mee.</w:t>
+      </w:r>
+    </w:p>
+    <w:p>
+      <w:pPr>
+        <w:numPr>
+          <w:ilvl w:val="0"/>
+          <w:numId w:val="1018"/>
+        </w:numPr>
+        <w:pStyle w:val="Compact"/>
+      </w:pPr>
+      <w:r>
+        <w:rPr>
+          <w:bCs/>
+          <w:b/>
+        </w:rPr>
+        <w:t xml:space="preserve">Alle adressen</w:t>
+      </w:r>
+      <w:r>
+        <w:t xml:space="preserve"> </w:t>
+      </w:r>
+      <w:r>
+        <w:t xml:space="preserve">laat ook mensen zien die Postvak automatisch onthield toen je ze mailde.</w:t>
+      </w:r>
+    </w:p>
+    <w:p>
+      <w:pPr>
+        <w:numPr>
+          <w:ilvl w:val="0"/>
+          <w:numId w:val="1018"/>
+        </w:numPr>
+        <w:pStyle w:val="Compact"/>
+      </w:pPr>
+      <w:r>
+        <w:t xml:space="preserve">Alles, ook de foto, synchroniseert met de contacten-app op je telefoon (zie</w:t>
+      </w:r>
+      <w:r>
+        <w:t xml:space="preserve"> </w:t>
+      </w:r>
+      <w:hyperlink w:anchor="X5f59e69b1ff91eb68c8c43e26263f448c7f4cd2">
+        <w:r>
+          <w:rPr>
+            <w:rStyle w:val="Hyperlink"/>
+          </w:rPr>
+          <w:t xml:space="preserve">hoofdstuk 15</w:t>
+        </w:r>
+      </w:hyperlink>
+      <w:r>
+        <w:t xml:space="preserve">).</w:t>
+      </w:r>
+    </w:p>
+    <w:bookmarkEnd w:id="114"/>
+    <w:bookmarkStart w:id="118" w:name="X5f59e69b1ff91eb68c8c43e26263f448c7f4cd2"/>
+    <w:p>
+      <w:pPr>
+        <w:pStyle w:val="Heading1"/>
+      </w:pPr>
+      <w:r>
+        <w:t xml:space="preserve">15. Agenda, taken en contacten op je telefoon</w:t>
+      </w:r>
+    </w:p>
+    <w:p>
+      <w:pPr>
+        <w:pStyle w:val="CaptionedFigure"/>
+      </w:pPr>
+      <w:r>
+        <w:drawing>
+          <wp:inline>
+            <wp:extent cx="4751999" cy="2969999"/>
+            <wp:effectExtent b="0" l="0" r="0" t="0"/>
+            <wp:docPr descr="Synchroniseren instellen" title="" id="116" name="Picture"/>
+            <a:graphic>
+              <a:graphicData uri="http://schemas.openxmlformats.org/drawingml/2006/picture">
+                <pic:pic>
+                  <pic:nvPicPr>
+                    <pic:cNvPr descr="/home/claude/postvak/docs/handleiding/instellingen-agenda.png" id="117" name="Picture"/>
+                    <pic:cNvPicPr>
+                      <a:picLocks noChangeArrowheads="1" noChangeAspect="1"/>
+                    </pic:cNvPicPr>
+                  </pic:nvPicPr>
+                  <pic:blipFill>
+                    <a:blip r:embed="rId115"/>
                     <a:stretch>
                       <a:fillRect/>
                     </a:stretch>
@@ -4380,7 +6693,7 @@
       <w:pPr>
         <w:numPr>
           <w:ilvl w:val="0"/>
-          <w:numId w:val="1014"/>
+          <w:numId w:val="1019"/>
         </w:numPr>
         <w:pStyle w:val="Compact"/>
       </w:pPr>
@@ -4418,7 +6731,7 @@
       <w:pPr>
         <w:numPr>
           <w:ilvl w:val="0"/>
-          <w:numId w:val="1014"/>
+          <w:numId w:val="1019"/>
         </w:numPr>
         <w:pStyle w:val="Compact"/>
       </w:pPr>
@@ -4480,7 +6793,7 @@
       <w:pPr>
         <w:numPr>
           <w:ilvl w:val="0"/>
-          <w:numId w:val="1014"/>
+          <w:numId w:val="1019"/>
         </w:numPr>
         <w:pStyle w:val="Compact"/>
       </w:pPr>
@@ -4492,7 +6805,7 @@
       <w:pPr>
         <w:numPr>
           <w:ilvl w:val="0"/>
-          <w:numId w:val="1014"/>
+          <w:numId w:val="1019"/>
         </w:numPr>
         <w:pStyle w:val="Compact"/>
       </w:pPr>
@@ -4514,7 +6827,7 @@
       <w:pPr>
         <w:numPr>
           <w:ilvl w:val="1"/>
-          <w:numId w:val="1015"/>
+          <w:numId w:val="1020"/>
         </w:numPr>
         <w:pStyle w:val="Compact"/>
       </w:pPr>
@@ -4539,7 +6852,7 @@
       <w:pPr>
         <w:numPr>
           <w:ilvl w:val="1"/>
-          <w:numId w:val="1015"/>
+          <w:numId w:val="1020"/>
         </w:numPr>
         <w:pStyle w:val="Compact"/>
       </w:pPr>
@@ -4580,7 +6893,7 @@
       <w:pPr>
         <w:numPr>
           <w:ilvl w:val="1"/>
-          <w:numId w:val="1015"/>
+          <w:numId w:val="1020"/>
         </w:numPr>
         <w:pStyle w:val="Compact"/>
       </w:pPr>
@@ -4599,7 +6912,7 @@
       <w:pPr>
         <w:numPr>
           <w:ilvl w:val="1"/>
-          <w:numId w:val="1015"/>
+          <w:numId w:val="1020"/>
         </w:numPr>
         <w:pStyle w:val="Compact"/>
       </w:pPr>
@@ -4622,8 +6935,8 @@
         <w:t xml:space="preserve">De server en je gebruikersnaam staan op die pagina klaar om over te nemen.</w:t>
       </w:r>
     </w:p>
-    <w:bookmarkEnd w:id="86"/>
-    <w:bookmarkStart w:id="87" w:name="h-16-meldingen-bij-nieuwe-mail"/>
+    <w:bookmarkEnd w:id="118"/>
+    <w:bookmarkStart w:id="119" w:name="h-16-meldingen-bij-nieuwe-mail"/>
     <w:p>
       <w:pPr>
         <w:pStyle w:val="Heading1"/>
@@ -4682,7 +6995,7 @@
       <w:pPr>
         <w:numPr>
           <w:ilvl w:val="0"/>
-          <w:numId w:val="1016"/>
+          <w:numId w:val="1021"/>
         </w:numPr>
         <w:pStyle w:val="Compact"/>
       </w:pPr>
@@ -4724,7 +7037,7 @@
       <w:pPr>
         <w:numPr>
           <w:ilvl w:val="0"/>
-          <w:numId w:val="1016"/>
+          <w:numId w:val="1021"/>
         </w:numPr>
         <w:pStyle w:val="Compact"/>
       </w:pPr>
@@ -4736,7 +7049,7 @@
       <w:pPr>
         <w:numPr>
           <w:ilvl w:val="0"/>
-          <w:numId w:val="1016"/>
+          <w:numId w:val="1021"/>
         </w:numPr>
         <w:pStyle w:val="Compact"/>
       </w:pPr>
@@ -4782,8 +7095,8 @@
         <w:t xml:space="preserve">en laad de pagina opnieuw.</w:t>
       </w:r>
     </w:p>
-    <w:bookmarkEnd w:id="87"/>
-    <w:bookmarkStart w:id="97" w:name="h-17-instellingen"/>
+    <w:bookmarkEnd w:id="119"/>
+    <w:bookmarkStart w:id="129" w:name="h-17-instellingen"/>
     <w:p>
       <w:pPr>
         <w:pStyle w:val="Heading1"/>
@@ -4801,18 +7114,18 @@
           <wp:inline>
             <wp:extent cx="4751999" cy="2969999"/>
             <wp:effectExtent b="0" l="0" r="0" t="0"/>
-            <wp:docPr descr="Instellingen, tabblad Algemeen" title="" id="89" name="Picture"/>
+            <wp:docPr descr="Instellingen, tabblad Algemeen" title="" id="121" name="Picture"/>
             <a:graphic>
               <a:graphicData uri="http://schemas.openxmlformats.org/drawingml/2006/picture">
                 <pic:pic>
                   <pic:nvPicPr>
-                    <pic:cNvPr descr="/home/claude/postvak/docs/handleiding/instellingen-algemeen.png" id="90" name="Picture"/>
+                    <pic:cNvPr descr="/home/claude/postvak/docs/handleiding/instellingen-algemeen.png" id="122" name="Picture"/>
                     <pic:cNvPicPr>
                       <a:picLocks noChangeArrowheads="1" noChangeAspect="1"/>
                     </pic:cNvPicPr>
                   </pic:nvPicPr>
                   <pic:blipFill>
-                    <a:blip r:embed="rId88"/>
+                    <a:blip r:embed="rId120"/>
                     <a:stretch>
                       <a:fillRect/>
                     </a:stretch>
@@ -4933,7 +7246,7 @@
               <w:jc w:val="left"/>
             </w:pPr>
             <w:r>
-              <w:t xml:space="preserve">Taal, hoe vaak Postvak naar nieuwe mail kijkt, berichten per keer laden (telefoon/tablet en computer), Alle inboxen, gesprekken, versturen ongedaan maken, als gelezen markeren bij openen, versie en updates, uitloggen</w:t>
+              <w:t xml:space="preserve">Taal, hoe vaak Postvak naar nieuwe mail kijkt, berichten per keer laden (telefoon/tablet en computer), offline lezen, inboxtabbladen, wat er gebeurt na verwijderen of archiveren, Alle inboxen, gesprekken, versturen ongedaan maken, als gelezen markeren bij openen, versie en updates, uitloggen</w:t>
             </w:r>
           </w:p>
         </w:tc>
@@ -5083,7 +7396,7 @@
               <w:jc w:val="left"/>
             </w:pPr>
             <w:r>
-              <w:t xml:space="preserve">Agenda’s en takenlijsten, agenda’s van elders, deellinks, synchroniseren met je telefoon</w:t>
+              <w:t xml:space="preserve">Verjaardagen tonen, agenda’s en takenlijsten, agenda’s van elders, deellinks, synchroniseren met je telefoon</w:t>
             </w:r>
           </w:p>
         </w:tc>
@@ -5203,7 +7516,7 @@
               <w:jc w:val="left"/>
             </w:pPr>
             <w:r>
-              <w:t xml:space="preserve">Mailadressen toevoegen, naam, kleur en handtekening</w:t>
+              <w:t xml:space="preserve">Mailadressen toevoegen, naam, kleur en handtekeningen</w:t>
             </w:r>
           </w:p>
         </w:tc>
@@ -5248,18 +7561,18 @@
           <wp:inline>
             <wp:extent cx="2879999" cy="1799999"/>
             <wp:effectExtent b="0" l="0" r="0" t="0"/>
-            <wp:docPr descr="" title="" id="92" name="Picture"/>
+            <wp:docPr descr="" title="" id="124" name="Picture"/>
             <a:graphic>
               <a:graphicData uri="http://schemas.openxmlformats.org/drawingml/2006/picture">
                 <pic:pic>
                   <pic:nvPicPr>
-                    <pic:cNvPr descr="/home/claude/postvak/docs/handleiding/instellingen-weergave.png" id="93" name="Picture"/>
+                    <pic:cNvPr descr="/home/claude/postvak/docs/handleiding/instellingen-weergave.png" id="125" name="Picture"/>
                     <pic:cNvPicPr>
                       <a:picLocks noChangeArrowheads="1" noChangeAspect="1"/>
                     </pic:cNvPicPr>
                   </pic:nvPicPr>
                   <pic:blipFill>
-                    <a:blip r:embed="rId91"/>
+                    <a:blip r:embed="rId123"/>
                     <a:stretch>
                       <a:fillRect/>
                     </a:stretch>
@@ -5293,18 +7606,18 @@
           <wp:inline>
             <wp:extent cx="2879999" cy="1799999"/>
             <wp:effectExtent b="0" l="0" r="0" t="0"/>
-            <wp:docPr descr="" title="" id="95" name="Picture"/>
+            <wp:docPr descr="" title="" id="127" name="Picture"/>
             <a:graphic>
               <a:graphicData uri="http://schemas.openxmlformats.org/drawingml/2006/picture">
                 <pic:pic>
                   <pic:nvPicPr>
-                    <pic:cNvPr descr="/home/claude/postvak/docs/handleiding/instellingen-privacy.png" id="96" name="Picture"/>
+                    <pic:cNvPr descr="/home/claude/postvak/docs/handleiding/instellingen-privacy.png" id="128" name="Picture"/>
                     <pic:cNvPicPr>
                       <a:picLocks noChangeArrowheads="1" noChangeAspect="1"/>
                     </pic:cNvPicPr>
                   </pic:nvPicPr>
                   <pic:blipFill>
-                    <a:blip r:embed="rId94"/>
+                    <a:blip r:embed="rId126"/>
                     <a:stretch>
                       <a:fillRect/>
                     </a:stretch>
@@ -5334,8 +7647,8 @@
         <w:br/>
       </w:r>
     </w:p>
-    <w:bookmarkEnd w:id="97"/>
-    <w:bookmarkStart w:id="98" w:name="h-18-sneltoetsen"/>
+    <w:bookmarkEnd w:id="129"/>
+    <w:bookmarkStart w:id="130" w:name="h-18-sneltoetsen"/>
     <w:p>
       <w:pPr>
         <w:pStyle w:val="Heading1"/>
@@ -5844,8 +8157,8 @@
         </w:tc>
       </w:tr>
     </w:tbl>
-    <w:bookmarkEnd w:id="98"/>
-    <w:bookmarkStart w:id="99" w:name="h-19-privacy-en-veiligheid"/>
+    <w:bookmarkEnd w:id="130"/>
+    <w:bookmarkStart w:id="131" w:name="h-19-privacy-en-veiligheid"/>
     <w:p>
       <w:pPr>
         <w:pStyle w:val="Heading1"/>
@@ -5858,7 +8171,7 @@
       <w:pPr>
         <w:numPr>
           <w:ilvl w:val="0"/>
-          <w:numId w:val="1017"/>
+          <w:numId w:val="1022"/>
         </w:numPr>
         <w:pStyle w:val="Compact"/>
       </w:pPr>
@@ -5876,7 +8189,7 @@
       <w:pPr>
         <w:numPr>
           <w:ilvl w:val="0"/>
-          <w:numId w:val="1017"/>
+          <w:numId w:val="1022"/>
         </w:numPr>
         <w:pStyle w:val="Compact"/>
       </w:pPr>
@@ -5888,7 +8201,7 @@
       <w:pPr>
         <w:numPr>
           <w:ilvl w:val="0"/>
-          <w:numId w:val="1017"/>
+          <w:numId w:val="1022"/>
         </w:numPr>
         <w:pStyle w:val="Compact"/>
       </w:pPr>
@@ -5906,7 +8219,7 @@
       <w:pPr>
         <w:numPr>
           <w:ilvl w:val="0"/>
-          <w:numId w:val="1017"/>
+          <w:numId w:val="1022"/>
         </w:numPr>
         <w:pStyle w:val="Compact"/>
       </w:pPr>
@@ -5918,7 +8231,7 @@
       <w:pPr>
         <w:numPr>
           <w:ilvl w:val="0"/>
-          <w:numId w:val="1017"/>
+          <w:numId w:val="1022"/>
         </w:numPr>
         <w:pStyle w:val="Compact"/>
       </w:pPr>
@@ -5946,7 +8259,7 @@
       <w:pPr>
         <w:numPr>
           <w:ilvl w:val="0"/>
-          <w:numId w:val="1017"/>
+          <w:numId w:val="1022"/>
         </w:numPr>
         <w:pStyle w:val="Compact"/>
       </w:pPr>
@@ -5960,8 +8273,8 @@
         <w:t xml:space="preserve">je browser (Apple, Google of Mozilla), versleuteld.</w:t>
       </w:r>
     </w:p>
-    <w:bookmarkEnd w:id="99"/>
-    <w:bookmarkStart w:id="101" w:name="h-20-voor-de-beheerder"/>
+    <w:bookmarkEnd w:id="131"/>
+    <w:bookmarkStart w:id="133" w:name="h-20-voor-de-beheerder"/>
     <w:p>
       <w:pPr>
         <w:pStyle w:val="Heading1"/>
@@ -6025,7 +8338,7 @@
       <w:pPr>
         <w:numPr>
           <w:ilvl w:val="0"/>
-          <w:numId w:val="1018"/>
+          <w:numId w:val="1023"/>
         </w:numPr>
         <w:pStyle w:val="Compact"/>
       </w:pPr>
@@ -6044,7 +8357,7 @@
       <w:pPr>
         <w:numPr>
           <w:ilvl w:val="0"/>
-          <w:numId w:val="1018"/>
+          <w:numId w:val="1023"/>
         </w:numPr>
         <w:pStyle w:val="Compact"/>
       </w:pPr>
@@ -6063,7 +8376,7 @@
       <w:pPr>
         <w:numPr>
           <w:ilvl w:val="0"/>
-          <w:numId w:val="1018"/>
+          <w:numId w:val="1023"/>
         </w:numPr>
         <w:pStyle w:val="Compact"/>
       </w:pPr>
@@ -6082,7 +8395,7 @@
       <w:pPr>
         <w:numPr>
           <w:ilvl w:val="0"/>
-          <w:numId w:val="1018"/>
+          <w:numId w:val="1023"/>
         </w:numPr>
         <w:pStyle w:val="Compact"/>
       </w:pPr>
@@ -6168,7 +8481,7 @@
       <w:r>
         <w:t xml:space="preserve"> </w:t>
       </w:r>
-      <w:hyperlink r:id="rId100">
+      <w:hyperlink r:id="rId132">
         <w:r>
           <w:rPr>
             <w:rStyle w:val="Hyperlink"/>
@@ -6180,8 +8493,8 @@
         <w:t xml:space="preserve">.</w:t>
       </w:r>
     </w:p>
-    <w:bookmarkEnd w:id="101"/>
-    <w:bookmarkStart w:id="104" w:name="h-21-vragen-en-problemen"/>
+    <w:bookmarkEnd w:id="133"/>
+    <w:bookmarkStart w:id="136" w:name="h-21-vragen-en-problemen"/>
     <w:p>
       <w:pPr>
         <w:pStyle w:val="Heading1"/>
@@ -6292,6 +8605,77 @@
       </w:r>
       <w:r>
         <w:t xml:space="preserve">staat er een waarschuwing over de achtergrondtaak, waarschuw dan je beheerder.</w:t>
+      </w:r>
+    </w:p>
+    <w:p>
+      <w:pPr>
+        <w:pStyle w:val="BodyText"/>
+      </w:pPr>
+      <w:r>
+        <w:rPr>
+          <w:bCs/>
+          <w:b/>
+        </w:rPr>
+        <w:t xml:space="preserve">Mijn mailbox is (bijna) vol.</w:t>
+      </w:r>
+      <w:r>
+        <w:t xml:space="preserve"> </w:t>
+      </w:r>
+      <w:r>
+        <w:t xml:space="preserve">Kijk links onderaan hoeveel ruimte je gebruikt. Leeg de prullenbak en spam, en zoek onder</w:t>
+      </w:r>
+      <w:r>
+        <w:t xml:space="preserve"> </w:t>
+      </w:r>
+      <w:r>
+        <w:rPr>
+          <w:bCs/>
+          <w:b/>
+        </w:rPr>
+        <w:t xml:space="preserve">Bijlagen</w:t>
+      </w:r>
+      <w:r>
+        <w:t xml:space="preserve"> </w:t>
+      </w:r>
+      <w:r>
+        <w:t xml:space="preserve">naar grote</w:t>
+      </w:r>
+      <w:r>
+        <w:t xml:space="preserve"> </w:t>
+      </w:r>
+      <w:r>
+        <w:t xml:space="preserve">bestanden die je niet meer nodig hebt. Meer ruimte nodig? Dat regelt je beheerder of hostingpartij.</w:t>
+      </w:r>
+    </w:p>
+    <w:p>
+      <w:pPr>
+        <w:pStyle w:val="BodyText"/>
+      </w:pPr>
+      <w:r>
+        <w:rPr>
+          <w:bCs/>
+          <w:b/>
+        </w:rPr>
+        <w:t xml:space="preserve">Een nieuwsbrief blijft komen, ook na uitschrijven.</w:t>
+      </w:r>
+      <w:r>
+        <w:t xml:space="preserve"> </w:t>
+      </w:r>
+      <w:r>
+        <w:t xml:space="preserve">Afmelden kan bij sommige afzenders een paar dagen duren. Blijft het komen, kies dan</w:t>
+      </w:r>
+      <w:r>
+        <w:t xml:space="preserve"> </w:t>
+      </w:r>
+      <w:r>
+        <w:rPr>
+          <w:bCs/>
+          <w:b/>
+        </w:rPr>
+        <w:t xml:space="preserve">⋮ → Afzender blokkeren</w:t>
+      </w:r>
+      <w:r>
+        <w:t xml:space="preserve">.</w:t>
       </w:r>
     </w:p>
     <w:p>
@@ -6388,7 +8772,7 @@
       <w:r>
         <w:t xml:space="preserve"> </w:t>
       </w:r>
-      <w:hyperlink r:id="rId102">
+      <w:hyperlink r:id="rId134">
         <w:r>
           <w:rPr>
             <w:rStyle w:val="Hyperlink"/>
@@ -6423,7 +8807,7 @@
       <w:r>
         <w:t xml:space="preserve"> </w:t>
       </w:r>
-      <w:hyperlink r:id="rId103">
+      <w:hyperlink r:id="rId135">
         <w:r>
           <w:rPr>
             <w:rStyle w:val="Hyperlink"/>
@@ -6456,7 +8840,7 @@
         <w:t xml:space="preserve">.</w:t>
       </w:r>
     </w:p>
-    <w:bookmarkEnd w:id="104"/>
+    <w:bookmarkEnd w:id="136"/>
     <w:sectPr>
       <w:footerReference r:id="rId9" w:type="default"/>
       <w:pgSz w:h="16838" w:w="11906"/>
@@ -6487,7 +8871,7 @@
         <w:color w:val="677385"/>
         <w:sz w:val="17"/>
       </w:rPr>
-      <w:t xml:space="preserve">Handleiding Postvak 1.6.4 · PeopleDisplay</w:t>
+      <w:t xml:space="preserve">Handleiding Postvak 1.7.0 · PeopleDisplay</w:t>
     </w:r>
     <w:r>
       <w:rPr>
@@ -6879,34 +9263,7 @@
     <w:abstractNumId w:val="991"/>
   </w:num>
   <w:num w:numId="1010">
-    <w:abstractNumId w:val="99411"/>
-    <w:lvlOverride w:ilvl="0">
-      <w:startOverride w:val="1"/>
-    </w:lvlOverride>
-    <w:lvlOverride w:ilvl="1">
-      <w:startOverride w:val="1"/>
-    </w:lvlOverride>
-    <w:lvlOverride w:ilvl="2">
-      <w:startOverride w:val="1"/>
-    </w:lvlOverride>
-    <w:lvlOverride w:ilvl="3">
-      <w:startOverride w:val="1"/>
-    </w:lvlOverride>
-    <w:lvlOverride w:ilvl="4">
-      <w:startOverride w:val="1"/>
-    </w:lvlOverride>
-    <w:lvlOverride w:ilvl="5">
-      <w:startOverride w:val="1"/>
-    </w:lvlOverride>
-    <w:lvlOverride w:ilvl="6">
-      <w:startOverride w:val="1"/>
-    </w:lvlOverride>
-    <w:lvlOverride w:ilvl="7">
-      <w:startOverride w:val="1"/>
-    </w:lvlOverride>
-    <w:lvlOverride w:ilvl="8">
-      <w:startOverride w:val="1"/>
-    </w:lvlOverride>
+    <w:abstractNumId w:val="991"/>
   </w:num>
   <w:num w:numId="1011">
     <w:abstractNumId w:val="991"/>
@@ -6957,6 +9314,48 @@
     <w:abstractNumId w:val="991"/>
   </w:num>
   <w:num w:numId="1018">
+    <w:abstractNumId w:val="991"/>
+  </w:num>
+  <w:num w:numId="1019">
+    <w:abstractNumId w:val="99411"/>
+    <w:lvlOverride w:ilvl="0">
+      <w:startOverride w:val="1"/>
+    </w:lvlOverride>
+    <w:lvlOverride w:ilvl="1">
+      <w:startOverride w:val="1"/>
+    </w:lvlOverride>
+    <w:lvlOverride w:ilvl="2">
+      <w:startOverride w:val="1"/>
+    </w:lvlOverride>
+    <w:lvlOverride w:ilvl="3">
+      <w:startOverride w:val="1"/>
+    </w:lvlOverride>
+    <w:lvlOverride w:ilvl="4">
+      <w:startOverride w:val="1"/>
+    </w:lvlOverride>
+    <w:lvlOverride w:ilvl="5">
+      <w:startOverride w:val="1"/>
+    </w:lvlOverride>
+    <w:lvlOverride w:ilvl="6">
+      <w:startOverride w:val="1"/>
+    </w:lvlOverride>
+    <w:lvlOverride w:ilvl="7">
+      <w:startOverride w:val="1"/>
+    </w:lvlOverride>
+    <w:lvlOverride w:ilvl="8">
+      <w:startOverride w:val="1"/>
+    </w:lvlOverride>
+  </w:num>
+  <w:num w:numId="1020">
+    <w:abstractNumId w:val="991"/>
+  </w:num>
+  <w:num w:numId="1021">
+    <w:abstractNumId w:val="991"/>
+  </w:num>
+  <w:num w:numId="1022">
+    <w:abstractNumId w:val="991"/>
+  </w:num>
+  <w:num w:numId="1023">
     <w:abstractNumId w:val="991"/>
   </w:num>
 </w:numbering>

--- a/docs/manual/Handleiding-Postvak.docx
+++ b/docs/manual/Handleiding-Postvak.docx
@@ -70,7 +70,7 @@
         <w:pStyle w:val="Author"/>
       </w:pPr>
       <w:r>
-        <w:t xml:space="preserve">Versie 1.7.0 · oktober 2026 · PeopleDisplay</w:t>
+        <w:t xml:space="preserve">Versie 1.8.1 · oktober 2026 · PeopleDisplay</w:t>
       </w:r>
     </w:p>
     <w:p>
@@ -1273,7 +1273,7 @@
       </w:r>
     </w:p>
     <w:bookmarkEnd w:id="41"/>
-    <w:bookmarkStart w:id="46" w:name="h-3-het-scherm"/>
+    <w:bookmarkStart w:id="52" w:name="h-3-het-scherm"/>
     <w:p>
       <w:pPr>
         <w:pStyle w:val="Heading1"/>
@@ -1598,7 +1598,7 @@
         <w:t xml:space="preserve">door; dan zie je de balk niet.</w:t>
       </w:r>
     </w:p>
-    <w:bookmarkStart w:id="45" w:name="h-inboxtabbladen"/>
+    <w:bookmarkStart w:id="51" w:name="h-inboxtabbladen"/>
     <w:p>
       <w:pPr>
         <w:pStyle w:val="Heading2"/>
@@ -1792,117 +1792,63 @@
         <w:t xml:space="preserve">Postvak in de hele inbox.</w:t>
       </w:r>
     </w:p>
-    <w:bookmarkEnd w:id="45"/>
-    <w:bookmarkEnd w:id="46"/>
-    <w:bookmarkStart w:id="62" w:name="h-4-mail-lezen"/>
-    <w:p>
-      <w:pPr>
-        <w:pStyle w:val="Heading1"/>
-      </w:pPr>
-      <w:r>
-        <w:t xml:space="preserve">4. Mail lezen</w:t>
-      </w:r>
-    </w:p>
-    <w:p>
-      <w:pPr>
-        <w:pStyle w:val="FirstParagraph"/>
-      </w:pPr>
-      <w:r>
-        <w:t xml:space="preserve">Klik of tik op een bericht om het te openen. Bovenaan staan de knoppen om het te archiveren, verwijderen,</w:t>
-      </w:r>
-      <w:r>
-        <w:t xml:space="preserve"> </w:t>
-      </w:r>
-      <w:r>
-        <w:t xml:space="preserve">als spam te markeren, te snoozen, te verplaatsen, er een taak van te maken, labels te geven, als ongelezen te</w:t>
-      </w:r>
-      <w:r>
-        <w:t xml:space="preserve"> </w:t>
-      </w:r>
-      <w:r>
-        <w:t xml:space="preserve">markeren of een ster te geven.</w:t>
-      </w:r>
-    </w:p>
     <w:p>
       <w:pPr>
         <w:pStyle w:val="BodyText"/>
       </w:pPr>
       <w:r>
-        <w:t xml:space="preserve">Op een</w:t>
-      </w:r>
-      <w:r>
-        <w:t xml:space="preserve"> </w:t>
-      </w:r>
-      <w:r>
-        <w:rPr>
-          <w:bCs/>
-          <w:b/>
-        </w:rPr>
-        <w:t xml:space="preserve">telefoon</w:t>
-      </w:r>
-      <w:r>
-        <w:t xml:space="preserve"> </w:t>
-      </w:r>
-      <w:r>
-        <w:t xml:space="preserve">staan bovenaan alleen de drie meest gebruikte knoppen, extra groot:</w:t>
-      </w:r>
-      <w:r>
-        <w:t xml:space="preserve"> </w:t>
-      </w:r>
-      <w:r>
-        <w:rPr>
-          <w:bCs/>
-          <w:b/>
-        </w:rPr>
-        <w:t xml:space="preserve">archiveren</w:t>
-      </w:r>
-      <w:r>
-        <w:t xml:space="preserve">,</w:t>
-      </w:r>
-      <w:r>
-        <w:t xml:space="preserve"> </w:t>
-      </w:r>
-      <w:r>
-        <w:rPr>
-          <w:bCs/>
-          <w:b/>
-        </w:rPr>
-        <w:t xml:space="preserve">verwijderen</w:t>
-      </w:r>
-      <w:r>
-        <w:t xml:space="preserve"> </w:t>
-      </w:r>
-      <w:r>
-        <w:t xml:space="preserve">en</w:t>
-      </w:r>
-      <w:r>
-        <w:t xml:space="preserve"> </w:t>
-      </w:r>
-      <w:r>
-        <w:rPr>
-          <w:bCs/>
-          <w:b/>
-        </w:rPr>
-        <w:t xml:space="preserve">ongelezen</w:t>
-      </w:r>
-      <w:r>
-        <w:t xml:space="preserve">. Alle andere acties zitten onder</w:t>
-      </w:r>
-      <w:r>
-        <w:t xml:space="preserve"> </w:t>
-      </w:r>
-      <w:r>
-        <w:rPr>
-          <w:bCs/>
-          <w:b/>
-        </w:rPr>
-        <w:t xml:space="preserve">⋮</w:t>
-      </w:r>
-      <w:r>
-        <w:t xml:space="preserve"> </w:t>
-      </w:r>
-      <w:r>
-        <w:t xml:space="preserve">(meer acties), zoals in Gmail.</w:t>
+        <w:rPr>
+          <w:bCs/>
+          <w:b/>
+        </w:rPr>
+        <w:t xml:space="preserve">Kiezen welke tabbladen je ziet</w:t>
+      </w:r>
+      <w:r>
+        <w:t xml:space="preserve">: onder de optie Inboxtabbladen vink je aan welke tabbladen je wilt, net als in</w:t>
+      </w:r>
+      <w:r>
+        <w:t xml:space="preserve"> </w:t>
+      </w:r>
+      <w:r>
+        <w:t xml:space="preserve">Gmail.</w:t>
+      </w:r>
+      <w:r>
+        <w:t xml:space="preserve"> </w:t>
+      </w:r>
+      <w:r>
+        <w:rPr>
+          <w:bCs/>
+          <w:b/>
+        </w:rPr>
+        <w:t xml:space="preserve">Primair</w:t>
+      </w:r>
+      <w:r>
+        <w:t xml:space="preserve"> </w:t>
+      </w:r>
+      <w:r>
+        <w:t xml:space="preserve">staat altijd aan. Zet je bijvoorbeeld</w:t>
+      </w:r>
+      <w:r>
+        <w:t xml:space="preserve"> </w:t>
+      </w:r>
+      <w:r>
+        <w:rPr>
+          <w:bCs/>
+          <w:b/>
+        </w:rPr>
+        <w:t xml:space="preserve">Sociaal</w:t>
+      </w:r>
+      <w:r>
+        <w:t xml:space="preserve"> </w:t>
+      </w:r>
+      <w:r>
+        <w:t xml:space="preserve">uit, dan komen meldingen van Facebook en</w:t>
+      </w:r>
+      <w:r>
+        <w:t xml:space="preserve"> </w:t>
+      </w:r>
+      <w:r>
+        <w:t xml:space="preserve">LinkedIn gewoon in Primair.</w:t>
       </w:r>
     </w:p>
     <w:p>
@@ -1912,20 +1858,363 @@
       <w:r>
         <w:drawing>
           <wp:inline>
-            <wp:extent cx="2231999" cy="4830276"/>
+            <wp:extent cx="4139999" cy="912093"/>
             <wp:effectExtent b="0" l="0" r="0" t="0"/>
-            <wp:docPr descr="Het menu met meer acties op de telefoon" title="" id="48" name="Picture"/>
+            <wp:docPr descr="Kiezen welke inboxtabbladen je ziet" title="" id="46" name="Picture"/>
             <a:graphic>
               <a:graphicData uri="http://schemas.openxmlformats.org/drawingml/2006/picture">
                 <pic:pic>
                   <pic:nvPicPr>
-                    <pic:cNvPr descr="/home/claude/postvak/docs/handleiding/telefoon-menu-bericht.png" id="49" name="Picture"/>
+                    <pic:cNvPr descr="/home/claude/postvak/docs/handleiding/tabbladen-kiezen.png" id="47" name="Picture"/>
                     <pic:cNvPicPr>
                       <a:picLocks noChangeArrowheads="1" noChangeAspect="1"/>
                     </pic:cNvPicPr>
                   </pic:nvPicPr>
                   <pic:blipFill>
-                    <a:blip r:embed="rId47"/>
+                    <a:blip r:embed="rId45"/>
+                    <a:stretch>
+                      <a:fillRect/>
+                    </a:stretch>
+                  </pic:blipFill>
+                  <pic:spPr bwMode="auto">
+                    <a:xfrm>
+                      <a:off x="0" y="0"/>
+                      <a:ext cx="4139999" cy="912093"/>
+                    </a:xfrm>
+                    <a:prstGeom prst="rect">
+                      <a:avLst/>
+                    </a:prstGeom>
+                    <a:noFill/>
+                    <a:ln w="9525">
+                      <a:noFill/>
+                      <a:headEnd/>
+                      <a:tailEnd/>
+                    </a:ln>
+                  </pic:spPr>
+                </pic:pic>
+              </a:graphicData>
+            </a:graphic>
+          </wp:inline>
+        </w:drawing>
+      </w:r>
+    </w:p>
+    <w:p>
+      <w:pPr>
+        <w:pStyle w:val="ImageCaption"/>
+      </w:pPr>
+      <w:r>
+        <w:t xml:space="preserve">Kiezen welke inboxtabbladen je ziet</w:t>
+      </w:r>
+    </w:p>
+    <w:p>
+      <w:pPr>
+        <w:pStyle w:val="BodyText"/>
+      </w:pPr>
+      <w:r>
+        <w:rPr>
+          <w:bCs/>
+          <w:b/>
+        </w:rPr>
+        <w:t xml:space="preserve">Een bericht naar een ander tabblad verplaatsen</w:t>
+      </w:r>
+      <w:r>
+        <w:t xml:space="preserve">: staat een bericht in het verkeerde tabblad, bijvoorbeeld een</w:t>
+      </w:r>
+      <w:r>
+        <w:t xml:space="preserve"> </w:t>
+      </w:r>
+      <w:r>
+        <w:t xml:space="preserve">mail van je sportclub in Reclame? Klik met de rechtermuisknop op het bericht (of kies in het geopende bericht</w:t>
+      </w:r>
+      <w:r>
+        <w:t xml:space="preserve"> </w:t>
+      </w:r>
+      <w:r>
+        <w:rPr>
+          <w:bCs/>
+          <w:b/>
+        </w:rPr>
+        <w:t xml:space="preserve">⋮</w:t>
+      </w:r>
+      <w:r>
+        <w:t xml:space="preserve">) →</w:t>
+      </w:r>
+      <w:r>
+        <w:t xml:space="preserve"> </w:t>
+      </w:r>
+      <w:r>
+        <w:rPr>
+          <w:bCs/>
+          <w:b/>
+        </w:rPr>
+        <w:t xml:space="preserve">Naar ander tabblad</w:t>
+      </w:r>
+      <w:r>
+        <w:t xml:space="preserve"> </w:t>
+      </w:r>
+      <w:r>
+        <w:t xml:space="preserve">en kies het juiste tabblad. Postvak onthoudt dat voor die afzender: zijn berichten</w:t>
+      </w:r>
+      <w:r>
+        <w:t xml:space="preserve"> </w:t>
+      </w:r>
+      <w:r>
+        <w:t xml:space="preserve">die al in je inbox staan verhuizen mee, en nieuwe mail van dat adres komt voortaan meteen in dat tabblad. Met</w:t>
+      </w:r>
+      <w:r>
+        <w:t xml:space="preserve"> </w:t>
+      </w:r>
+      <w:r>
+        <w:rPr>
+          <w:bCs/>
+          <w:b/>
+        </w:rPr>
+        <w:t xml:space="preserve">Ongedaan maken</w:t>
+      </w:r>
+      <w:r>
+        <w:t xml:space="preserve"> </w:t>
+      </w:r>
+      <w:r>
+        <w:t xml:space="preserve">in de melding draai je het meteen terug.</w:t>
+      </w:r>
+    </w:p>
+    <w:p>
+      <w:pPr>
+        <w:pStyle w:val="CaptionedFigure"/>
+      </w:pPr>
+      <w:r>
+        <w:drawing>
+          <wp:inline>
+            <wp:extent cx="3851999" cy="1895331"/>
+            <wp:effectExtent b="0" l="0" r="0" t="0"/>
+            <wp:docPr descr="Een bericht naar een ander tabblad verplaatsen" title="" id="49" name="Picture"/>
+            <a:graphic>
+              <a:graphicData uri="http://schemas.openxmlformats.org/drawingml/2006/picture">
+                <pic:pic>
+                  <pic:nvPicPr>
+                    <pic:cNvPr descr="/home/claude/postvak/docs/handleiding/naar-tabblad.png" id="50" name="Picture"/>
+                    <pic:cNvPicPr>
+                      <a:picLocks noChangeArrowheads="1" noChangeAspect="1"/>
+                    </pic:cNvPicPr>
+                  </pic:nvPicPr>
+                  <pic:blipFill>
+                    <a:blip r:embed="rId48"/>
+                    <a:stretch>
+                      <a:fillRect/>
+                    </a:stretch>
+                  </pic:blipFill>
+                  <pic:spPr bwMode="auto">
+                    <a:xfrm>
+                      <a:off x="0" y="0"/>
+                      <a:ext cx="3851999" cy="1895331"/>
+                    </a:xfrm>
+                    <a:prstGeom prst="rect">
+                      <a:avLst/>
+                    </a:prstGeom>
+                    <a:noFill/>
+                    <a:ln w="9525">
+                      <a:noFill/>
+                      <a:headEnd/>
+                      <a:tailEnd/>
+                    </a:ln>
+                  </pic:spPr>
+                </pic:pic>
+              </a:graphicData>
+            </a:graphic>
+          </wp:inline>
+        </w:drawing>
+      </w:r>
+    </w:p>
+    <w:p>
+      <w:pPr>
+        <w:pStyle w:val="ImageCaption"/>
+      </w:pPr>
+      <w:r>
+        <w:t xml:space="preserve">Een bericht naar een ander tabblad verplaatsen</w:t>
+      </w:r>
+    </w:p>
+    <w:p>
+      <w:pPr>
+        <w:pStyle w:val="BodyText"/>
+      </w:pPr>
+      <w:r>
+        <w:t xml:space="preserve">Welke afzenders je zelf hebt ingedeeld, zie je onder</w:t>
+      </w:r>
+      <w:r>
+        <w:t xml:space="preserve"> </w:t>
+      </w:r>
+      <w:r>
+        <w:rPr>
+          <w:bCs/>
+          <w:b/>
+        </w:rPr>
+        <w:t xml:space="preserve">Instellingen → Algemeen</w:t>
+      </w:r>
+      <w:r>
+        <w:t xml:space="preserve">, onder</w:t>
+      </w:r>
+      <w:r>
+        <w:t xml:space="preserve"> </w:t>
+      </w:r>
+      <w:r>
+        <w:rPr>
+          <w:bCs/>
+          <w:b/>
+        </w:rPr>
+        <w:t xml:space="preserve">Zelf ingedeelde</w:t>
+      </w:r>
+      <w:r>
+        <w:rPr>
+          <w:bCs/>
+          <w:b/>
+        </w:rPr>
+        <w:t xml:space="preserve"> </w:t>
+      </w:r>
+      <w:r>
+        <w:rPr>
+          <w:bCs/>
+          <w:b/>
+        </w:rPr>
+        <w:t xml:space="preserve">afzenders</w:t>
+      </w:r>
+      <w:r>
+        <w:t xml:space="preserve">. Klik daar op het kruisje om een afzender weer automatisch te laten indelen.</w:t>
+      </w:r>
+    </w:p>
+    <w:bookmarkEnd w:id="51"/>
+    <w:bookmarkEnd w:id="52"/>
+    <w:bookmarkStart w:id="68" w:name="h-4-mail-lezen"/>
+    <w:p>
+      <w:pPr>
+        <w:pStyle w:val="Heading1"/>
+      </w:pPr>
+      <w:r>
+        <w:t xml:space="preserve">4. Mail lezen</w:t>
+      </w:r>
+    </w:p>
+    <w:p>
+      <w:pPr>
+        <w:pStyle w:val="FirstParagraph"/>
+      </w:pPr>
+      <w:r>
+        <w:t xml:space="preserve">Klik of tik op een bericht om het te openen. Bovenaan staan de knoppen om het te archiveren, verwijderen,</w:t>
+      </w:r>
+      <w:r>
+        <w:t xml:space="preserve"> </w:t>
+      </w:r>
+      <w:r>
+        <w:t xml:space="preserve">als spam te markeren, te snoozen, te verplaatsen, er een taak van te maken, labels te geven, als ongelezen te</w:t>
+      </w:r>
+      <w:r>
+        <w:t xml:space="preserve"> </w:t>
+      </w:r>
+      <w:r>
+        <w:t xml:space="preserve">markeren of een ster te geven.</w:t>
+      </w:r>
+    </w:p>
+    <w:p>
+      <w:pPr>
+        <w:pStyle w:val="BodyText"/>
+      </w:pPr>
+      <w:r>
+        <w:t xml:space="preserve">Op een</w:t>
+      </w:r>
+      <w:r>
+        <w:t xml:space="preserve"> </w:t>
+      </w:r>
+      <w:r>
+        <w:rPr>
+          <w:bCs/>
+          <w:b/>
+        </w:rPr>
+        <w:t xml:space="preserve">telefoon</w:t>
+      </w:r>
+      <w:r>
+        <w:t xml:space="preserve"> </w:t>
+      </w:r>
+      <w:r>
+        <w:t xml:space="preserve">staan bovenaan alleen de drie meest gebruikte knoppen, extra groot:</w:t>
+      </w:r>
+      <w:r>
+        <w:t xml:space="preserve"> </w:t>
+      </w:r>
+      <w:r>
+        <w:rPr>
+          <w:bCs/>
+          <w:b/>
+        </w:rPr>
+        <w:t xml:space="preserve">archiveren</w:t>
+      </w:r>
+      <w:r>
+        <w:t xml:space="preserve">,</w:t>
+      </w:r>
+      <w:r>
+        <w:t xml:space="preserve"> </w:t>
+      </w:r>
+      <w:r>
+        <w:rPr>
+          <w:bCs/>
+          <w:b/>
+        </w:rPr>
+        <w:t xml:space="preserve">verwijderen</w:t>
+      </w:r>
+      <w:r>
+        <w:t xml:space="preserve"> </w:t>
+      </w:r>
+      <w:r>
+        <w:t xml:space="preserve">en</w:t>
+      </w:r>
+      <w:r>
+        <w:t xml:space="preserve"> </w:t>
+      </w:r>
+      <w:r>
+        <w:rPr>
+          <w:bCs/>
+          <w:b/>
+        </w:rPr>
+        <w:t xml:space="preserve">ongelezen</w:t>
+      </w:r>
+      <w:r>
+        <w:t xml:space="preserve">. Alle andere acties zitten onder</w:t>
+      </w:r>
+      <w:r>
+        <w:t xml:space="preserve"> </w:t>
+      </w:r>
+      <w:r>
+        <w:rPr>
+          <w:bCs/>
+          <w:b/>
+        </w:rPr>
+        <w:t xml:space="preserve">⋮</w:t>
+      </w:r>
+      <w:r>
+        <w:t xml:space="preserve"> </w:t>
+      </w:r>
+      <w:r>
+        <w:t xml:space="preserve">(meer acties), zoals in Gmail.</w:t>
+      </w:r>
+    </w:p>
+    <w:p>
+      <w:pPr>
+        <w:pStyle w:val="CaptionedFigure"/>
+      </w:pPr>
+      <w:r>
+        <w:drawing>
+          <wp:inline>
+            <wp:extent cx="2231999" cy="4830276"/>
+            <wp:effectExtent b="0" l="0" r="0" t="0"/>
+            <wp:docPr descr="Het menu met meer acties op de telefoon" title="" id="54" name="Picture"/>
+            <a:graphic>
+              <a:graphicData uri="http://schemas.openxmlformats.org/drawingml/2006/picture">
+                <pic:pic>
+                  <pic:nvPicPr>
+                    <pic:cNvPr descr="/home/claude/postvak/docs/handleiding/telefoon-menu-bericht.png" id="55" name="Picture"/>
+                    <pic:cNvPicPr>
+                      <a:picLocks noChangeArrowheads="1" noChangeAspect="1"/>
+                    </pic:cNvPicPr>
+                  </pic:nvPicPr>
+                  <pic:blipFill>
+                    <a:blip r:embed="rId53"/>
                     <a:stretch>
                       <a:fillRect/>
                     </a:stretch>
@@ -2283,7 +2572,7 @@
         <w:t xml:space="preserve">beheerder of een helpdesk te sturen.</w:t>
       </w:r>
     </w:p>
-    <w:bookmarkStart w:id="53" w:name="h-waarschuwing-bij-verdachte-mail"/>
+    <w:bookmarkStart w:id="59" w:name="h-waarschuwing-bij-verdachte-mail"/>
     <w:p>
       <w:pPr>
         <w:pStyle w:val="Heading2"/>
@@ -2301,18 +2590,18 @@
           <wp:inline>
             <wp:extent cx="4139999" cy="2587499"/>
             <wp:effectExtent b="0" l="0" r="0" t="0"/>
-            <wp:docPr descr="Een gele waarschuwing boven een bericht" title="" id="51" name="Picture"/>
+            <wp:docPr descr="Een gele waarschuwing boven een bericht" title="" id="57" name="Picture"/>
             <a:graphic>
               <a:graphicData uri="http://schemas.openxmlformats.org/drawingml/2006/picture">
                 <pic:pic>
                   <pic:nvPicPr>
-                    <pic:cNvPr descr="/home/claude/postvak/docs/handleiding/waarschuwing.png" id="52" name="Picture"/>
+                    <pic:cNvPr descr="/home/claude/postvak/docs/handleiding/waarschuwing.png" id="58" name="Picture"/>
                     <pic:cNvPicPr>
                       <a:picLocks noChangeArrowheads="1" noChangeAspect="1"/>
                     </pic:cNvPicPr>
                   </pic:nvPicPr>
                   <pic:blipFill>
-                    <a:blip r:embed="rId50"/>
+                    <a:blip r:embed="rId56"/>
                     <a:stretch>
                       <a:fillRect/>
                     </a:stretch>
@@ -2447,8 +2736,8 @@
         <w:t xml:space="preserve">Twijfel je? Neem dan contact op met de afzender via een adres of telefoonnummer dat je zelf al had.</w:t>
       </w:r>
     </w:p>
-    <w:bookmarkEnd w:id="53"/>
-    <w:bookmarkStart w:id="57" w:name="h-uitschrijven-van-nieuwsbrieven"/>
+    <w:bookmarkEnd w:id="59"/>
+    <w:bookmarkStart w:id="63" w:name="h-uitschrijven-van-nieuwsbrieven"/>
     <w:p>
       <w:pPr>
         <w:pStyle w:val="Heading2"/>
@@ -2466,18 +2755,18 @@
           <wp:inline>
             <wp:extent cx="4139999" cy="2587499"/>
             <wp:effectExtent b="0" l="0" r="0" t="0"/>
-            <wp:docPr descr="De knop Uitschrijven bij een nieuwsbrief" title="" id="55" name="Picture"/>
+            <wp:docPr descr="De knop Uitschrijven bij een nieuwsbrief" title="" id="61" name="Picture"/>
             <a:graphic>
               <a:graphicData uri="http://schemas.openxmlformats.org/drawingml/2006/picture">
                 <pic:pic>
                   <pic:nvPicPr>
-                    <pic:cNvPr descr="/home/claude/postvak/docs/handleiding/uitschrijven.png" id="56" name="Picture"/>
+                    <pic:cNvPr descr="/home/claude/postvak/docs/handleiding/uitschrijven.png" id="62" name="Picture"/>
                     <pic:cNvPicPr>
                       <a:picLocks noChangeArrowheads="1" noChangeAspect="1"/>
                     </pic:cNvPicPr>
                   </pic:nvPicPr>
                   <pic:blipFill>
-                    <a:blip r:embed="rId54"/>
+                    <a:blip r:embed="rId60"/>
                     <a:stretch>
                       <a:fillRect/>
                     </a:stretch>
@@ -2545,8 +2834,8 @@
         <w:t xml:space="preserve">afmeldpagina van de afzender in een nieuw tabblad.</w:t>
       </w:r>
     </w:p>
-    <w:bookmarkEnd w:id="57"/>
-    <w:bookmarkStart w:id="61" w:name="h-herinnering-er-kwam-nog-geen-antwoord"/>
+    <w:bookmarkEnd w:id="63"/>
+    <w:bookmarkStart w:id="67" w:name="h-herinnering-er-kwam-nog-geen-antwoord"/>
     <w:p>
       <w:pPr>
         <w:pStyle w:val="Heading2"/>
@@ -2564,18 +2853,18 @@
           <wp:inline>
             <wp:extent cx="4139999" cy="2587499"/>
             <wp:effectExtent b="0" l="0" r="0" t="0"/>
-            <wp:docPr descr="Een bericht dat terugkomt omdat er geen antwoord kwam" title="" id="59" name="Picture"/>
+            <wp:docPr descr="Een bericht dat terugkomt omdat er geen antwoord kwam" title="" id="65" name="Picture"/>
             <a:graphic>
               <a:graphicData uri="http://schemas.openxmlformats.org/drawingml/2006/picture">
                 <pic:pic>
                   <pic:nvPicPr>
-                    <pic:cNvPr descr="/home/claude/postvak/docs/handleiding/opvolgen.png" id="60" name="Picture"/>
+                    <pic:cNvPr descr="/home/claude/postvak/docs/handleiding/opvolgen.png" id="66" name="Picture"/>
                     <pic:cNvPicPr>
                       <a:picLocks noChangeArrowheads="1" noChangeAspect="1"/>
                     </pic:cNvPicPr>
                   </pic:nvPicPr>
                   <pic:blipFill>
-                    <a:blip r:embed="rId58"/>
+                    <a:blip r:embed="rId64"/>
                     <a:stretch>
                       <a:fillRect/>
                     </a:stretch>
@@ -2660,9 +2949,9 @@
         <w:t xml:space="preserve">om meteen een vriendelijke herinnering te sturen.</w:t>
       </w:r>
     </w:p>
-    <w:bookmarkEnd w:id="61"/>
-    <w:bookmarkEnd w:id="62"/>
-    <w:bookmarkStart w:id="66" w:name="h-5-mail-opruimen"/>
+    <w:bookmarkEnd w:id="67"/>
+    <w:bookmarkEnd w:id="68"/>
+    <w:bookmarkStart w:id="72" w:name="h-5-mail-opruimen"/>
     <w:p>
       <w:pPr>
         <w:pStyle w:val="Heading1"/>
@@ -3468,18 +3757,18 @@
           <wp:inline>
             <wp:extent cx="4139999" cy="5027142"/>
             <wp:effectExtent b="0" l="0" r="0" t="0"/>
-            <wp:docPr descr="Het menu onder de rechtermuisknop" title="" id="64" name="Picture"/>
+            <wp:docPr descr="Het menu onder de rechtermuisknop" title="" id="70" name="Picture"/>
             <a:graphic>
               <a:graphicData uri="http://schemas.openxmlformats.org/drawingml/2006/picture">
                 <pic:pic>
                   <pic:nvPicPr>
-                    <pic:cNvPr descr="/home/claude/postvak/docs/handleiding/rechtermuisknop.png" id="65" name="Picture"/>
+                    <pic:cNvPr descr="/home/claude/postvak/docs/handleiding/rechtermuisknop.png" id="71" name="Picture"/>
                     <pic:cNvPicPr>
                       <a:picLocks noChangeArrowheads="1" noChangeAspect="1"/>
                     </pic:cNvPicPr>
                   </pic:nvPicPr>
                   <pic:blipFill>
-                    <a:blip r:embed="rId63"/>
+                    <a:blip r:embed="rId69"/>
                     <a:stretch>
                       <a:fillRect/>
                     </a:stretch>
@@ -3514,8 +3803,8 @@
         <w:t xml:space="preserve">Het menu onder de rechtermuisknop</w:t>
       </w:r>
     </w:p>
-    <w:bookmarkEnd w:id="66"/>
-    <w:bookmarkStart w:id="74" w:name="h-6-zoeken-en-filteren"/>
+    <w:bookmarkEnd w:id="72"/>
+    <w:bookmarkStart w:id="80" w:name="h-6-zoeken-en-filteren"/>
     <w:p>
       <w:pPr>
         <w:pStyle w:val="Heading1"/>
@@ -3533,18 +3822,18 @@
           <wp:inline>
             <wp:extent cx="4139999" cy="2720571"/>
             <wp:effectExtent b="0" l="0" r="0" t="0"/>
-            <wp:docPr descr="Zoeken met filters" title="" id="68" name="Picture"/>
+            <wp:docPr descr="Zoeken met filters" title="" id="74" name="Picture"/>
             <a:graphic>
               <a:graphicData uri="http://schemas.openxmlformats.org/drawingml/2006/picture">
                 <pic:pic>
                   <pic:nvPicPr>
-                    <pic:cNvPr descr="/home/claude/postvak/docs/handleiding/zoeken.png" id="69" name="Picture"/>
+                    <pic:cNvPr descr="/home/claude/postvak/docs/handleiding/zoeken.png" id="75" name="Picture"/>
                     <pic:cNvPicPr>
                       <a:picLocks noChangeArrowheads="1" noChangeAspect="1"/>
                     </pic:cNvPicPr>
                   </pic:nvPicPr>
                   <pic:blipFill>
-                    <a:blip r:embed="rId67"/>
+                    <a:blip r:embed="rId73"/>
                     <a:stretch>
                       <a:fillRect/>
                     </a:stretch>
@@ -3743,7 +4032,7 @@
         <w:t xml:space="preserve">zet alle filters uit; de pijl terug sluit het zoeken.</w:t>
       </w:r>
     </w:p>
-    <w:bookmarkStart w:id="73" w:name="h-alle-bijlagen-op-een-rij"/>
+    <w:bookmarkStart w:id="79" w:name="h-alle-bijlagen-op-een-rij"/>
     <w:p>
       <w:pPr>
         <w:pStyle w:val="Heading2"/>
@@ -3761,18 +4050,18 @@
           <wp:inline>
             <wp:extent cx="5939999" cy="3712499"/>
             <wp:effectExtent b="0" l="0" r="0" t="0"/>
-            <wp:docPr descr="Het overzicht van alle bijlagen" title="" id="71" name="Picture"/>
+            <wp:docPr descr="Het overzicht van alle bijlagen" title="" id="77" name="Picture"/>
             <a:graphic>
               <a:graphicData uri="http://schemas.openxmlformats.org/drawingml/2006/picture">
                 <pic:pic>
                   <pic:nvPicPr>
-                    <pic:cNvPr descr="/home/claude/postvak/docs/handleiding/bijlagen.png" id="72" name="Picture"/>
+                    <pic:cNvPr descr="/home/claude/postvak/docs/handleiding/bijlagen.png" id="78" name="Picture"/>
                     <pic:cNvPicPr>
                       <a:picLocks noChangeArrowheads="1" noChangeAspect="1"/>
                     </pic:cNvPicPr>
                   </pic:nvPicPr>
                   <pic:blipFill>
-                    <a:blip r:embed="rId70"/>
+                    <a:blip r:embed="rId76"/>
                     <a:stretch>
                       <a:fillRect/>
                     </a:stretch>
@@ -3983,9 +4272,9 @@
         <w:t xml:space="preserve">kost geen extra dataverbruik.</w:t>
       </w:r>
     </w:p>
-    <w:bookmarkEnd w:id="73"/>
-    <w:bookmarkEnd w:id="74"/>
-    <w:bookmarkStart w:id="78" w:name="h-7-labels"/>
+    <w:bookmarkEnd w:id="79"/>
+    <w:bookmarkEnd w:id="80"/>
+    <w:bookmarkStart w:id="84" w:name="h-7-labels"/>
     <w:p>
       <w:pPr>
         <w:pStyle w:val="Heading1"/>
@@ -4003,18 +4292,18 @@
           <wp:inline>
             <wp:extent cx="3563999" cy="2338874"/>
             <wp:effectExtent b="0" l="0" r="0" t="0"/>
-            <wp:docPr descr="Labels geven aan een bericht" title="" id="76" name="Picture"/>
+            <wp:docPr descr="Labels geven aan een bericht" title="" id="82" name="Picture"/>
             <a:graphic>
               <a:graphicData uri="http://schemas.openxmlformats.org/drawingml/2006/picture">
                 <pic:pic>
                   <pic:nvPicPr>
-                    <pic:cNvPr descr="/home/claude/postvak/docs/handleiding/labels.png" id="77" name="Picture"/>
+                    <pic:cNvPr descr="/home/claude/postvak/docs/handleiding/labels.png" id="83" name="Picture"/>
                     <pic:cNvPicPr>
                       <a:picLocks noChangeArrowheads="1" noChangeAspect="1"/>
                     </pic:cNvPicPr>
                   </pic:nvPicPr>
                   <pic:blipFill>
-                    <a:blip r:embed="rId75"/>
+                    <a:blip r:embed="rId81"/>
                     <a:stretch>
                       <a:fillRect/>
                     </a:stretch>
@@ -4179,8 +4468,8 @@
         <w:t xml:space="preserve">, dus je ziet ze in beide programma’s.</w:t>
       </w:r>
     </w:p>
-    <w:bookmarkEnd w:id="78"/>
-    <w:bookmarkStart w:id="87" w:name="h-8-mail-schrijven"/>
+    <w:bookmarkEnd w:id="84"/>
+    <w:bookmarkStart w:id="93" w:name="h-8-mail-schrijven"/>
     <w:p>
       <w:pPr>
         <w:pStyle w:val="Heading1"/>
@@ -4198,18 +4487,18 @@
           <wp:inline>
             <wp:extent cx="3851999" cy="4402285"/>
             <wp:effectExtent b="0" l="0" r="0" t="0"/>
-            <wp:docPr descr="Het schrijfvenster" title="" id="80" name="Picture"/>
+            <wp:docPr descr="Het schrijfvenster" title="" id="86" name="Picture"/>
             <a:graphic>
               <a:graphicData uri="http://schemas.openxmlformats.org/drawingml/2006/picture">
                 <pic:pic>
                   <pic:nvPicPr>
-                    <pic:cNvPr descr="/home/claude/postvak/docs/handleiding/schrijven.png" id="81" name="Picture"/>
+                    <pic:cNvPr descr="/home/claude/postvak/docs/handleiding/schrijven.png" id="87" name="Picture"/>
                     <pic:cNvPicPr>
                       <a:picLocks noChangeArrowheads="1" noChangeAspect="1"/>
                     </pic:cNvPicPr>
                   </pic:nvPicPr>
                   <pic:blipFill>
-                    <a:blip r:embed="rId79"/>
+                    <a:blip r:embed="rId85"/>
                     <a:stretch>
                       <a:fillRect/>
                     </a:stretch>
@@ -4720,7 +5009,7 @@
         <w:t xml:space="preserve">verstuurt het bericht.</w:t>
       </w:r>
     </w:p>
-    <w:bookmarkStart w:id="85" w:name="h-snel-antwoorden"/>
+    <w:bookmarkStart w:id="91" w:name="h-snel-antwoorden"/>
     <w:p>
       <w:pPr>
         <w:pStyle w:val="Heading2"/>
@@ -4738,18 +5027,18 @@
           <wp:inline>
             <wp:extent cx="4139999" cy="5174999"/>
             <wp:effectExtent b="0" l="0" r="0" t="0"/>
-            <wp:docPr descr="Snel antwoorden onder een bericht" title="" id="83" name="Picture"/>
+            <wp:docPr descr="Snel antwoorden onder een bericht" title="" id="89" name="Picture"/>
             <a:graphic>
               <a:graphicData uri="http://schemas.openxmlformats.org/drawingml/2006/picture">
                 <pic:pic>
                   <pic:nvPicPr>
-                    <pic:cNvPr descr="/home/claude/postvak/docs/handleiding/snel-antwoorden.png" id="84" name="Picture"/>
+                    <pic:cNvPr descr="/home/claude/postvak/docs/handleiding/snel-antwoorden.png" id="90" name="Picture"/>
                     <pic:cNvPicPr>
                       <a:picLocks noChangeArrowheads="1" noChangeAspect="1"/>
                     </pic:cNvPicPr>
                   </pic:nvPicPr>
                   <pic:blipFill>
-                    <a:blip r:embed="rId82"/>
+                    <a:blip r:embed="rId88"/>
                     <a:stretch>
                       <a:fillRect/>
                     </a:stretch>
@@ -4886,8 +5175,8 @@
         <w:t xml:space="preserve">opent het gewone schrijfvenster met je tekst erin.</w:t>
       </w:r>
     </w:p>
-    <w:bookmarkEnd w:id="85"/>
-    <w:bookmarkStart w:id="86" w:name="h-handtekeningen"/>
+    <w:bookmarkEnd w:id="91"/>
+    <w:bookmarkStart w:id="92" w:name="h-handtekeningen"/>
     <w:p>
       <w:pPr>
         <w:pStyle w:val="Heading2"/>
@@ -5067,9 +5356,9 @@
         <w:t xml:space="preserve">vervangen.</w:t>
       </w:r>
     </w:p>
-    <w:bookmarkEnd w:id="86"/>
-    <w:bookmarkEnd w:id="87"/>
-    <w:bookmarkStart w:id="91" w:name="h-9-grote-bestanden-versturen"/>
+    <w:bookmarkEnd w:id="92"/>
+    <w:bookmarkEnd w:id="93"/>
+    <w:bookmarkStart w:id="97" w:name="h-9-grote-bestanden-versturen"/>
     <w:p>
       <w:pPr>
         <w:pStyle w:val="Heading1"/>
@@ -5087,18 +5376,18 @@
           <wp:inline>
             <wp:extent cx="3851999" cy="4402285"/>
             <wp:effectExtent b="0" l="0" r="0" t="0"/>
-            <wp:docPr descr="Een groot bestand als downloadlink" title="" id="89" name="Picture"/>
+            <wp:docPr descr="Een groot bestand als downloadlink" title="" id="95" name="Picture"/>
             <a:graphic>
               <a:graphicData uri="http://schemas.openxmlformats.org/drawingml/2006/picture">
                 <pic:pic>
                   <pic:nvPicPr>
-                    <pic:cNvPr descr="/home/claude/postvak/docs/handleiding/grote-bijlage.png" id="90" name="Picture"/>
+                    <pic:cNvPr descr="/home/claude/postvak/docs/handleiding/grote-bijlage.png" id="96" name="Picture"/>
                     <pic:cNvPicPr>
                       <a:picLocks noChangeArrowheads="1" noChangeAspect="1"/>
                     </pic:cNvPicPr>
                   </pic:nvPicPr>
                   <pic:blipFill>
-                    <a:blip r:embed="rId88"/>
+                    <a:blip r:embed="rId94"/>
                     <a:stretch>
                       <a:fillRect/>
                     </a:stretch>
@@ -5252,8 +5541,8 @@
         <w:t xml:space="preserve">ze zijn gedownload, en kun je de link kopiëren of het bestand eerder weghalen. Een bestand mag maximaal 2 GB zijn.</w:t>
       </w:r>
     </w:p>
-    <w:bookmarkEnd w:id="91"/>
-    <w:bookmarkStart w:id="92" w:name="h-10-meerdere-mailadressen"/>
+    <w:bookmarkEnd w:id="97"/>
+    <w:bookmarkStart w:id="98" w:name="h-10-meerdere-mailadressen"/>
     <w:p>
       <w:pPr>
         <w:pStyle w:val="Heading1"/>
@@ -5360,8 +5649,8 @@
         <w:t xml:space="preserve">Per account kies je een naam, kleur, handtekening en of je er meldingen van wilt.</w:t>
       </w:r>
     </w:p>
-    <w:bookmarkEnd w:id="92"/>
-    <w:bookmarkStart w:id="96" w:name="h-11-regels-en-afwezigheidsmelding"/>
+    <w:bookmarkEnd w:id="98"/>
+    <w:bookmarkStart w:id="102" w:name="h-11-regels-en-afwezigheidsmelding"/>
     <w:p>
       <w:pPr>
         <w:pStyle w:val="Heading1"/>
@@ -5379,18 +5668,18 @@
           <wp:inline>
             <wp:extent cx="4751999" cy="2969999"/>
             <wp:effectExtent b="0" l="0" r="0" t="0"/>
-            <wp:docPr descr="Regels en afwezigheidsmelding" title="" id="94" name="Picture"/>
+            <wp:docPr descr="Regels en afwezigheidsmelding" title="" id="100" name="Picture"/>
             <a:graphic>
               <a:graphicData uri="http://schemas.openxmlformats.org/drawingml/2006/picture">
                 <pic:pic>
                   <pic:nvPicPr>
-                    <pic:cNvPr descr="/home/claude/postvak/docs/handleiding/instellingen-regels.png" id="95" name="Picture"/>
+                    <pic:cNvPr descr="/home/claude/postvak/docs/handleiding/instellingen-regels.png" id="101" name="Picture"/>
                     <pic:cNvPicPr>
                       <a:picLocks noChangeArrowheads="1" noChangeAspect="1"/>
                     </pic:cNvPicPr>
                   </pic:nvPicPr>
                   <pic:blipFill>
-                    <a:blip r:embed="rId93"/>
+                    <a:blip r:embed="rId99"/>
                     <a:stretch>
                       <a:fillRect/>
                     </a:stretch>
@@ -5545,8 +5834,8 @@
         <w:t xml:space="preserve">aan, anders krijgen mensen er twee.</w:t>
       </w:r>
     </w:p>
-    <w:bookmarkEnd w:id="96"/>
-    <w:bookmarkStart w:id="103" w:name="h-12-agenda"/>
+    <w:bookmarkEnd w:id="102"/>
+    <w:bookmarkStart w:id="109" w:name="h-12-agenda"/>
     <w:p>
       <w:pPr>
         <w:pStyle w:val="Heading1"/>
@@ -5564,18 +5853,18 @@
           <wp:inline>
             <wp:extent cx="5939999" cy="3712499"/>
             <wp:effectExtent b="0" l="0" r="0" t="0"/>
-            <wp:docPr descr="De agenda in weekweergave" title="" id="98" name="Picture"/>
+            <wp:docPr descr="De agenda in weekweergave" title="" id="104" name="Picture"/>
             <a:graphic>
               <a:graphicData uri="http://schemas.openxmlformats.org/drawingml/2006/picture">
                 <pic:pic>
                   <pic:nvPicPr>
-                    <pic:cNvPr descr="/home/claude/postvak/docs/handleiding/agenda.png" id="99" name="Picture"/>
+                    <pic:cNvPr descr="/home/claude/postvak/docs/handleiding/agenda.png" id="105" name="Picture"/>
                     <pic:cNvPicPr>
                       <a:picLocks noChangeArrowheads="1" noChangeAspect="1"/>
                     </pic:cNvPicPr>
                   </pic:nvPicPr>
                   <pic:blipFill>
-                    <a:blip r:embed="rId97"/>
+                    <a:blip r:embed="rId103"/>
                     <a:stretch>
                       <a:fillRect/>
                     </a:stretch>
@@ -5770,18 +6059,18 @@
           <wp:inline>
             <wp:extent cx="5939999" cy="3712499"/>
             <wp:effectExtent b="0" l="0" r="0" t="0"/>
-            <wp:docPr descr="De maandweergave met een verjaardag" title="" id="101" name="Picture"/>
+            <wp:docPr descr="De maandweergave met een verjaardag" title="" id="107" name="Picture"/>
             <a:graphic>
               <a:graphicData uri="http://schemas.openxmlformats.org/drawingml/2006/picture">
                 <pic:pic>
                   <pic:nvPicPr>
-                    <pic:cNvPr descr="/home/claude/postvak/docs/handleiding/verjaardagen.png" id="102" name="Picture"/>
+                    <pic:cNvPr descr="/home/claude/postvak/docs/handleiding/verjaardagen.png" id="108" name="Picture"/>
                     <pic:cNvPicPr>
                       <a:picLocks noChangeArrowheads="1" noChangeAspect="1"/>
                     </pic:cNvPicPr>
                   </pic:nvPicPr>
                   <pic:blipFill>
-                    <a:blip r:embed="rId100"/>
+                    <a:blip r:embed="rId106"/>
                     <a:stretch>
                       <a:fillRect/>
                     </a:stretch>
@@ -5964,8 +6253,8 @@
         <w:t xml:space="preserve">.</w:t>
       </w:r>
     </w:p>
-    <w:bookmarkEnd w:id="103"/>
-    <w:bookmarkStart w:id="107" w:name="h-13-taken"/>
+    <w:bookmarkEnd w:id="109"/>
+    <w:bookmarkStart w:id="113" w:name="h-13-taken"/>
     <w:p>
       <w:pPr>
         <w:pStyle w:val="Heading1"/>
@@ -5983,18 +6272,18 @@
           <wp:inline>
             <wp:extent cx="5939999" cy="3712499"/>
             <wp:effectExtent b="0" l="0" r="0" t="0"/>
-            <wp:docPr descr="Takenlijsten" title="" id="105" name="Picture"/>
+            <wp:docPr descr="Takenlijsten" title="" id="111" name="Picture"/>
             <a:graphic>
               <a:graphicData uri="http://schemas.openxmlformats.org/drawingml/2006/picture">
                 <pic:pic>
                   <pic:nvPicPr>
-                    <pic:cNvPr descr="/home/claude/postvak/docs/handleiding/taken.png" id="106" name="Picture"/>
+                    <pic:cNvPr descr="/home/claude/postvak/docs/handleiding/taken.png" id="112" name="Picture"/>
                     <pic:cNvPicPr>
                       <a:picLocks noChangeArrowheads="1" noChangeAspect="1"/>
                     </pic:cNvPicPr>
                   </pic:nvPicPr>
                   <pic:blipFill>
-                    <a:blip r:embed="rId104"/>
+                    <a:blip r:embed="rId110"/>
                     <a:stretch>
                       <a:fillRect/>
                     </a:stretch>
@@ -6056,8 +6345,8 @@
         <w:t xml:space="preserve">taak. Van een mail maak je met één klik een taak: het vinkje-icoon bovenaan een geopend bericht.</w:t>
       </w:r>
     </w:p>
-    <w:bookmarkEnd w:id="107"/>
-    <w:bookmarkStart w:id="114" w:name="h-14-contacten"/>
+    <w:bookmarkEnd w:id="113"/>
+    <w:bookmarkStart w:id="120" w:name="h-14-contacten"/>
     <w:p>
       <w:pPr>
         <w:pStyle w:val="Heading1"/>
@@ -6075,18 +6364,18 @@
           <wp:inline>
             <wp:extent cx="5939999" cy="3712499"/>
             <wp:effectExtent b="0" l="0" r="0" t="0"/>
-            <wp:docPr descr="Contacten" title="" id="109" name="Picture"/>
+            <wp:docPr descr="Contacten" title="" id="115" name="Picture"/>
             <a:graphic>
               <a:graphicData uri="http://schemas.openxmlformats.org/drawingml/2006/picture">
                 <pic:pic>
                   <pic:nvPicPr>
-                    <pic:cNvPr descr="/home/claude/postvak/docs/handleiding/contacten.png" id="110" name="Picture"/>
+                    <pic:cNvPr descr="/home/claude/postvak/docs/handleiding/contacten.png" id="116" name="Picture"/>
                     <pic:cNvPicPr>
                       <a:picLocks noChangeArrowheads="1" noChangeAspect="1"/>
                     </pic:cNvPicPr>
                   </pic:nvPicPr>
                   <pic:blipFill>
-                    <a:blip r:embed="rId108"/>
+                    <a:blip r:embed="rId114"/>
                     <a:stretch>
                       <a:fillRect/>
                     </a:stretch>
@@ -6388,18 +6677,18 @@
           <wp:inline>
             <wp:extent cx="4751999" cy="4319999"/>
             <wp:effectExtent b="0" l="0" r="0" t="0"/>
-            <wp:docPr descr="Een contact bewerken" title="" id="112" name="Picture"/>
+            <wp:docPr descr="Een contact bewerken" title="" id="118" name="Picture"/>
             <a:graphic>
               <a:graphicData uri="http://schemas.openxmlformats.org/drawingml/2006/picture">
                 <pic:pic>
                   <pic:nvPicPr>
-                    <pic:cNvPr descr="/home/claude/postvak/docs/handleiding/contact-bewerken.png" id="113" name="Picture"/>
+                    <pic:cNvPr descr="/home/claude/postvak/docs/handleiding/contact-bewerken.png" id="119" name="Picture"/>
                     <pic:cNvPicPr>
                       <a:picLocks noChangeArrowheads="1" noChangeAspect="1"/>
                     </pic:cNvPicPr>
                   </pic:nvPicPr>
                   <pic:blipFill>
-                    <a:blip r:embed="rId111"/>
+                    <a:blip r:embed="rId117"/>
                     <a:stretch>
                       <a:fillRect/>
                     </a:stretch>
@@ -6610,8 +6899,8 @@
         <w:t xml:space="preserve">).</w:t>
       </w:r>
     </w:p>
-    <w:bookmarkEnd w:id="114"/>
-    <w:bookmarkStart w:id="118" w:name="X5f59e69b1ff91eb68c8c43e26263f448c7f4cd2"/>
+    <w:bookmarkEnd w:id="120"/>
+    <w:bookmarkStart w:id="124" w:name="X5f59e69b1ff91eb68c8c43e26263f448c7f4cd2"/>
     <w:p>
       <w:pPr>
         <w:pStyle w:val="Heading1"/>
@@ -6629,18 +6918,18 @@
           <wp:inline>
             <wp:extent cx="4751999" cy="2969999"/>
             <wp:effectExtent b="0" l="0" r="0" t="0"/>
-            <wp:docPr descr="Synchroniseren instellen" title="" id="116" name="Picture"/>
+            <wp:docPr descr="Synchroniseren instellen" title="" id="122" name="Picture"/>
             <a:graphic>
               <a:graphicData uri="http://schemas.openxmlformats.org/drawingml/2006/picture">
                 <pic:pic>
                   <pic:nvPicPr>
-                    <pic:cNvPr descr="/home/claude/postvak/docs/handleiding/instellingen-agenda.png" id="117" name="Picture"/>
+                    <pic:cNvPr descr="/home/claude/postvak/docs/handleiding/instellingen-agenda.png" id="123" name="Picture"/>
                     <pic:cNvPicPr>
                       <a:picLocks noChangeArrowheads="1" noChangeAspect="1"/>
                     </pic:cNvPicPr>
                   </pic:nvPicPr>
                   <pic:blipFill>
-                    <a:blip r:embed="rId115"/>
+                    <a:blip r:embed="rId121"/>
                     <a:stretch>
                       <a:fillRect/>
                     </a:stretch>
@@ -6935,8 +7224,8 @@
         <w:t xml:space="preserve">De server en je gebruikersnaam staan op die pagina klaar om over te nemen.</w:t>
       </w:r>
     </w:p>
-    <w:bookmarkEnd w:id="118"/>
-    <w:bookmarkStart w:id="119" w:name="h-16-meldingen-bij-nieuwe-mail"/>
+    <w:bookmarkEnd w:id="124"/>
+    <w:bookmarkStart w:id="125" w:name="h-16-meldingen-bij-nieuwe-mail"/>
     <w:p>
       <w:pPr>
         <w:pStyle w:val="Heading1"/>
@@ -7095,8 +7384,8 @@
         <w:t xml:space="preserve">en laad de pagina opnieuw.</w:t>
       </w:r>
     </w:p>
-    <w:bookmarkEnd w:id="119"/>
-    <w:bookmarkStart w:id="129" w:name="h-17-instellingen"/>
+    <w:bookmarkEnd w:id="125"/>
+    <w:bookmarkStart w:id="135" w:name="h-17-instellingen"/>
     <w:p>
       <w:pPr>
         <w:pStyle w:val="Heading1"/>
@@ -7114,18 +7403,18 @@
           <wp:inline>
             <wp:extent cx="4751999" cy="2969999"/>
             <wp:effectExtent b="0" l="0" r="0" t="0"/>
-            <wp:docPr descr="Instellingen, tabblad Algemeen" title="" id="121" name="Picture"/>
+            <wp:docPr descr="Instellingen, tabblad Algemeen" title="" id="127" name="Picture"/>
             <a:graphic>
               <a:graphicData uri="http://schemas.openxmlformats.org/drawingml/2006/picture">
                 <pic:pic>
                   <pic:nvPicPr>
-                    <pic:cNvPr descr="/home/claude/postvak/docs/handleiding/instellingen-algemeen.png" id="122" name="Picture"/>
+                    <pic:cNvPr descr="/home/claude/postvak/docs/handleiding/instellingen-algemeen.png" id="128" name="Picture"/>
                     <pic:cNvPicPr>
                       <a:picLocks noChangeArrowheads="1" noChangeAspect="1"/>
                     </pic:cNvPicPr>
                   </pic:nvPicPr>
                   <pic:blipFill>
-                    <a:blip r:embed="rId120"/>
+                    <a:blip r:embed="rId126"/>
                     <a:stretch>
                       <a:fillRect/>
                     </a:stretch>
@@ -7246,7 +7535,7 @@
               <w:jc w:val="left"/>
             </w:pPr>
             <w:r>
-              <w:t xml:space="preserve">Taal, hoe vaak Postvak naar nieuwe mail kijkt, berichten per keer laden (telefoon/tablet en computer), offline lezen, inboxtabbladen, wat er gebeurt na verwijderen of archiveren, Alle inboxen, gesprekken, versturen ongedaan maken, als gelezen markeren bij openen, versie en updates, uitloggen</w:t>
+              <w:t xml:space="preserve">Taal, hoe vaak Postvak naar nieuwe mail kijkt, berichten per keer laden (telefoon/tablet en computer), offline lezen, inboxtabbladen (welke je ziet, zelf ingedeelde afzenders), wat er gebeurt na verwijderen of archiveren, Alle inboxen, gesprekken, versturen ongedaan maken, als gelezen markeren bij openen, versie en updates, uitloggen</w:t>
             </w:r>
           </w:p>
         </w:tc>
@@ -7561,18 +7850,18 @@
           <wp:inline>
             <wp:extent cx="2879999" cy="1799999"/>
             <wp:effectExtent b="0" l="0" r="0" t="0"/>
-            <wp:docPr descr="" title="" id="124" name="Picture"/>
+            <wp:docPr descr="" title="" id="130" name="Picture"/>
             <a:graphic>
               <a:graphicData uri="http://schemas.openxmlformats.org/drawingml/2006/picture">
                 <pic:pic>
                   <pic:nvPicPr>
-                    <pic:cNvPr descr="/home/claude/postvak/docs/handleiding/instellingen-weergave.png" id="125" name="Picture"/>
+                    <pic:cNvPr descr="/home/claude/postvak/docs/handleiding/instellingen-weergave.png" id="131" name="Picture"/>
                     <pic:cNvPicPr>
                       <a:picLocks noChangeArrowheads="1" noChangeAspect="1"/>
                     </pic:cNvPicPr>
                   </pic:nvPicPr>
                   <pic:blipFill>
-                    <a:blip r:embed="rId123"/>
+                    <a:blip r:embed="rId129"/>
                     <a:stretch>
                       <a:fillRect/>
                     </a:stretch>
@@ -7606,18 +7895,18 @@
           <wp:inline>
             <wp:extent cx="2879999" cy="1799999"/>
             <wp:effectExtent b="0" l="0" r="0" t="0"/>
-            <wp:docPr descr="" title="" id="127" name="Picture"/>
+            <wp:docPr descr="" title="" id="133" name="Picture"/>
             <a:graphic>
               <a:graphicData uri="http://schemas.openxmlformats.org/drawingml/2006/picture">
                 <pic:pic>
                   <pic:nvPicPr>
-                    <pic:cNvPr descr="/home/claude/postvak/docs/handleiding/instellingen-privacy.png" id="128" name="Picture"/>
+                    <pic:cNvPr descr="/home/claude/postvak/docs/handleiding/instellingen-privacy.png" id="134" name="Picture"/>
                     <pic:cNvPicPr>
                       <a:picLocks noChangeArrowheads="1" noChangeAspect="1"/>
                     </pic:cNvPicPr>
                   </pic:nvPicPr>
                   <pic:blipFill>
-                    <a:blip r:embed="rId126"/>
+                    <a:blip r:embed="rId132"/>
                     <a:stretch>
                       <a:fillRect/>
                     </a:stretch>
@@ -7647,8 +7936,8 @@
         <w:br/>
       </w:r>
     </w:p>
-    <w:bookmarkEnd w:id="129"/>
-    <w:bookmarkStart w:id="130" w:name="h-18-sneltoetsen"/>
+    <w:bookmarkEnd w:id="135"/>
+    <w:bookmarkStart w:id="136" w:name="h-18-sneltoetsen"/>
     <w:p>
       <w:pPr>
         <w:pStyle w:val="Heading1"/>
@@ -8157,8 +8446,8 @@
         </w:tc>
       </w:tr>
     </w:tbl>
-    <w:bookmarkEnd w:id="130"/>
-    <w:bookmarkStart w:id="131" w:name="h-19-privacy-en-veiligheid"/>
+    <w:bookmarkEnd w:id="136"/>
+    <w:bookmarkStart w:id="137" w:name="h-19-privacy-en-veiligheid"/>
     <w:p>
       <w:pPr>
         <w:pStyle w:val="Heading1"/>
@@ -8273,8 +8562,8 @@
         <w:t xml:space="preserve">je browser (Apple, Google of Mozilla), versleuteld.</w:t>
       </w:r>
     </w:p>
-    <w:bookmarkEnd w:id="131"/>
-    <w:bookmarkStart w:id="133" w:name="h-20-voor-de-beheerder"/>
+    <w:bookmarkEnd w:id="137"/>
+    <w:bookmarkStart w:id="139" w:name="h-20-voor-de-beheerder"/>
     <w:p>
       <w:pPr>
         <w:pStyle w:val="Heading1"/>
@@ -8481,7 +8770,7 @@
       <w:r>
         <w:t xml:space="preserve"> </w:t>
       </w:r>
-      <w:hyperlink r:id="rId132">
+      <w:hyperlink r:id="rId138">
         <w:r>
           <w:rPr>
             <w:rStyle w:val="Hyperlink"/>
@@ -8493,8 +8782,8 @@
         <w:t xml:space="preserve">.</w:t>
       </w:r>
     </w:p>
-    <w:bookmarkEnd w:id="133"/>
-    <w:bookmarkStart w:id="136" w:name="h-21-vragen-en-problemen"/>
+    <w:bookmarkEnd w:id="139"/>
+    <w:bookmarkStart w:id="142" w:name="h-21-vragen-en-problemen"/>
     <w:p>
       <w:pPr>
         <w:pStyle w:val="Heading1"/>
@@ -8645,6 +8934,46 @@
       </w:r>
       <w:r>
         <w:t xml:space="preserve">bestanden die je niet meer nodig hebt. Meer ruimte nodig? Dat regelt je beheerder of hostingpartij.</w:t>
+      </w:r>
+    </w:p>
+    <w:p>
+      <w:pPr>
+        <w:pStyle w:val="BodyText"/>
+      </w:pPr>
+      <w:r>
+        <w:rPr>
+          <w:bCs/>
+          <w:b/>
+        </w:rPr>
+        <w:t xml:space="preserve">Een bericht staat in het verkeerde inboxtabblad.</w:t>
+      </w:r>
+      <w:r>
+        <w:t xml:space="preserve"> </w:t>
+      </w:r>
+      <w:r>
+        <w:t xml:space="preserve">Kies bij het bericht</w:t>
+      </w:r>
+      <w:r>
+        <w:t xml:space="preserve"> </w:t>
+      </w:r>
+      <w:r>
+        <w:rPr>
+          <w:bCs/>
+          <w:b/>
+        </w:rPr>
+        <w:t xml:space="preserve">⋮ → Naar ander tabblad</w:t>
+      </w:r>
+      <w:r>
+        <w:t xml:space="preserve"> </w:t>
+      </w:r>
+      <w:r>
+        <w:t xml:space="preserve">(of klik met de rechtermuisknop in de lijst). Nieuwe mail van die</w:t>
+      </w:r>
+      <w:r>
+        <w:t xml:space="preserve"> </w:t>
+      </w:r>
+      <w:r>
+        <w:t xml:space="preserve">afzender komt daarna vanzelf in het goede tabblad.</w:t>
       </w:r>
     </w:p>
     <w:p>
@@ -8772,7 +9101,7 @@
       <w:r>
         <w:t xml:space="preserve"> </w:t>
       </w:r>
-      <w:hyperlink r:id="rId134">
+      <w:hyperlink r:id="rId140">
         <w:r>
           <w:rPr>
             <w:rStyle w:val="Hyperlink"/>
@@ -8807,7 +9136,7 @@
       <w:r>
         <w:t xml:space="preserve"> </w:t>
       </w:r>
-      <w:hyperlink r:id="rId135">
+      <w:hyperlink r:id="rId141">
         <w:r>
           <w:rPr>
             <w:rStyle w:val="Hyperlink"/>
@@ -8840,7 +9169,7 @@
         <w:t xml:space="preserve">.</w:t>
       </w:r>
     </w:p>
-    <w:bookmarkEnd w:id="136"/>
+    <w:bookmarkEnd w:id="142"/>
     <w:sectPr>
       <w:footerReference r:id="rId9" w:type="default"/>
       <w:pgSz w:h="16838" w:w="11906"/>
@@ -8871,7 +9200,7 @@
         <w:color w:val="677385"/>
         <w:sz w:val="17"/>
       </w:rPr>
-      <w:t xml:space="preserve">Handleiding Postvak 1.7.0 · PeopleDisplay</w:t>
+      <w:t xml:space="preserve">Handleiding Postvak 1.8.1 · PeopleDisplay</w:t>
     </w:r>
     <w:r>
       <w:rPr>

--- a/docs/manual/Handleiding-Postvak.docx
+++ b/docs/manual/Handleiding-Postvak.docx
@@ -70,7 +70,7 @@
         <w:pStyle w:val="Author"/>
       </w:pPr>
       <w:r>
-        <w:t xml:space="preserve">Versie 1.8.1 · oktober 2026 · PeopleDisplay</w:t>
+        <w:t xml:space="preserve">Versie 1.8.2 · oktober 2026 · PeopleDisplay</w:t>
       </w:r>
     </w:p>
     <w:p>
@@ -2309,7 +2309,7 @@
         <w:t xml:space="preserve">Nu tonen</w:t>
       </w:r>
       <w:r>
-        <w:t xml:space="preserve">, of</w:t>
+        <w:t xml:space="preserve">, of onder</w:t>
       </w:r>
       <w:r>
         <w:t xml:space="preserve"> </w:t>
@@ -2325,7 +2325,7 @@
         <w:t xml:space="preserve"> </w:t>
       </w:r>
       <w:r>
-        <w:t xml:space="preserve">voor die afzender of dat domein.</w:t>
+        <w:t xml:space="preserve">voor die afzender of dat hele domein.</w:t>
       </w:r>
     </w:p>
     <w:p>
@@ -2366,7 +2366,7 @@
         <w:t xml:space="preserve"> </w:t>
       </w:r>
       <w:r>
-        <w:t xml:space="preserve">staan drie knoppen:</w:t>
+        <w:t xml:space="preserve">staan op de computer drie knoppen:</w:t>
       </w:r>
       <w:r>
         <w:t xml:space="preserve"> </w:t>
@@ -2398,13 +2398,7 @@
         <w:t xml:space="preserve"> </w:t>
       </w:r>
       <w:r>
-        <w:t xml:space="preserve">(vergrootglas)</w:t>
-      </w:r>
-      <w:r>
-        <w:t xml:space="preserve"> </w:t>
-      </w:r>
-      <w:r>
-        <w:t xml:space="preserve">en</w:t>
+        <w:t xml:space="preserve">(vergrootglas) en</w:t>
       </w:r>
       <w:r>
         <w:t xml:space="preserve"> </w:t>
@@ -2415,6 +2409,69 @@
           <w:b/>
         </w:rPr>
         <w:t xml:space="preserve">aan contacten toevoegen</w:t>
+      </w:r>
+      <w:r>
+        <w:t xml:space="preserve">. Op de telefoon tik je op</w:t>
+      </w:r>
+      <w:r>
+        <w:t xml:space="preserve"> </w:t>
+      </w:r>
+      <w:r>
+        <w:rPr>
+          <w:bCs/>
+          <w:b/>
+        </w:rPr>
+        <w:t xml:space="preserve">aan …</w:t>
+      </w:r>
+      <w:r>
+        <w:t xml:space="preserve"> </w:t>
+      </w:r>
+      <w:r>
+        <w:t xml:space="preserve">onder de naam: dan zie je de</w:t>
+      </w:r>
+      <w:r>
+        <w:t xml:space="preserve"> </w:t>
+      </w:r>
+      <w:r>
+        <w:t xml:space="preserve">volledige adressen en datum, met dezelfde drie knoppen.</w:t>
+      </w:r>
+    </w:p>
+    <w:p>
+      <w:pPr>
+        <w:numPr>
+          <w:ilvl w:val="0"/>
+          <w:numId w:val="1005"/>
+        </w:numPr>
+        <w:pStyle w:val="Compact"/>
+      </w:pPr>
+      <w:r>
+        <w:rPr>
+          <w:bCs/>
+          <w:b/>
+        </w:rPr>
+        <w:t xml:space="preserve">Brede nieuwsbrieven</w:t>
+      </w:r>
+      <w:r>
+        <w:t xml:space="preserve"> </w:t>
+      </w:r>
+      <w:r>
+        <w:t xml:space="preserve">maakt Postvak passend op je scherm, net als Gmail, zodat je niet opzij hoeft te schuiven.</w:t>
+      </w:r>
+      <w:r>
+        <w:t xml:space="preserve"> </w:t>
+      </w:r>
+      <w:r>
+        <w:t xml:space="preserve">Wil je het bericht toch op ware grootte zien (om in te zoomen op een detail), tik dan onder het bericht op</w:t>
+      </w:r>
+      <w:r>
+        <w:t xml:space="preserve"> </w:t>
+      </w:r>
+      <w:r>
+        <w:rPr>
+          <w:bCs/>
+          <w:b/>
+        </w:rPr>
+        <w:t xml:space="preserve">Ware grootte tonen</w:t>
       </w:r>
       <w:r>
         <w:t xml:space="preserve">.</w:t>
@@ -7565,7 +7622,7 @@
               <w:jc w:val="left"/>
             </w:pPr>
             <w:r>
-              <w:t xml:space="preserve">Licht of donker, accentkleur, tekstgrootte, ruim of compact, labels beheren</w:t>
+              <w:t xml:space="preserve">Licht of donker, accentkleur, tekstgrootte (klein tot extra groot, ook voor de tekst van je mail), ruim of compact, een voorbeeld, labels beheren</w:t>
             </w:r>
           </w:p>
         </w:tc>
@@ -7841,6 +7898,106 @@
         </w:tc>
       </w:tr>
     </w:tbl>
+    <w:p>
+      <w:pPr>
+        <w:pStyle w:val="BodyText"/>
+      </w:pPr>
+      <w:r>
+        <w:t xml:space="preserve">Onder</w:t>
+      </w:r>
+      <w:r>
+        <w:t xml:space="preserve"> </w:t>
+      </w:r>
+      <w:r>
+        <w:rPr>
+          <w:bCs/>
+          <w:b/>
+        </w:rPr>
+        <w:t xml:space="preserve">Weergave</w:t>
+      </w:r>
+      <w:r>
+        <w:t xml:space="preserve"> </w:t>
+      </w:r>
+      <w:r>
+        <w:t xml:space="preserve">zie je meteen een</w:t>
+      </w:r>
+      <w:r>
+        <w:t xml:space="preserve"> </w:t>
+      </w:r>
+      <w:r>
+        <w:rPr>
+          <w:bCs/>
+          <w:b/>
+        </w:rPr>
+        <w:t xml:space="preserve">voorbeeld</w:t>
+      </w:r>
+      <w:r>
+        <w:t xml:space="preserve"> </w:t>
+      </w:r>
+      <w:r>
+        <w:t xml:space="preserve">van de berichtenlijst en een bericht. Zo zie je wat de</w:t>
+      </w:r>
+      <w:r>
+        <w:t xml:space="preserve"> </w:t>
+      </w:r>
+      <w:r>
+        <w:t xml:space="preserve">instellingen doen:</w:t>
+      </w:r>
+      <w:r>
+        <w:t xml:space="preserve"> </w:t>
+      </w:r>
+      <w:r>
+        <w:rPr>
+          <w:bCs/>
+          <w:b/>
+        </w:rPr>
+        <w:t xml:space="preserve">Tekstgrootte</w:t>
+      </w:r>
+      <w:r>
+        <w:t xml:space="preserve"> </w:t>
+      </w:r>
+      <w:r>
+        <w:t xml:space="preserve">maakt alle tekst groter of kleiner, ook de tekst van je mails;</w:t>
+      </w:r>
+      <w:r>
+        <w:t xml:space="preserve"> </w:t>
+      </w:r>
+      <w:r>
+        <w:rPr>
+          <w:bCs/>
+          <w:b/>
+        </w:rPr>
+        <w:t xml:space="preserve">Ruim</w:t>
+      </w:r>
+      <w:r>
+        <w:t xml:space="preserve"> </w:t>
+      </w:r>
+      <w:r>
+        <w:t xml:space="preserve">toont</w:t>
+      </w:r>
+      <w:r>
+        <w:t xml:space="preserve"> </w:t>
+      </w:r>
+      <w:r>
+        <w:t xml:space="preserve">een foto-rondje en een voorbeeldregel,</w:t>
+      </w:r>
+      <w:r>
+        <w:t xml:space="preserve"> </w:t>
+      </w:r>
+      <w:r>
+        <w:rPr>
+          <w:bCs/>
+          <w:b/>
+        </w:rPr>
+        <w:t xml:space="preserve">Compact</w:t>
+      </w:r>
+      <w:r>
+        <w:t xml:space="preserve"> </w:t>
+      </w:r>
+      <w:r>
+        <w:t xml:space="preserve">zet meer berichten op het scherm.</w:t>
+      </w:r>
+    </w:p>
     <w:p>
       <w:pPr>
         <w:pStyle w:val="BodyText"/>
@@ -9200,7 +9357,7 @@
         <w:color w:val="677385"/>
         <w:sz w:val="17"/>
       </w:rPr>
-      <w:t xml:space="preserve">Handleiding Postvak 1.8.1 · PeopleDisplay</w:t>
+      <w:t xml:space="preserve">Handleiding Postvak 1.8.2 · PeopleDisplay</w:t>
     </w:r>
     <w:r>
       <w:rPr>

--- a/docs/manual/Handleiding-Postvak.docx
+++ b/docs/manual/Handleiding-Postvak.docx
@@ -70,7 +70,7 @@
         <w:pStyle w:val="Author"/>
       </w:pPr>
       <w:r>
-        <w:t xml:space="preserve">Versie 1.8.2 · oktober 2026 · PeopleDisplay</w:t>
+        <w:t xml:space="preserve">Versie 1.8.3 · oktober 2026 · PeopleDisplay</w:t>
       </w:r>
     </w:p>
     <w:p>
@@ -9357,7 +9357,7 @@
         <w:color w:val="677385"/>
         <w:sz w:val="17"/>
       </w:rPr>
-      <w:t xml:space="preserve">Handleiding Postvak 1.8.2 · PeopleDisplay</w:t>
+      <w:t xml:space="preserve">Handleiding Postvak 1.8.3 · PeopleDisplay</w:t>
     </w:r>
     <w:r>
       <w:rPr>

--- a/docs/manual/Handleiding-Postvak.docx
+++ b/docs/manual/Handleiding-Postvak.docx
@@ -70,7 +70,7 @@
         <w:pStyle w:val="Author"/>
       </w:pPr>
       <w:r>
-        <w:t xml:space="preserve">Versie 1.8.3 · oktober 2026 · PeopleDisplay</w:t>
+        <w:t xml:space="preserve">Versie 1.8.4 · oktober 2026 · PeopleDisplay</w:t>
       </w:r>
     </w:p>
     <w:p>
@@ -2344,7 +2344,74 @@
         <w:t xml:space="preserve">Bijlagen</w:t>
       </w:r>
       <w:r>
-        <w:t xml:space="preserve">: afbeeldingen en pdf’s open je in Postvak zelf; andere bestanden download je.</w:t>
+        <w:t xml:space="preserve">: afbeeldingen en pdf’s open je in Postvak zelf. Bij een pdf zoom je in met</w:t>
+      </w:r>
+      <w:r>
+        <w:t xml:space="preserve"> </w:t>
+      </w:r>
+      <w:r>
+        <w:rPr>
+          <w:bCs/>
+          <w:b/>
+        </w:rPr>
+        <w:t xml:space="preserve">+</w:t>
+      </w:r>
+      <w:r>
+        <w:t xml:space="preserve"> </w:t>
+      </w:r>
+      <w:r>
+        <w:t xml:space="preserve">en</w:t>
+      </w:r>
+      <w:r>
+        <w:t xml:space="preserve"> </w:t>
+      </w:r>
+      <w:r>
+        <w:rPr>
+          <w:bCs/>
+          <w:b/>
+        </w:rPr>
+        <w:t xml:space="preserve">−</w:t>
+      </w:r>
+      <w:r>
+        <w:t xml:space="preserve">;</w:t>
+      </w:r>
+      <w:r>
+        <w:t xml:space="preserve"> </w:t>
+      </w:r>
+      <w:r>
+        <w:t xml:space="preserve">rechtsboven staan</w:t>
+      </w:r>
+      <w:r>
+        <w:t xml:space="preserve"> </w:t>
+      </w:r>
+      <w:r>
+        <w:rPr>
+          <w:bCs/>
+          <w:b/>
+        </w:rPr>
+        <w:t xml:space="preserve">downloaden</w:t>
+      </w:r>
+      <w:r>
+        <w:t xml:space="preserve"> </w:t>
+      </w:r>
+      <w:r>
+        <w:t xml:space="preserve">en</w:t>
+      </w:r>
+      <w:r>
+        <w:t xml:space="preserve"> </w:t>
+      </w:r>
+      <w:r>
+        <w:rPr>
+          <w:bCs/>
+          <w:b/>
+        </w:rPr>
+        <w:t xml:space="preserve">sluiten</w:t>
+      </w:r>
+      <w:r>
+        <w:t xml:space="preserve"> </w:t>
+      </w:r>
+      <w:r>
+        <w:t xml:space="preserve">(✕). Andere bestanden download je.</w:t>
       </w:r>
     </w:p>
     <w:p>
@@ -9357,7 +9424,7 @@
         <w:color w:val="677385"/>
         <w:sz w:val="17"/>
       </w:rPr>
-      <w:t xml:space="preserve">Handleiding Postvak 1.8.3 · PeopleDisplay</w:t>
+      <w:t xml:space="preserve">Handleiding Postvak 1.8.4 · PeopleDisplay</w:t>
     </w:r>
     <w:r>
       <w:rPr>

--- a/docs/manual/Handleiding-Postvak.docx
+++ b/docs/manual/Handleiding-Postvak.docx
@@ -70,7 +70,7 @@
         <w:pStyle w:val="Author"/>
       </w:pPr>
       <w:r>
-        <w:t xml:space="preserve">Versie 1.8.4 · oktober 2026 · PeopleDisplay</w:t>
+        <w:t xml:space="preserve">Versie 1.8.5 · oktober 2026 · PeopleDisplay</w:t>
       </w:r>
     </w:p>
     <w:p>
@@ -2083,7 +2083,7 @@
     </w:p>
     <w:bookmarkEnd w:id="51"/>
     <w:bookmarkEnd w:id="52"/>
-    <w:bookmarkStart w:id="68" w:name="h-4-mail-lezen"/>
+    <w:bookmarkStart w:id="72" w:name="h-4-mail-lezen"/>
     <w:p>
       <w:pPr>
         <w:pStyle w:val="Heading1"/>
@@ -2861,13 +2861,98 @@
       </w:r>
     </w:p>
     <w:bookmarkEnd w:id="59"/>
-    <w:bookmarkStart w:id="63" w:name="h-uitschrijven-van-nieuwsbrieven"/>
+    <w:bookmarkStart w:id="63" w:name="h-waar-gaat-een-link-naartoe"/>
     <w:p>
       <w:pPr>
         <w:pStyle w:val="Heading2"/>
       </w:pPr>
       <w:r>
-        <w:t xml:space="preserve">Uitschrijven van nieuwsbrieven</w:t>
+        <w:t xml:space="preserve">Waar gaat een link naartoe?</w:t>
+      </w:r>
+    </w:p>
+    <w:p>
+      <w:pPr>
+        <w:pStyle w:val="FirstParagraph"/>
+      </w:pPr>
+      <w:r>
+        <w:t xml:space="preserve">Zet je op de computer de muis op een link in een bericht, dan zie je linksonder waar de link echt naartoe gaat:</w:t>
+      </w:r>
+      <w:r>
+        <w:t xml:space="preserve"> </w:t>
+      </w:r>
+      <w:r>
+        <w:t xml:space="preserve">eerst de website (vetgedrukt), dan het volledige adres. Zo kun je controleren of een link in orde is voordat je</w:t>
+      </w:r>
+      <w:r>
+        <w:t xml:space="preserve"> </w:t>
+      </w:r>
+      <w:r>
+        <w:t xml:space="preserve">erop klikt, ook in de geïnstalleerde app (die heeft geen statusbalk zoals een browser).</w:t>
+      </w:r>
+    </w:p>
+    <w:p>
+      <w:pPr>
+        <w:pStyle w:val="BodyText"/>
+      </w:pPr>
+      <w:r>
+        <w:t xml:space="preserve">Laat de tekst van een link een website zien (bijvoorbeeld</w:t>
+      </w:r>
+      <w:r>
+        <w:t xml:space="preserve"> </w:t>
+      </w:r>
+      <w:r>
+        <w:rPr>
+          <w:iCs/>
+          <w:i/>
+        </w:rPr>
+        <w:t xml:space="preserve">www.ing.nl</w:t>
+      </w:r>
+      <w:r>
+        <w:t xml:space="preserve">) terwijl de link naar een</w:t>
+      </w:r>
+      <w:r>
+        <w:t xml:space="preserve"> </w:t>
+      </w:r>
+      <w:r>
+        <w:rPr>
+          <w:bCs/>
+          <w:b/>
+        </w:rPr>
+        <w:t xml:space="preserve">andere</w:t>
+      </w:r>
+      <w:r>
+        <w:t xml:space="preserve"> </w:t>
+      </w:r>
+      <w:r>
+        <w:t xml:space="preserve">website</w:t>
+      </w:r>
+      <w:r>
+        <w:t xml:space="preserve"> </w:t>
+      </w:r>
+      <w:r>
+        <w:t xml:space="preserve">gaat, dan kleurt die balk oranje. Klik je toch, dan vraagt Postvak eerst of je hem echt wilt openen. Dat werkt</w:t>
+      </w:r>
+      <w:r>
+        <w:t xml:space="preserve"> </w:t>
+      </w:r>
+      <w:r>
+        <w:t xml:space="preserve">ook op de telefoon. Kies</w:t>
+      </w:r>
+      <w:r>
+        <w:t xml:space="preserve"> </w:t>
+      </w:r>
+      <w:r>
+        <w:rPr>
+          <w:bCs/>
+          <w:b/>
+        </w:rPr>
+        <w:t xml:space="preserve">Niet openen</w:t>
+      </w:r>
+      <w:r>
+        <w:t xml:space="preserve"> </w:t>
+      </w:r>
+      <w:r>
+        <w:t xml:space="preserve">als je twijfelt.</w:t>
       </w:r>
     </w:p>
     <w:p>
@@ -2877,14 +2962,14 @@
       <w:r>
         <w:drawing>
           <wp:inline>
-            <wp:extent cx="4139999" cy="2587499"/>
+            <wp:extent cx="3563999" cy="2613599"/>
             <wp:effectExtent b="0" l="0" r="0" t="0"/>
-            <wp:docPr descr="De knop Uitschrijven bij een nieuwsbrief" title="" id="61" name="Picture"/>
+            <wp:docPr descr="Postvak vraagt om een link te controleren" title="" id="61" name="Picture"/>
             <a:graphic>
               <a:graphicData uri="http://schemas.openxmlformats.org/drawingml/2006/picture">
                 <pic:pic>
                   <pic:nvPicPr>
-                    <pic:cNvPr descr="/home/claude/postvak/docs/handleiding/uitschrijven.png" id="62" name="Picture"/>
+                    <pic:cNvPr descr="/home/claude/postvak/docs/handleiding/link-controle.png" id="62" name="Picture"/>
                     <pic:cNvPicPr>
                       <a:picLocks noChangeArrowheads="1" noChangeAspect="1"/>
                     </pic:cNvPicPr>
@@ -2898,7 +2983,7 @@
                   <pic:spPr bwMode="auto">
                     <a:xfrm>
                       <a:off x="0" y="0"/>
-                      <a:ext cx="4139999" cy="2587499"/>
+                      <a:ext cx="3563999" cy="2613599"/>
                     </a:xfrm>
                     <a:prstGeom prst="rect">
                       <a:avLst/>
@@ -2922,50 +3007,17 @@
         <w:pStyle w:val="ImageCaption"/>
       </w:pPr>
       <w:r>
-        <w:t xml:space="preserve">De knop Uitschrijven bij een nieuwsbrief</w:t>
-      </w:r>
-    </w:p>
-    <w:p>
-      <w:pPr>
-        <w:pStyle w:val="BodyText"/>
-      </w:pPr>
-      <w:r>
-        <w:t xml:space="preserve">Bij nieuwsbrieven en reclamemail staat naast de afzender de knop</w:t>
-      </w:r>
-      <w:r>
-        <w:t xml:space="preserve"> </w:t>
-      </w:r>
-      <w:r>
-        <w:rPr>
-          <w:bCs/>
-          <w:b/>
-        </w:rPr>
-        <w:t xml:space="preserve">Uitschrijven</w:t>
-      </w:r>
-      <w:r>
-        <w:t xml:space="preserve">. Postvak meldt je dan met één</w:t>
-      </w:r>
-      <w:r>
-        <w:t xml:space="preserve"> </w:t>
-      </w:r>
-      <w:r>
-        <w:t xml:space="preserve">klik af (bij de meeste afzenders zonder dat je een website hoeft te openen). Kan dat niet, dan opent Postvak de</w:t>
-      </w:r>
-      <w:r>
-        <w:t xml:space="preserve"> </w:t>
-      </w:r>
-      <w:r>
-        <w:t xml:space="preserve">afmeldpagina van de afzender in een nieuw tabblad.</w:t>
+        <w:t xml:space="preserve">Postvak vraagt om een link te controleren</w:t>
       </w:r>
     </w:p>
     <w:bookmarkEnd w:id="63"/>
-    <w:bookmarkStart w:id="67" w:name="h-herinnering-er-kwam-nog-geen-antwoord"/>
+    <w:bookmarkStart w:id="67" w:name="h-uitschrijven-van-nieuwsbrieven"/>
     <w:p>
       <w:pPr>
         <w:pStyle w:val="Heading2"/>
       </w:pPr>
       <w:r>
-        <w:t xml:space="preserve">Herinnering: er kwam nog geen antwoord</w:t>
+        <w:t xml:space="preserve">Uitschrijven van nieuwsbrieven</w:t>
       </w:r>
     </w:p>
     <w:p>
@@ -2977,12 +3029,12 @@
           <wp:inline>
             <wp:extent cx="4139999" cy="2587499"/>
             <wp:effectExtent b="0" l="0" r="0" t="0"/>
-            <wp:docPr descr="Een bericht dat terugkomt omdat er geen antwoord kwam" title="" id="65" name="Picture"/>
+            <wp:docPr descr="De knop Uitschrijven bij een nieuwsbrief" title="" id="65" name="Picture"/>
             <a:graphic>
               <a:graphicData uri="http://schemas.openxmlformats.org/drawingml/2006/picture">
                 <pic:pic>
                   <pic:nvPicPr>
-                    <pic:cNvPr descr="/home/claude/postvak/docs/handleiding/opvolgen.png" id="66" name="Picture"/>
+                    <pic:cNvPr descr="/home/claude/postvak/docs/handleiding/uitschrijven.png" id="66" name="Picture"/>
                     <pic:cNvPicPr>
                       <a:picLocks noChangeArrowheads="1" noChangeAspect="1"/>
                     </pic:cNvPicPr>
@@ -3020,6 +3072,104 @@
         <w:pStyle w:val="ImageCaption"/>
       </w:pPr>
       <w:r>
+        <w:t xml:space="preserve">De knop Uitschrijven bij een nieuwsbrief</w:t>
+      </w:r>
+    </w:p>
+    <w:p>
+      <w:pPr>
+        <w:pStyle w:val="BodyText"/>
+      </w:pPr>
+      <w:r>
+        <w:t xml:space="preserve">Bij nieuwsbrieven en reclamemail staat naast de afzender de knop</w:t>
+      </w:r>
+      <w:r>
+        <w:t xml:space="preserve"> </w:t>
+      </w:r>
+      <w:r>
+        <w:rPr>
+          <w:bCs/>
+          <w:b/>
+        </w:rPr>
+        <w:t xml:space="preserve">Uitschrijven</w:t>
+      </w:r>
+      <w:r>
+        <w:t xml:space="preserve">. Postvak meldt je dan met één</w:t>
+      </w:r>
+      <w:r>
+        <w:t xml:space="preserve"> </w:t>
+      </w:r>
+      <w:r>
+        <w:t xml:space="preserve">klik af (bij de meeste afzenders zonder dat je een website hoeft te openen). Kan dat niet, dan opent Postvak de</w:t>
+      </w:r>
+      <w:r>
+        <w:t xml:space="preserve"> </w:t>
+      </w:r>
+      <w:r>
+        <w:t xml:space="preserve">afmeldpagina van de afzender in een nieuw tabblad.</w:t>
+      </w:r>
+    </w:p>
+    <w:bookmarkEnd w:id="67"/>
+    <w:bookmarkStart w:id="71" w:name="h-herinnering-er-kwam-nog-geen-antwoord"/>
+    <w:p>
+      <w:pPr>
+        <w:pStyle w:val="Heading2"/>
+      </w:pPr>
+      <w:r>
+        <w:t xml:space="preserve">Herinnering: er kwam nog geen antwoord</w:t>
+      </w:r>
+    </w:p>
+    <w:p>
+      <w:pPr>
+        <w:pStyle w:val="CaptionedFigure"/>
+      </w:pPr>
+      <w:r>
+        <w:drawing>
+          <wp:inline>
+            <wp:extent cx="4139999" cy="2587499"/>
+            <wp:effectExtent b="0" l="0" r="0" t="0"/>
+            <wp:docPr descr="Een bericht dat terugkomt omdat er geen antwoord kwam" title="" id="69" name="Picture"/>
+            <a:graphic>
+              <a:graphicData uri="http://schemas.openxmlformats.org/drawingml/2006/picture">
+                <pic:pic>
+                  <pic:nvPicPr>
+                    <pic:cNvPr descr="/home/claude/postvak/docs/handleiding/opvolgen.png" id="70" name="Picture"/>
+                    <pic:cNvPicPr>
+                      <a:picLocks noChangeArrowheads="1" noChangeAspect="1"/>
+                    </pic:cNvPicPr>
+                  </pic:nvPicPr>
+                  <pic:blipFill>
+                    <a:blip r:embed="rId68"/>
+                    <a:stretch>
+                      <a:fillRect/>
+                    </a:stretch>
+                  </pic:blipFill>
+                  <pic:spPr bwMode="auto">
+                    <a:xfrm>
+                      <a:off x="0" y="0"/>
+                      <a:ext cx="4139999" cy="2587499"/>
+                    </a:xfrm>
+                    <a:prstGeom prst="rect">
+                      <a:avLst/>
+                    </a:prstGeom>
+                    <a:noFill/>
+                    <a:ln w="9525">
+                      <a:noFill/>
+                      <a:headEnd/>
+                      <a:tailEnd/>
+                    </a:ln>
+                  </pic:spPr>
+                </pic:pic>
+              </a:graphicData>
+            </a:graphic>
+          </wp:inline>
+        </w:drawing>
+      </w:r>
+    </w:p>
+    <w:p>
+      <w:pPr>
+        <w:pStyle w:val="ImageCaption"/>
+      </w:pPr>
+      <w:r>
         <w:t xml:space="preserve">Een bericht dat terugkomt omdat er geen antwoord kwam</w:t>
       </w:r>
     </w:p>
@@ -3073,9 +3223,9 @@
         <w:t xml:space="preserve">om meteen een vriendelijke herinnering te sturen.</w:t>
       </w:r>
     </w:p>
-    <w:bookmarkEnd w:id="67"/>
-    <w:bookmarkEnd w:id="68"/>
-    <w:bookmarkStart w:id="72" w:name="h-5-mail-opruimen"/>
+    <w:bookmarkEnd w:id="71"/>
+    <w:bookmarkEnd w:id="72"/>
+    <w:bookmarkStart w:id="76" w:name="h-5-mail-opruimen"/>
     <w:p>
       <w:pPr>
         <w:pStyle w:val="Heading1"/>
@@ -3881,18 +4031,18 @@
           <wp:inline>
             <wp:extent cx="4139999" cy="5027142"/>
             <wp:effectExtent b="0" l="0" r="0" t="0"/>
-            <wp:docPr descr="Het menu onder de rechtermuisknop" title="" id="70" name="Picture"/>
+            <wp:docPr descr="Het menu onder de rechtermuisknop" title="" id="74" name="Picture"/>
             <a:graphic>
               <a:graphicData uri="http://schemas.openxmlformats.org/drawingml/2006/picture">
                 <pic:pic>
                   <pic:nvPicPr>
-                    <pic:cNvPr descr="/home/claude/postvak/docs/handleiding/rechtermuisknop.png" id="71" name="Picture"/>
+                    <pic:cNvPr descr="/home/claude/postvak/docs/handleiding/rechtermuisknop.png" id="75" name="Picture"/>
                     <pic:cNvPicPr>
                       <a:picLocks noChangeArrowheads="1" noChangeAspect="1"/>
                     </pic:cNvPicPr>
                   </pic:nvPicPr>
                   <pic:blipFill>
-                    <a:blip r:embed="rId69"/>
+                    <a:blip r:embed="rId73"/>
                     <a:stretch>
                       <a:fillRect/>
                     </a:stretch>
@@ -3927,8 +4077,8 @@
         <w:t xml:space="preserve">Het menu onder de rechtermuisknop</w:t>
       </w:r>
     </w:p>
-    <w:bookmarkEnd w:id="72"/>
-    <w:bookmarkStart w:id="80" w:name="h-6-zoeken-en-filteren"/>
+    <w:bookmarkEnd w:id="76"/>
+    <w:bookmarkStart w:id="84" w:name="h-6-zoeken-en-filteren"/>
     <w:p>
       <w:pPr>
         <w:pStyle w:val="Heading1"/>
@@ -3946,18 +4096,18 @@
           <wp:inline>
             <wp:extent cx="4139999" cy="2720571"/>
             <wp:effectExtent b="0" l="0" r="0" t="0"/>
-            <wp:docPr descr="Zoeken met filters" title="" id="74" name="Picture"/>
+            <wp:docPr descr="Zoeken met filters" title="" id="78" name="Picture"/>
             <a:graphic>
               <a:graphicData uri="http://schemas.openxmlformats.org/drawingml/2006/picture">
                 <pic:pic>
                   <pic:nvPicPr>
-                    <pic:cNvPr descr="/home/claude/postvak/docs/handleiding/zoeken.png" id="75" name="Picture"/>
+                    <pic:cNvPr descr="/home/claude/postvak/docs/handleiding/zoeken.png" id="79" name="Picture"/>
                     <pic:cNvPicPr>
                       <a:picLocks noChangeArrowheads="1" noChangeAspect="1"/>
                     </pic:cNvPicPr>
                   </pic:nvPicPr>
                   <pic:blipFill>
-                    <a:blip r:embed="rId73"/>
+                    <a:blip r:embed="rId77"/>
                     <a:stretch>
                       <a:fillRect/>
                     </a:stretch>
@@ -4156,7 +4306,7 @@
         <w:t xml:space="preserve">zet alle filters uit; de pijl terug sluit het zoeken.</w:t>
       </w:r>
     </w:p>
-    <w:bookmarkStart w:id="79" w:name="h-alle-bijlagen-op-een-rij"/>
+    <w:bookmarkStart w:id="83" w:name="h-alle-bijlagen-op-een-rij"/>
     <w:p>
       <w:pPr>
         <w:pStyle w:val="Heading2"/>
@@ -4174,18 +4324,18 @@
           <wp:inline>
             <wp:extent cx="5939999" cy="3712499"/>
             <wp:effectExtent b="0" l="0" r="0" t="0"/>
-            <wp:docPr descr="Het overzicht van alle bijlagen" title="" id="77" name="Picture"/>
+            <wp:docPr descr="Het overzicht van alle bijlagen" title="" id="81" name="Picture"/>
             <a:graphic>
               <a:graphicData uri="http://schemas.openxmlformats.org/drawingml/2006/picture">
                 <pic:pic>
                   <pic:nvPicPr>
-                    <pic:cNvPr descr="/home/claude/postvak/docs/handleiding/bijlagen.png" id="78" name="Picture"/>
+                    <pic:cNvPr descr="/home/claude/postvak/docs/handleiding/bijlagen.png" id="82" name="Picture"/>
                     <pic:cNvPicPr>
                       <a:picLocks noChangeArrowheads="1" noChangeAspect="1"/>
                     </pic:cNvPicPr>
                   </pic:nvPicPr>
                   <pic:blipFill>
-                    <a:blip r:embed="rId76"/>
+                    <a:blip r:embed="rId80"/>
                     <a:stretch>
                       <a:fillRect/>
                     </a:stretch>
@@ -4396,9 +4546,9 @@
         <w:t xml:space="preserve">kost geen extra dataverbruik.</w:t>
       </w:r>
     </w:p>
-    <w:bookmarkEnd w:id="79"/>
-    <w:bookmarkEnd w:id="80"/>
-    <w:bookmarkStart w:id="84" w:name="h-7-labels"/>
+    <w:bookmarkEnd w:id="83"/>
+    <w:bookmarkEnd w:id="84"/>
+    <w:bookmarkStart w:id="88" w:name="h-7-labels"/>
     <w:p>
       <w:pPr>
         <w:pStyle w:val="Heading1"/>
@@ -4416,18 +4566,18 @@
           <wp:inline>
             <wp:extent cx="3563999" cy="2338874"/>
             <wp:effectExtent b="0" l="0" r="0" t="0"/>
-            <wp:docPr descr="Labels geven aan een bericht" title="" id="82" name="Picture"/>
+            <wp:docPr descr="Labels geven aan een bericht" title="" id="86" name="Picture"/>
             <a:graphic>
               <a:graphicData uri="http://schemas.openxmlformats.org/drawingml/2006/picture">
                 <pic:pic>
                   <pic:nvPicPr>
-                    <pic:cNvPr descr="/home/claude/postvak/docs/handleiding/labels.png" id="83" name="Picture"/>
+                    <pic:cNvPr descr="/home/claude/postvak/docs/handleiding/labels.png" id="87" name="Picture"/>
                     <pic:cNvPicPr>
                       <a:picLocks noChangeArrowheads="1" noChangeAspect="1"/>
                     </pic:cNvPicPr>
                   </pic:nvPicPr>
                   <pic:blipFill>
-                    <a:blip r:embed="rId81"/>
+                    <a:blip r:embed="rId85"/>
                     <a:stretch>
                       <a:fillRect/>
                     </a:stretch>
@@ -4592,8 +4742,8 @@
         <w:t xml:space="preserve">, dus je ziet ze in beide programma’s.</w:t>
       </w:r>
     </w:p>
-    <w:bookmarkEnd w:id="84"/>
-    <w:bookmarkStart w:id="93" w:name="h-8-mail-schrijven"/>
+    <w:bookmarkEnd w:id="88"/>
+    <w:bookmarkStart w:id="97" w:name="h-8-mail-schrijven"/>
     <w:p>
       <w:pPr>
         <w:pStyle w:val="Heading1"/>
@@ -4611,18 +4761,18 @@
           <wp:inline>
             <wp:extent cx="3851999" cy="4402285"/>
             <wp:effectExtent b="0" l="0" r="0" t="0"/>
-            <wp:docPr descr="Het schrijfvenster" title="" id="86" name="Picture"/>
+            <wp:docPr descr="Het schrijfvenster" title="" id="90" name="Picture"/>
             <a:graphic>
               <a:graphicData uri="http://schemas.openxmlformats.org/drawingml/2006/picture">
                 <pic:pic>
                   <pic:nvPicPr>
-                    <pic:cNvPr descr="/home/claude/postvak/docs/handleiding/schrijven.png" id="87" name="Picture"/>
+                    <pic:cNvPr descr="/home/claude/postvak/docs/handleiding/schrijven.png" id="91" name="Picture"/>
                     <pic:cNvPicPr>
                       <a:picLocks noChangeArrowheads="1" noChangeAspect="1"/>
                     </pic:cNvPicPr>
                   </pic:nvPicPr>
                   <pic:blipFill>
-                    <a:blip r:embed="rId85"/>
+                    <a:blip r:embed="rId89"/>
                     <a:stretch>
                       <a:fillRect/>
                     </a:stretch>
@@ -5133,7 +5283,7 @@
         <w:t xml:space="preserve">verstuurt het bericht.</w:t>
       </w:r>
     </w:p>
-    <w:bookmarkStart w:id="91" w:name="h-snel-antwoorden"/>
+    <w:bookmarkStart w:id="95" w:name="h-snel-antwoorden"/>
     <w:p>
       <w:pPr>
         <w:pStyle w:val="Heading2"/>
@@ -5151,18 +5301,18 @@
           <wp:inline>
             <wp:extent cx="4139999" cy="5174999"/>
             <wp:effectExtent b="0" l="0" r="0" t="0"/>
-            <wp:docPr descr="Snel antwoorden onder een bericht" title="" id="89" name="Picture"/>
+            <wp:docPr descr="Snel antwoorden onder een bericht" title="" id="93" name="Picture"/>
             <a:graphic>
               <a:graphicData uri="http://schemas.openxmlformats.org/drawingml/2006/picture">
                 <pic:pic>
                   <pic:nvPicPr>
-                    <pic:cNvPr descr="/home/claude/postvak/docs/handleiding/snel-antwoorden.png" id="90" name="Picture"/>
+                    <pic:cNvPr descr="/home/claude/postvak/docs/handleiding/snel-antwoorden.png" id="94" name="Picture"/>
                     <pic:cNvPicPr>
                       <a:picLocks noChangeArrowheads="1" noChangeAspect="1"/>
                     </pic:cNvPicPr>
                   </pic:nvPicPr>
                   <pic:blipFill>
-                    <a:blip r:embed="rId88"/>
+                    <a:blip r:embed="rId92"/>
                     <a:stretch>
                       <a:fillRect/>
                     </a:stretch>
@@ -5299,8 +5449,8 @@
         <w:t xml:space="preserve">opent het gewone schrijfvenster met je tekst erin.</w:t>
       </w:r>
     </w:p>
-    <w:bookmarkEnd w:id="91"/>
-    <w:bookmarkStart w:id="92" w:name="h-handtekeningen"/>
+    <w:bookmarkEnd w:id="95"/>
+    <w:bookmarkStart w:id="96" w:name="h-handtekeningen"/>
     <w:p>
       <w:pPr>
         <w:pStyle w:val="Heading2"/>
@@ -5480,9 +5630,9 @@
         <w:t xml:space="preserve">vervangen.</w:t>
       </w:r>
     </w:p>
-    <w:bookmarkEnd w:id="92"/>
-    <w:bookmarkEnd w:id="93"/>
-    <w:bookmarkStart w:id="97" w:name="h-9-grote-bestanden-versturen"/>
+    <w:bookmarkEnd w:id="96"/>
+    <w:bookmarkEnd w:id="97"/>
+    <w:bookmarkStart w:id="101" w:name="h-9-grote-bestanden-versturen"/>
     <w:p>
       <w:pPr>
         <w:pStyle w:val="Heading1"/>
@@ -5500,18 +5650,18 @@
           <wp:inline>
             <wp:extent cx="3851999" cy="4402285"/>
             <wp:effectExtent b="0" l="0" r="0" t="0"/>
-            <wp:docPr descr="Een groot bestand als downloadlink" title="" id="95" name="Picture"/>
+            <wp:docPr descr="Een groot bestand als downloadlink" title="" id="99" name="Picture"/>
             <a:graphic>
               <a:graphicData uri="http://schemas.openxmlformats.org/drawingml/2006/picture">
                 <pic:pic>
                   <pic:nvPicPr>
-                    <pic:cNvPr descr="/home/claude/postvak/docs/handleiding/grote-bijlage.png" id="96" name="Picture"/>
+                    <pic:cNvPr descr="/home/claude/postvak/docs/handleiding/grote-bijlage.png" id="100" name="Picture"/>
                     <pic:cNvPicPr>
                       <a:picLocks noChangeArrowheads="1" noChangeAspect="1"/>
                     </pic:cNvPicPr>
                   </pic:nvPicPr>
                   <pic:blipFill>
-                    <a:blip r:embed="rId94"/>
+                    <a:blip r:embed="rId98"/>
                     <a:stretch>
                       <a:fillRect/>
                     </a:stretch>
@@ -5665,8 +5815,8 @@
         <w:t xml:space="preserve">ze zijn gedownload, en kun je de link kopiëren of het bestand eerder weghalen. Een bestand mag maximaal 2 GB zijn.</w:t>
       </w:r>
     </w:p>
-    <w:bookmarkEnd w:id="97"/>
-    <w:bookmarkStart w:id="98" w:name="h-10-meerdere-mailadressen"/>
+    <w:bookmarkEnd w:id="101"/>
+    <w:bookmarkStart w:id="102" w:name="h-10-meerdere-mailadressen"/>
     <w:p>
       <w:pPr>
         <w:pStyle w:val="Heading1"/>
@@ -5773,8 +5923,8 @@
         <w:t xml:space="preserve">Per account kies je een naam, kleur, handtekening en of je er meldingen van wilt.</w:t>
       </w:r>
     </w:p>
-    <w:bookmarkEnd w:id="98"/>
-    <w:bookmarkStart w:id="102" w:name="h-11-regels-en-afwezigheidsmelding"/>
+    <w:bookmarkEnd w:id="102"/>
+    <w:bookmarkStart w:id="106" w:name="h-11-regels-en-afwezigheidsmelding"/>
     <w:p>
       <w:pPr>
         <w:pStyle w:val="Heading1"/>
@@ -5792,18 +5942,18 @@
           <wp:inline>
             <wp:extent cx="4751999" cy="2969999"/>
             <wp:effectExtent b="0" l="0" r="0" t="0"/>
-            <wp:docPr descr="Regels en afwezigheidsmelding" title="" id="100" name="Picture"/>
+            <wp:docPr descr="Regels en afwezigheidsmelding" title="" id="104" name="Picture"/>
             <a:graphic>
               <a:graphicData uri="http://schemas.openxmlformats.org/drawingml/2006/picture">
                 <pic:pic>
                   <pic:nvPicPr>
-                    <pic:cNvPr descr="/home/claude/postvak/docs/handleiding/instellingen-regels.png" id="101" name="Picture"/>
+                    <pic:cNvPr descr="/home/claude/postvak/docs/handleiding/instellingen-regels.png" id="105" name="Picture"/>
                     <pic:cNvPicPr>
                       <a:picLocks noChangeArrowheads="1" noChangeAspect="1"/>
                     </pic:cNvPicPr>
                   </pic:nvPicPr>
                   <pic:blipFill>
-                    <a:blip r:embed="rId99"/>
+                    <a:blip r:embed="rId103"/>
                     <a:stretch>
                       <a:fillRect/>
                     </a:stretch>
@@ -5958,8 +6108,8 @@
         <w:t xml:space="preserve">aan, anders krijgen mensen er twee.</w:t>
       </w:r>
     </w:p>
-    <w:bookmarkEnd w:id="102"/>
-    <w:bookmarkStart w:id="109" w:name="h-12-agenda"/>
+    <w:bookmarkEnd w:id="106"/>
+    <w:bookmarkStart w:id="113" w:name="h-12-agenda"/>
     <w:p>
       <w:pPr>
         <w:pStyle w:val="Heading1"/>
@@ -5977,18 +6127,18 @@
           <wp:inline>
             <wp:extent cx="5939999" cy="3712499"/>
             <wp:effectExtent b="0" l="0" r="0" t="0"/>
-            <wp:docPr descr="De agenda in weekweergave" title="" id="104" name="Picture"/>
+            <wp:docPr descr="De agenda in weekweergave" title="" id="108" name="Picture"/>
             <a:graphic>
               <a:graphicData uri="http://schemas.openxmlformats.org/drawingml/2006/picture">
                 <pic:pic>
                   <pic:nvPicPr>
-                    <pic:cNvPr descr="/home/claude/postvak/docs/handleiding/agenda.png" id="105" name="Picture"/>
+                    <pic:cNvPr descr="/home/claude/postvak/docs/handleiding/agenda.png" id="109" name="Picture"/>
                     <pic:cNvPicPr>
                       <a:picLocks noChangeArrowheads="1" noChangeAspect="1"/>
                     </pic:cNvPicPr>
                   </pic:nvPicPr>
                   <pic:blipFill>
-                    <a:blip r:embed="rId103"/>
+                    <a:blip r:embed="rId107"/>
                     <a:stretch>
                       <a:fillRect/>
                     </a:stretch>
@@ -6183,225 +6333,12 @@
           <wp:inline>
             <wp:extent cx="5939999" cy="3712499"/>
             <wp:effectExtent b="0" l="0" r="0" t="0"/>
-            <wp:docPr descr="De maandweergave met een verjaardag" title="" id="107" name="Picture"/>
+            <wp:docPr descr="De maandweergave met een verjaardag" title="" id="111" name="Picture"/>
             <a:graphic>
               <a:graphicData uri="http://schemas.openxmlformats.org/drawingml/2006/picture">
                 <pic:pic>
                   <pic:nvPicPr>
-                    <pic:cNvPr descr="/home/claude/postvak/docs/handleiding/verjaardagen.png" id="108" name="Picture"/>
-                    <pic:cNvPicPr>
-                      <a:picLocks noChangeArrowheads="1" noChangeAspect="1"/>
-                    </pic:cNvPicPr>
-                  </pic:nvPicPr>
-                  <pic:blipFill>
-                    <a:blip r:embed="rId106"/>
-                    <a:stretch>
-                      <a:fillRect/>
-                    </a:stretch>
-                  </pic:blipFill>
-                  <pic:spPr bwMode="auto">
-                    <a:xfrm>
-                      <a:off x="0" y="0"/>
-                      <a:ext cx="5939999" cy="3712499"/>
-                    </a:xfrm>
-                    <a:prstGeom prst="rect">
-                      <a:avLst/>
-                    </a:prstGeom>
-                    <a:noFill/>
-                    <a:ln w="9525">
-                      <a:noFill/>
-                      <a:headEnd/>
-                      <a:tailEnd/>
-                    </a:ln>
-                  </pic:spPr>
-                </pic:pic>
-              </a:graphicData>
-            </a:graphic>
-          </wp:inline>
-        </w:drawing>
-      </w:r>
-      <w:r>
-        <w:t xml:space="preserve"> </w:t>
-      </w:r>
-      <w:r>
-        <w:t xml:space="preserve">-</w:t>
-      </w:r>
-      <w:r>
-        <w:t xml:space="preserve"> </w:t>
-      </w:r>
-      <w:r>
-        <w:rPr>
-          <w:bCs/>
-          <w:b/>
-        </w:rPr>
-        <w:t xml:space="preserve">Uitnodigingen</w:t>
-      </w:r>
-      <w:r>
-        <w:t xml:space="preserve"> </w:t>
-      </w:r>
-      <w:r>
-        <w:t xml:space="preserve">die je per mail krijgt, beantwoord je vanuit het bericht (zie</w:t>
-      </w:r>
-      <w:r>
-        <w:t xml:space="preserve"> </w:t>
-      </w:r>
-      <w:hyperlink w:anchor="h-4-mail-lezen">
-        <w:r>
-          <w:rPr>
-            <w:rStyle w:val="Hyperlink"/>
-          </w:rPr>
-          <w:t xml:space="preserve">Mail lezen</w:t>
-        </w:r>
-      </w:hyperlink>
-      <w:r>
-        <w:t xml:space="preserve">).</w:t>
-      </w:r>
-      <w:r>
-        <w:t xml:space="preserve"> </w:t>
-      </w:r>
-      <w:r>
-        <w:t xml:space="preserve">-</w:t>
-      </w:r>
-      <w:r>
-        <w:t xml:space="preserve"> </w:t>
-      </w:r>
-      <w:r>
-        <w:rPr>
-          <w:bCs/>
-          <w:b/>
-        </w:rPr>
-        <w:t xml:space="preserve">Agenda van elders</w:t>
-      </w:r>
-      <w:r>
-        <w:t xml:space="preserve"> </w:t>
-      </w:r>
-      <w:r>
-        <w:t xml:space="preserve">(bijvoorbeeld Google, Outlook, je sportclub of de feestdagen): plak het iCal-adres onder</w:t>
-      </w:r>
-      <w:r>
-        <w:t xml:space="preserve"> </w:t>
-      </w:r>
-      <w:r>
-        <w:t xml:space="preserve">Instellingen → Agenda en taken →</w:t>
-      </w:r>
-      <w:r>
-        <w:t xml:space="preserve"> </w:t>
-      </w:r>
-      <w:r>
-        <w:rPr>
-          <w:bCs/>
-          <w:b/>
-        </w:rPr>
-        <w:t xml:space="preserve">Agenda van elders toevoegen</w:t>
-      </w:r>
-      <w:r>
-        <w:t xml:space="preserve">. Postvak haalt hem elk half uur op; je kunt</w:t>
-      </w:r>
-      <w:r>
-        <w:t xml:space="preserve"> </w:t>
-      </w:r>
-      <w:r>
-        <w:t xml:space="preserve">hem alleen lezen. Bij een Google-agenda gebruik je het</w:t>
-      </w:r>
-      <w:r>
-        <w:t xml:space="preserve"> </w:t>
-      </w:r>
-      <w:r>
-        <w:rPr>
-          <w:bCs/>
-          <w:b/>
-        </w:rPr>
-        <w:t xml:space="preserve">Geheime adres in iCal-indeling</w:t>
-      </w:r>
-      <w:r>
-        <w:t xml:space="preserve">; de stappen staan op</w:t>
-      </w:r>
-      <w:r>
-        <w:t xml:space="preserve"> </w:t>
-      </w:r>
-      <w:r>
-        <w:t xml:space="preserve">die pagina.</w:t>
-      </w:r>
-      <w:r>
-        <w:t xml:space="preserve"> </w:t>
-      </w:r>
-      <w:r>
-        <w:t xml:space="preserve">-</w:t>
-      </w:r>
-      <w:r>
-        <w:t xml:space="preserve"> </w:t>
-      </w:r>
-      <w:r>
-        <w:rPr>
-          <w:bCs/>
-          <w:b/>
-        </w:rPr>
-        <w:t xml:space="preserve">Je Postvak-agenda in Google of Outlook zien</w:t>
-      </w:r>
-      <w:r>
-        <w:t xml:space="preserve">: maak bij de agenda een</w:t>
-      </w:r>
-      <w:r>
-        <w:t xml:space="preserve"> </w:t>
-      </w:r>
-      <w:r>
-        <w:rPr>
-          <w:bCs/>
-          <w:b/>
-        </w:rPr>
-        <w:t xml:space="preserve">Deellink</w:t>
-      </w:r>
-      <w:r>
-        <w:t xml:space="preserve"> </w:t>
-      </w:r>
-      <w:r>
-        <w:t xml:space="preserve">en voeg die in Google</w:t>
-      </w:r>
-      <w:r>
-        <w:t xml:space="preserve"> </w:t>
-      </w:r>
-      <w:r>
-        <w:t xml:space="preserve">toe via</w:t>
-      </w:r>
-      <w:r>
-        <w:t xml:space="preserve"> </w:t>
-      </w:r>
-      <w:r>
-        <w:rPr>
-          <w:bCs/>
-          <w:b/>
-        </w:rPr>
-        <w:t xml:space="preserve">Andere agenda’s → + → Via URL</w:t>
-      </w:r>
-      <w:r>
-        <w:t xml:space="preserve">.</w:t>
-      </w:r>
-    </w:p>
-    <w:bookmarkEnd w:id="109"/>
-    <w:bookmarkStart w:id="113" w:name="h-13-taken"/>
-    <w:p>
-      <w:pPr>
-        <w:pStyle w:val="Heading1"/>
-      </w:pPr>
-      <w:r>
-        <w:t xml:space="preserve">13. Taken</w:t>
-      </w:r>
-    </w:p>
-    <w:p>
-      <w:pPr>
-        <w:pStyle w:val="CaptionedFigure"/>
-      </w:pPr>
-      <w:r>
-        <w:drawing>
-          <wp:inline>
-            <wp:extent cx="5939999" cy="3712499"/>
-            <wp:effectExtent b="0" l="0" r="0" t="0"/>
-            <wp:docPr descr="Takenlijsten" title="" id="111" name="Picture"/>
-            <a:graphic>
-              <a:graphicData uri="http://schemas.openxmlformats.org/drawingml/2006/picture">
-                <pic:pic>
-                  <pic:nvPicPr>
-                    <pic:cNvPr descr="/home/claude/postvak/docs/handleiding/taken.png" id="112" name="Picture"/>
+                    <pic:cNvPr descr="/home/claude/postvak/docs/handleiding/verjaardagen.png" id="112" name="Picture"/>
                     <pic:cNvPicPr>
                       <a:picLocks noChangeArrowheads="1" noChangeAspect="1"/>
                     </pic:cNvPicPr>
@@ -6433,50 +6370,171 @@
           </wp:inline>
         </w:drawing>
       </w:r>
-    </w:p>
-    <w:p>
-      <w:pPr>
-        <w:pStyle w:val="ImageCaption"/>
-      </w:pPr>
-      <w:r>
-        <w:t xml:space="preserve">Takenlijsten</w:t>
-      </w:r>
-    </w:p>
-    <w:p>
-      <w:pPr>
-        <w:pStyle w:val="BodyText"/>
-      </w:pPr>
-      <w:r>
-        <w:t xml:space="preserve">Kies links</w:t>
-      </w:r>
-      <w:r>
-        <w:t xml:space="preserve"> </w:t>
-      </w:r>
-      <w:r>
-        <w:rPr>
-          <w:bCs/>
-          <w:b/>
-        </w:rPr>
-        <w:t xml:space="preserve">Taken</w:t>
-      </w:r>
-      <w:r>
-        <w:t xml:space="preserve">. Je kunt meerdere takenlijsten hebben, met een vervaldatum, prioriteit en herinnering per</w:t>
-      </w:r>
-      <w:r>
-        <w:t xml:space="preserve"> </w:t>
-      </w:r>
-      <w:r>
-        <w:t xml:space="preserve">taak. Van een mail maak je met één klik een taak: het vinkje-icoon bovenaan een geopend bericht.</w:t>
+      <w:r>
+        <w:t xml:space="preserve"> </w:t>
+      </w:r>
+      <w:r>
+        <w:t xml:space="preserve">-</w:t>
+      </w:r>
+      <w:r>
+        <w:t xml:space="preserve"> </w:t>
+      </w:r>
+      <w:r>
+        <w:rPr>
+          <w:bCs/>
+          <w:b/>
+        </w:rPr>
+        <w:t xml:space="preserve">Uitnodigingen</w:t>
+      </w:r>
+      <w:r>
+        <w:t xml:space="preserve"> </w:t>
+      </w:r>
+      <w:r>
+        <w:t xml:space="preserve">die je per mail krijgt, beantwoord je vanuit het bericht (zie</w:t>
+      </w:r>
+      <w:r>
+        <w:t xml:space="preserve"> </w:t>
+      </w:r>
+      <w:hyperlink w:anchor="h-4-mail-lezen">
+        <w:r>
+          <w:rPr>
+            <w:rStyle w:val="Hyperlink"/>
+          </w:rPr>
+          <w:t xml:space="preserve">Mail lezen</w:t>
+        </w:r>
+      </w:hyperlink>
+      <w:r>
+        <w:t xml:space="preserve">).</w:t>
+      </w:r>
+      <w:r>
+        <w:t xml:space="preserve"> </w:t>
+      </w:r>
+      <w:r>
+        <w:t xml:space="preserve">-</w:t>
+      </w:r>
+      <w:r>
+        <w:t xml:space="preserve"> </w:t>
+      </w:r>
+      <w:r>
+        <w:rPr>
+          <w:bCs/>
+          <w:b/>
+        </w:rPr>
+        <w:t xml:space="preserve">Agenda van elders</w:t>
+      </w:r>
+      <w:r>
+        <w:t xml:space="preserve"> </w:t>
+      </w:r>
+      <w:r>
+        <w:t xml:space="preserve">(bijvoorbeeld Google, Outlook, je sportclub of de feestdagen): plak het iCal-adres onder</w:t>
+      </w:r>
+      <w:r>
+        <w:t xml:space="preserve"> </w:t>
+      </w:r>
+      <w:r>
+        <w:t xml:space="preserve">Instellingen → Agenda en taken →</w:t>
+      </w:r>
+      <w:r>
+        <w:t xml:space="preserve"> </w:t>
+      </w:r>
+      <w:r>
+        <w:rPr>
+          <w:bCs/>
+          <w:b/>
+        </w:rPr>
+        <w:t xml:space="preserve">Agenda van elders toevoegen</w:t>
+      </w:r>
+      <w:r>
+        <w:t xml:space="preserve">. Postvak haalt hem elk half uur op; je kunt</w:t>
+      </w:r>
+      <w:r>
+        <w:t xml:space="preserve"> </w:t>
+      </w:r>
+      <w:r>
+        <w:t xml:space="preserve">hem alleen lezen. Bij een Google-agenda gebruik je het</w:t>
+      </w:r>
+      <w:r>
+        <w:t xml:space="preserve"> </w:t>
+      </w:r>
+      <w:r>
+        <w:rPr>
+          <w:bCs/>
+          <w:b/>
+        </w:rPr>
+        <w:t xml:space="preserve">Geheime adres in iCal-indeling</w:t>
+      </w:r>
+      <w:r>
+        <w:t xml:space="preserve">; de stappen staan op</w:t>
+      </w:r>
+      <w:r>
+        <w:t xml:space="preserve"> </w:t>
+      </w:r>
+      <w:r>
+        <w:t xml:space="preserve">die pagina.</w:t>
+      </w:r>
+      <w:r>
+        <w:t xml:space="preserve"> </w:t>
+      </w:r>
+      <w:r>
+        <w:t xml:space="preserve">-</w:t>
+      </w:r>
+      <w:r>
+        <w:t xml:space="preserve"> </w:t>
+      </w:r>
+      <w:r>
+        <w:rPr>
+          <w:bCs/>
+          <w:b/>
+        </w:rPr>
+        <w:t xml:space="preserve">Je Postvak-agenda in Google of Outlook zien</w:t>
+      </w:r>
+      <w:r>
+        <w:t xml:space="preserve">: maak bij de agenda een</w:t>
+      </w:r>
+      <w:r>
+        <w:t xml:space="preserve"> </w:t>
+      </w:r>
+      <w:r>
+        <w:rPr>
+          <w:bCs/>
+          <w:b/>
+        </w:rPr>
+        <w:t xml:space="preserve">Deellink</w:t>
+      </w:r>
+      <w:r>
+        <w:t xml:space="preserve"> </w:t>
+      </w:r>
+      <w:r>
+        <w:t xml:space="preserve">en voeg die in Google</w:t>
+      </w:r>
+      <w:r>
+        <w:t xml:space="preserve"> </w:t>
+      </w:r>
+      <w:r>
+        <w:t xml:space="preserve">toe via</w:t>
+      </w:r>
+      <w:r>
+        <w:t xml:space="preserve"> </w:t>
+      </w:r>
+      <w:r>
+        <w:rPr>
+          <w:bCs/>
+          <w:b/>
+        </w:rPr>
+        <w:t xml:space="preserve">Andere agenda’s → + → Via URL</w:t>
+      </w:r>
+      <w:r>
+        <w:t xml:space="preserve">.</w:t>
       </w:r>
     </w:p>
     <w:bookmarkEnd w:id="113"/>
-    <w:bookmarkStart w:id="120" w:name="h-14-contacten"/>
+    <w:bookmarkStart w:id="117" w:name="h-13-taken"/>
     <w:p>
       <w:pPr>
         <w:pStyle w:val="Heading1"/>
       </w:pPr>
       <w:r>
-        <w:t xml:space="preserve">14. Contacten</w:t>
+        <w:t xml:space="preserve">13. Taken</w:t>
       </w:r>
     </w:p>
     <w:p>
@@ -6488,12 +6546,12 @@
           <wp:inline>
             <wp:extent cx="5939999" cy="3712499"/>
             <wp:effectExtent b="0" l="0" r="0" t="0"/>
-            <wp:docPr descr="Contacten" title="" id="115" name="Picture"/>
+            <wp:docPr descr="Takenlijsten" title="" id="115" name="Picture"/>
             <a:graphic>
               <a:graphicData uri="http://schemas.openxmlformats.org/drawingml/2006/picture">
                 <pic:pic>
                   <pic:nvPicPr>
-                    <pic:cNvPr descr="/home/claude/postvak/docs/handleiding/contacten.png" id="116" name="Picture"/>
+                    <pic:cNvPr descr="/home/claude/postvak/docs/handleiding/taken.png" id="116" name="Picture"/>
                     <pic:cNvPicPr>
                       <a:picLocks noChangeArrowheads="1" noChangeAspect="1"/>
                     </pic:cNvPicPr>
@@ -6531,7 +6589,7 @@
         <w:pStyle w:val="ImageCaption"/>
       </w:pPr>
       <w:r>
-        <w:t xml:space="preserve">Contacten</w:t>
+        <w:t xml:space="preserve">Takenlijsten</w:t>
       </w:r>
     </w:p>
     <w:p>
@@ -6549,247 +6607,26 @@
           <w:bCs/>
           <w:b/>
         </w:rPr>
-        <w:t xml:space="preserve">Contacten</w:t>
-      </w:r>
-      <w:r>
-        <w:t xml:space="preserve">. Net als bij Google Contacten heeft elk contact een eigen kaart met:</w:t>
-      </w:r>
-    </w:p>
-    <w:p>
-      <w:pPr>
-        <w:numPr>
-          <w:ilvl w:val="0"/>
-          <w:numId w:val="1017"/>
-        </w:numPr>
-        <w:pStyle w:val="Compact"/>
-      </w:pPr>
-      <w:r>
-        <w:t xml:space="preserve">een</w:t>
-      </w:r>
-      <w:r>
-        <w:t xml:space="preserve"> </w:t>
-      </w:r>
-      <w:r>
-        <w:rPr>
-          <w:bCs/>
-          <w:b/>
-        </w:rPr>
-        <w:t xml:space="preserve">foto</w:t>
-      </w:r>
-      <w:r>
-        <w:t xml:space="preserve">,</w:t>
-      </w:r>
-      <w:r>
-        <w:t xml:space="preserve"> </w:t>
-      </w:r>
-      <w:r>
-        <w:rPr>
-          <w:bCs/>
-          <w:b/>
-        </w:rPr>
-        <w:t xml:space="preserve">voornaam en achternaam</w:t>
-      </w:r>
-      <w:r>
-        <w:t xml:space="preserve">, bijnaam,</w:t>
-      </w:r>
-      <w:r>
-        <w:t xml:space="preserve"> </w:t>
-      </w:r>
-      <w:r>
-        <w:rPr>
-          <w:bCs/>
-          <w:b/>
-        </w:rPr>
-        <w:t xml:space="preserve">bedrijf, functie en afdeling</w:t>
-      </w:r>
-      <w:r>
-        <w:t xml:space="preserve">;</w:t>
-      </w:r>
-    </w:p>
-    <w:p>
-      <w:pPr>
-        <w:numPr>
-          <w:ilvl w:val="0"/>
-          <w:numId w:val="1017"/>
-        </w:numPr>
-        <w:pStyle w:val="Compact"/>
-      </w:pPr>
-      <w:r>
-        <w:t xml:space="preserve">meerdere</w:t>
-      </w:r>
-      <w:r>
-        <w:t xml:space="preserve"> </w:t>
-      </w:r>
-      <w:r>
-        <w:rPr>
-          <w:bCs/>
-          <w:b/>
-        </w:rPr>
-        <w:t xml:space="preserve">e-mailadressen</w:t>
-      </w:r>
-      <w:r>
-        <w:t xml:space="preserve"> </w:t>
-      </w:r>
-      <w:r>
-        <w:t xml:space="preserve">en</w:t>
-      </w:r>
-      <w:r>
-        <w:t xml:space="preserve"> </w:t>
-      </w:r>
-      <w:r>
-        <w:rPr>
-          <w:bCs/>
-          <w:b/>
-        </w:rPr>
-        <w:t xml:space="preserve">telefoonnummers</w:t>
-      </w:r>
-      <w:r>
-        <w:t xml:space="preserve">, elk met een soort (privé, werk, mobiel, …);</w:t>
-      </w:r>
-    </w:p>
-    <w:p>
-      <w:pPr>
-        <w:numPr>
-          <w:ilvl w:val="0"/>
-          <w:numId w:val="1017"/>
-        </w:numPr>
-        <w:pStyle w:val="Compact"/>
-      </w:pPr>
-      <w:r>
-        <w:rPr>
-          <w:bCs/>
-          <w:b/>
-        </w:rPr>
-        <w:t xml:space="preserve">adressen</w:t>
-      </w:r>
-      <w:r>
-        <w:t xml:space="preserve"> </w:t>
-      </w:r>
-      <w:r>
-        <w:t xml:space="preserve">(met een link naar de kaart), een</w:t>
-      </w:r>
-      <w:r>
-        <w:t xml:space="preserve"> </w:t>
-      </w:r>
-      <w:r>
-        <w:rPr>
-          <w:bCs/>
-          <w:b/>
-        </w:rPr>
-        <w:t xml:space="preserve">verjaardag</w:t>
-      </w:r>
-      <w:r>
-        <w:t xml:space="preserve"> </w:t>
-      </w:r>
-      <w:r>
-        <w:t xml:space="preserve">(ook zonder jaar),</w:t>
-      </w:r>
-      <w:r>
-        <w:t xml:space="preserve"> </w:t>
-      </w:r>
-      <w:r>
-        <w:rPr>
-          <w:bCs/>
-          <w:b/>
-        </w:rPr>
-        <w:t xml:space="preserve">websites</w:t>
-      </w:r>
-      <w:r>
-        <w:t xml:space="preserve"> </w:t>
-      </w:r>
-      <w:r>
-        <w:t xml:space="preserve">en</w:t>
-      </w:r>
-      <w:r>
-        <w:t xml:space="preserve"> </w:t>
-      </w:r>
-      <w:r>
-        <w:rPr>
-          <w:bCs/>
-          <w:b/>
-        </w:rPr>
-        <w:t xml:space="preserve">notities</w:t>
-      </w:r>
-      <w:r>
-        <w:t xml:space="preserve">;</w:t>
-      </w:r>
-    </w:p>
-    <w:p>
-      <w:pPr>
-        <w:numPr>
-          <w:ilvl w:val="0"/>
-          <w:numId w:val="1017"/>
-        </w:numPr>
-        <w:pStyle w:val="Compact"/>
-      </w:pPr>
-      <w:r>
-        <w:rPr>
-          <w:bCs/>
-          <w:b/>
-        </w:rPr>
-        <w:t xml:space="preserve">groepen</w:t>
-      </w:r>
-      <w:r>
-        <w:t xml:space="preserve">, zoals Familie, Werk of Band. Klik bovenaan de lijst op een groep om alleen die contacten te zien.</w:t>
-      </w:r>
-    </w:p>
-    <w:p>
-      <w:pPr>
-        <w:pStyle w:val="FirstParagraph"/>
-      </w:pPr>
-      <w:r>
-        <w:t xml:space="preserve">Met</w:t>
-      </w:r>
-      <w:r>
-        <w:t xml:space="preserve"> </w:t>
-      </w:r>
-      <w:r>
-        <w:rPr>
-          <w:bCs/>
-          <w:b/>
-        </w:rPr>
-        <w:t xml:space="preserve">Mail sturen</w:t>
-      </w:r>
-      <w:r>
-        <w:t xml:space="preserve"> </w:t>
-      </w:r>
-      <w:r>
-        <w:t xml:space="preserve">en</w:t>
-      </w:r>
-      <w:r>
-        <w:t xml:space="preserve"> </w:t>
-      </w:r>
-      <w:r>
-        <w:rPr>
-          <w:bCs/>
-          <w:b/>
-        </w:rPr>
-        <w:t xml:space="preserve">Bellen</w:t>
-      </w:r>
-      <w:r>
-        <w:t xml:space="preserve"> </w:t>
-      </w:r>
-      <w:r>
-        <w:t xml:space="preserve">neem je direct contact op. Wie de komende week jarig is, staat bovenaan de</w:t>
-      </w:r>
-      <w:r>
-        <w:t xml:space="preserve"> </w:t>
-      </w:r>
-      <w:r>
-        <w:t xml:space="preserve">lijst onder</w:t>
-      </w:r>
-      <w:r>
-        <w:t xml:space="preserve"> </w:t>
-      </w:r>
-      <w:r>
-        <w:rPr>
-          <w:bCs/>
-          <w:b/>
-        </w:rPr>
-        <w:t xml:space="preserve">Binnenkort jarig</w:t>
-      </w:r>
-      <w:r>
-        <w:t xml:space="preserve">. Zoeken werkt op naam, adres, telefoon, bedrijf, plaats en groep.</w:t>
+        <w:t xml:space="preserve">Taken</w:t>
+      </w:r>
+      <w:r>
+        <w:t xml:space="preserve">. Je kunt meerdere takenlijsten hebben, met een vervaldatum, prioriteit en herinnering per</w:t>
+      </w:r>
+      <w:r>
+        <w:t xml:space="preserve"> </w:t>
+      </w:r>
+      <w:r>
+        <w:t xml:space="preserve">taak. Van een mail maak je met één klik een taak: het vinkje-icoon bovenaan een geopend bericht.</w:t>
+      </w:r>
+    </w:p>
+    <w:bookmarkEnd w:id="117"/>
+    <w:bookmarkStart w:id="124" w:name="h-14-contacten"/>
+    <w:p>
+      <w:pPr>
+        <w:pStyle w:val="Heading1"/>
+      </w:pPr>
+      <w:r>
+        <w:t xml:space="preserve">14. Contacten</w:t>
       </w:r>
     </w:p>
     <w:p>
@@ -6799,20 +6636,333 @@
       <w:r>
         <w:drawing>
           <wp:inline>
-            <wp:extent cx="4751999" cy="4319999"/>
+            <wp:extent cx="5939999" cy="3712499"/>
             <wp:effectExtent b="0" l="0" r="0" t="0"/>
-            <wp:docPr descr="Een contact bewerken" title="" id="118" name="Picture"/>
+            <wp:docPr descr="Contacten" title="" id="119" name="Picture"/>
             <a:graphic>
               <a:graphicData uri="http://schemas.openxmlformats.org/drawingml/2006/picture">
                 <pic:pic>
                   <pic:nvPicPr>
-                    <pic:cNvPr descr="/home/claude/postvak/docs/handleiding/contact-bewerken.png" id="119" name="Picture"/>
+                    <pic:cNvPr descr="/home/claude/postvak/docs/handleiding/contacten.png" id="120" name="Picture"/>
                     <pic:cNvPicPr>
                       <a:picLocks noChangeArrowheads="1" noChangeAspect="1"/>
                     </pic:cNvPicPr>
                   </pic:nvPicPr>
                   <pic:blipFill>
-                    <a:blip r:embed="rId117"/>
+                    <a:blip r:embed="rId118"/>
+                    <a:stretch>
+                      <a:fillRect/>
+                    </a:stretch>
+                  </pic:blipFill>
+                  <pic:spPr bwMode="auto">
+                    <a:xfrm>
+                      <a:off x="0" y="0"/>
+                      <a:ext cx="5939999" cy="3712499"/>
+                    </a:xfrm>
+                    <a:prstGeom prst="rect">
+                      <a:avLst/>
+                    </a:prstGeom>
+                    <a:noFill/>
+                    <a:ln w="9525">
+                      <a:noFill/>
+                      <a:headEnd/>
+                      <a:tailEnd/>
+                    </a:ln>
+                  </pic:spPr>
+                </pic:pic>
+              </a:graphicData>
+            </a:graphic>
+          </wp:inline>
+        </w:drawing>
+      </w:r>
+    </w:p>
+    <w:p>
+      <w:pPr>
+        <w:pStyle w:val="ImageCaption"/>
+      </w:pPr>
+      <w:r>
+        <w:t xml:space="preserve">Contacten</w:t>
+      </w:r>
+    </w:p>
+    <w:p>
+      <w:pPr>
+        <w:pStyle w:val="BodyText"/>
+      </w:pPr>
+      <w:r>
+        <w:t xml:space="preserve">Kies links</w:t>
+      </w:r>
+      <w:r>
+        <w:t xml:space="preserve"> </w:t>
+      </w:r>
+      <w:r>
+        <w:rPr>
+          <w:bCs/>
+          <w:b/>
+        </w:rPr>
+        <w:t xml:space="preserve">Contacten</w:t>
+      </w:r>
+      <w:r>
+        <w:t xml:space="preserve">. Net als bij Google Contacten heeft elk contact een eigen kaart met:</w:t>
+      </w:r>
+    </w:p>
+    <w:p>
+      <w:pPr>
+        <w:numPr>
+          <w:ilvl w:val="0"/>
+          <w:numId w:val="1017"/>
+        </w:numPr>
+        <w:pStyle w:val="Compact"/>
+      </w:pPr>
+      <w:r>
+        <w:t xml:space="preserve">een</w:t>
+      </w:r>
+      <w:r>
+        <w:t xml:space="preserve"> </w:t>
+      </w:r>
+      <w:r>
+        <w:rPr>
+          <w:bCs/>
+          <w:b/>
+        </w:rPr>
+        <w:t xml:space="preserve">foto</w:t>
+      </w:r>
+      <w:r>
+        <w:t xml:space="preserve">,</w:t>
+      </w:r>
+      <w:r>
+        <w:t xml:space="preserve"> </w:t>
+      </w:r>
+      <w:r>
+        <w:rPr>
+          <w:bCs/>
+          <w:b/>
+        </w:rPr>
+        <w:t xml:space="preserve">voornaam en achternaam</w:t>
+      </w:r>
+      <w:r>
+        <w:t xml:space="preserve">, bijnaam,</w:t>
+      </w:r>
+      <w:r>
+        <w:t xml:space="preserve"> </w:t>
+      </w:r>
+      <w:r>
+        <w:rPr>
+          <w:bCs/>
+          <w:b/>
+        </w:rPr>
+        <w:t xml:space="preserve">bedrijf, functie en afdeling</w:t>
+      </w:r>
+      <w:r>
+        <w:t xml:space="preserve">;</w:t>
+      </w:r>
+    </w:p>
+    <w:p>
+      <w:pPr>
+        <w:numPr>
+          <w:ilvl w:val="0"/>
+          <w:numId w:val="1017"/>
+        </w:numPr>
+        <w:pStyle w:val="Compact"/>
+      </w:pPr>
+      <w:r>
+        <w:t xml:space="preserve">meerdere</w:t>
+      </w:r>
+      <w:r>
+        <w:t xml:space="preserve"> </w:t>
+      </w:r>
+      <w:r>
+        <w:rPr>
+          <w:bCs/>
+          <w:b/>
+        </w:rPr>
+        <w:t xml:space="preserve">e-mailadressen</w:t>
+      </w:r>
+      <w:r>
+        <w:t xml:space="preserve"> </w:t>
+      </w:r>
+      <w:r>
+        <w:t xml:space="preserve">en</w:t>
+      </w:r>
+      <w:r>
+        <w:t xml:space="preserve"> </w:t>
+      </w:r>
+      <w:r>
+        <w:rPr>
+          <w:bCs/>
+          <w:b/>
+        </w:rPr>
+        <w:t xml:space="preserve">telefoonnummers</w:t>
+      </w:r>
+      <w:r>
+        <w:t xml:space="preserve">, elk met een soort (privé, werk, mobiel, …);</w:t>
+      </w:r>
+    </w:p>
+    <w:p>
+      <w:pPr>
+        <w:numPr>
+          <w:ilvl w:val="0"/>
+          <w:numId w:val="1017"/>
+        </w:numPr>
+        <w:pStyle w:val="Compact"/>
+      </w:pPr>
+      <w:r>
+        <w:rPr>
+          <w:bCs/>
+          <w:b/>
+        </w:rPr>
+        <w:t xml:space="preserve">adressen</w:t>
+      </w:r>
+      <w:r>
+        <w:t xml:space="preserve"> </w:t>
+      </w:r>
+      <w:r>
+        <w:t xml:space="preserve">(met een link naar de kaart), een</w:t>
+      </w:r>
+      <w:r>
+        <w:t xml:space="preserve"> </w:t>
+      </w:r>
+      <w:r>
+        <w:rPr>
+          <w:bCs/>
+          <w:b/>
+        </w:rPr>
+        <w:t xml:space="preserve">verjaardag</w:t>
+      </w:r>
+      <w:r>
+        <w:t xml:space="preserve"> </w:t>
+      </w:r>
+      <w:r>
+        <w:t xml:space="preserve">(ook zonder jaar),</w:t>
+      </w:r>
+      <w:r>
+        <w:t xml:space="preserve"> </w:t>
+      </w:r>
+      <w:r>
+        <w:rPr>
+          <w:bCs/>
+          <w:b/>
+        </w:rPr>
+        <w:t xml:space="preserve">websites</w:t>
+      </w:r>
+      <w:r>
+        <w:t xml:space="preserve"> </w:t>
+      </w:r>
+      <w:r>
+        <w:t xml:space="preserve">en</w:t>
+      </w:r>
+      <w:r>
+        <w:t xml:space="preserve"> </w:t>
+      </w:r>
+      <w:r>
+        <w:rPr>
+          <w:bCs/>
+          <w:b/>
+        </w:rPr>
+        <w:t xml:space="preserve">notities</w:t>
+      </w:r>
+      <w:r>
+        <w:t xml:space="preserve">;</w:t>
+      </w:r>
+    </w:p>
+    <w:p>
+      <w:pPr>
+        <w:numPr>
+          <w:ilvl w:val="0"/>
+          <w:numId w:val="1017"/>
+        </w:numPr>
+        <w:pStyle w:val="Compact"/>
+      </w:pPr>
+      <w:r>
+        <w:rPr>
+          <w:bCs/>
+          <w:b/>
+        </w:rPr>
+        <w:t xml:space="preserve">groepen</w:t>
+      </w:r>
+      <w:r>
+        <w:t xml:space="preserve">, zoals Familie, Werk of Band. Klik bovenaan de lijst op een groep om alleen die contacten te zien.</w:t>
+      </w:r>
+    </w:p>
+    <w:p>
+      <w:pPr>
+        <w:pStyle w:val="FirstParagraph"/>
+      </w:pPr>
+      <w:r>
+        <w:t xml:space="preserve">Met</w:t>
+      </w:r>
+      <w:r>
+        <w:t xml:space="preserve"> </w:t>
+      </w:r>
+      <w:r>
+        <w:rPr>
+          <w:bCs/>
+          <w:b/>
+        </w:rPr>
+        <w:t xml:space="preserve">Mail sturen</w:t>
+      </w:r>
+      <w:r>
+        <w:t xml:space="preserve"> </w:t>
+      </w:r>
+      <w:r>
+        <w:t xml:space="preserve">en</w:t>
+      </w:r>
+      <w:r>
+        <w:t xml:space="preserve"> </w:t>
+      </w:r>
+      <w:r>
+        <w:rPr>
+          <w:bCs/>
+          <w:b/>
+        </w:rPr>
+        <w:t xml:space="preserve">Bellen</w:t>
+      </w:r>
+      <w:r>
+        <w:t xml:space="preserve"> </w:t>
+      </w:r>
+      <w:r>
+        <w:t xml:space="preserve">neem je direct contact op. Wie de komende week jarig is, staat bovenaan de</w:t>
+      </w:r>
+      <w:r>
+        <w:t xml:space="preserve"> </w:t>
+      </w:r>
+      <w:r>
+        <w:t xml:space="preserve">lijst onder</w:t>
+      </w:r>
+      <w:r>
+        <w:t xml:space="preserve"> </w:t>
+      </w:r>
+      <w:r>
+        <w:rPr>
+          <w:bCs/>
+          <w:b/>
+        </w:rPr>
+        <w:t xml:space="preserve">Binnenkort jarig</w:t>
+      </w:r>
+      <w:r>
+        <w:t xml:space="preserve">. Zoeken werkt op naam, adres, telefoon, bedrijf, plaats en groep.</w:t>
+      </w:r>
+    </w:p>
+    <w:p>
+      <w:pPr>
+        <w:pStyle w:val="CaptionedFigure"/>
+      </w:pPr>
+      <w:r>
+        <w:drawing>
+          <wp:inline>
+            <wp:extent cx="4751999" cy="4319999"/>
+            <wp:effectExtent b="0" l="0" r="0" t="0"/>
+            <wp:docPr descr="Een contact bewerken" title="" id="122" name="Picture"/>
+            <a:graphic>
+              <a:graphicData uri="http://schemas.openxmlformats.org/drawingml/2006/picture">
+                <pic:pic>
+                  <pic:nvPicPr>
+                    <pic:cNvPr descr="/home/claude/postvak/docs/handleiding/contact-bewerken.png" id="123" name="Picture"/>
+                    <pic:cNvPicPr>
+                      <a:picLocks noChangeArrowheads="1" noChangeAspect="1"/>
+                    </pic:cNvPicPr>
+                  </pic:nvPicPr>
+                  <pic:blipFill>
+                    <a:blip r:embed="rId121"/>
                     <a:stretch>
                       <a:fillRect/>
                     </a:stretch>
@@ -7023,8 +7173,8 @@
         <w:t xml:space="preserve">).</w:t>
       </w:r>
     </w:p>
-    <w:bookmarkEnd w:id="120"/>
-    <w:bookmarkStart w:id="124" w:name="X5f59e69b1ff91eb68c8c43e26263f448c7f4cd2"/>
+    <w:bookmarkEnd w:id="124"/>
+    <w:bookmarkStart w:id="128" w:name="X5f59e69b1ff91eb68c8c43e26263f448c7f4cd2"/>
     <w:p>
       <w:pPr>
         <w:pStyle w:val="Heading1"/>
@@ -7042,18 +7192,18 @@
           <wp:inline>
             <wp:extent cx="4751999" cy="2969999"/>
             <wp:effectExtent b="0" l="0" r="0" t="0"/>
-            <wp:docPr descr="Synchroniseren instellen" title="" id="122" name="Picture"/>
+            <wp:docPr descr="Synchroniseren instellen" title="" id="126" name="Picture"/>
             <a:graphic>
               <a:graphicData uri="http://schemas.openxmlformats.org/drawingml/2006/picture">
                 <pic:pic>
                   <pic:nvPicPr>
-                    <pic:cNvPr descr="/home/claude/postvak/docs/handleiding/instellingen-agenda.png" id="123" name="Picture"/>
+                    <pic:cNvPr descr="/home/claude/postvak/docs/handleiding/instellingen-agenda.png" id="127" name="Picture"/>
                     <pic:cNvPicPr>
                       <a:picLocks noChangeArrowheads="1" noChangeAspect="1"/>
                     </pic:cNvPicPr>
                   </pic:nvPicPr>
                   <pic:blipFill>
-                    <a:blip r:embed="rId121"/>
+                    <a:blip r:embed="rId125"/>
                     <a:stretch>
                       <a:fillRect/>
                     </a:stretch>
@@ -7348,8 +7498,8 @@
         <w:t xml:space="preserve">De server en je gebruikersnaam staan op die pagina klaar om over te nemen.</w:t>
       </w:r>
     </w:p>
-    <w:bookmarkEnd w:id="124"/>
-    <w:bookmarkStart w:id="125" w:name="h-16-meldingen-bij-nieuwe-mail"/>
+    <w:bookmarkEnd w:id="128"/>
+    <w:bookmarkStart w:id="129" w:name="h-16-meldingen-bij-nieuwe-mail"/>
     <w:p>
       <w:pPr>
         <w:pStyle w:val="Heading1"/>
@@ -7508,8 +7658,8 @@
         <w:t xml:space="preserve">en laad de pagina opnieuw.</w:t>
       </w:r>
     </w:p>
-    <w:bookmarkEnd w:id="125"/>
-    <w:bookmarkStart w:id="135" w:name="h-17-instellingen"/>
+    <w:bookmarkEnd w:id="129"/>
+    <w:bookmarkStart w:id="139" w:name="h-17-instellingen"/>
     <w:p>
       <w:pPr>
         <w:pStyle w:val="Heading1"/>
@@ -7527,18 +7677,18 @@
           <wp:inline>
             <wp:extent cx="4751999" cy="2969999"/>
             <wp:effectExtent b="0" l="0" r="0" t="0"/>
-            <wp:docPr descr="Instellingen, tabblad Algemeen" title="" id="127" name="Picture"/>
+            <wp:docPr descr="Instellingen, tabblad Algemeen" title="" id="131" name="Picture"/>
             <a:graphic>
               <a:graphicData uri="http://schemas.openxmlformats.org/drawingml/2006/picture">
                 <pic:pic>
                   <pic:nvPicPr>
-                    <pic:cNvPr descr="/home/claude/postvak/docs/handleiding/instellingen-algemeen.png" id="128" name="Picture"/>
+                    <pic:cNvPr descr="/home/claude/postvak/docs/handleiding/instellingen-algemeen.png" id="132" name="Picture"/>
                     <pic:cNvPicPr>
                       <a:picLocks noChangeArrowheads="1" noChangeAspect="1"/>
                     </pic:cNvPicPr>
                   </pic:nvPicPr>
                   <pic:blipFill>
-                    <a:blip r:embed="rId126"/>
+                    <a:blip r:embed="rId130"/>
                     <a:stretch>
                       <a:fillRect/>
                     </a:stretch>
@@ -8074,18 +8224,18 @@
           <wp:inline>
             <wp:extent cx="2879999" cy="1799999"/>
             <wp:effectExtent b="0" l="0" r="0" t="0"/>
-            <wp:docPr descr="" title="" id="130" name="Picture"/>
+            <wp:docPr descr="" title="" id="134" name="Picture"/>
             <a:graphic>
               <a:graphicData uri="http://schemas.openxmlformats.org/drawingml/2006/picture">
                 <pic:pic>
                   <pic:nvPicPr>
-                    <pic:cNvPr descr="/home/claude/postvak/docs/handleiding/instellingen-weergave.png" id="131" name="Picture"/>
+                    <pic:cNvPr descr="/home/claude/postvak/docs/handleiding/instellingen-weergave.png" id="135" name="Picture"/>
                     <pic:cNvPicPr>
                       <a:picLocks noChangeArrowheads="1" noChangeAspect="1"/>
                     </pic:cNvPicPr>
                   </pic:nvPicPr>
                   <pic:blipFill>
-                    <a:blip r:embed="rId129"/>
+                    <a:blip r:embed="rId133"/>
                     <a:stretch>
                       <a:fillRect/>
                     </a:stretch>
@@ -8119,18 +8269,18 @@
           <wp:inline>
             <wp:extent cx="2879999" cy="1799999"/>
             <wp:effectExtent b="0" l="0" r="0" t="0"/>
-            <wp:docPr descr="" title="" id="133" name="Picture"/>
+            <wp:docPr descr="" title="" id="137" name="Picture"/>
             <a:graphic>
               <a:graphicData uri="http://schemas.openxmlformats.org/drawingml/2006/picture">
                 <pic:pic>
                   <pic:nvPicPr>
-                    <pic:cNvPr descr="/home/claude/postvak/docs/handleiding/instellingen-privacy.png" id="134" name="Picture"/>
+                    <pic:cNvPr descr="/home/claude/postvak/docs/handleiding/instellingen-privacy.png" id="138" name="Picture"/>
                     <pic:cNvPicPr>
                       <a:picLocks noChangeArrowheads="1" noChangeAspect="1"/>
                     </pic:cNvPicPr>
                   </pic:nvPicPr>
                   <pic:blipFill>
-                    <a:blip r:embed="rId132"/>
+                    <a:blip r:embed="rId136"/>
                     <a:stretch>
                       <a:fillRect/>
                     </a:stretch>
@@ -8160,8 +8310,8 @@
         <w:br/>
       </w:r>
     </w:p>
-    <w:bookmarkEnd w:id="135"/>
-    <w:bookmarkStart w:id="136" w:name="h-18-sneltoetsen"/>
+    <w:bookmarkEnd w:id="139"/>
+    <w:bookmarkStart w:id="140" w:name="h-18-sneltoetsen"/>
     <w:p>
       <w:pPr>
         <w:pStyle w:val="Heading1"/>
@@ -8670,8 +8820,8 @@
         </w:tc>
       </w:tr>
     </w:tbl>
-    <w:bookmarkEnd w:id="136"/>
-    <w:bookmarkStart w:id="137" w:name="h-19-privacy-en-veiligheid"/>
+    <w:bookmarkEnd w:id="140"/>
+    <w:bookmarkStart w:id="141" w:name="h-19-privacy-en-veiligheid"/>
     <w:p>
       <w:pPr>
         <w:pStyle w:val="Heading1"/>
@@ -8786,8 +8936,8 @@
         <w:t xml:space="preserve">je browser (Apple, Google of Mozilla), versleuteld.</w:t>
       </w:r>
     </w:p>
-    <w:bookmarkEnd w:id="137"/>
-    <w:bookmarkStart w:id="139" w:name="h-20-voor-de-beheerder"/>
+    <w:bookmarkEnd w:id="141"/>
+    <w:bookmarkStart w:id="143" w:name="h-20-voor-de-beheerder"/>
     <w:p>
       <w:pPr>
         <w:pStyle w:val="Heading1"/>
@@ -8994,7 +9144,7 @@
       <w:r>
         <w:t xml:space="preserve"> </w:t>
       </w:r>
-      <w:hyperlink r:id="rId138">
+      <w:hyperlink r:id="rId142">
         <w:r>
           <w:rPr>
             <w:rStyle w:val="Hyperlink"/>
@@ -9006,8 +9156,8 @@
         <w:t xml:space="preserve">.</w:t>
       </w:r>
     </w:p>
-    <w:bookmarkEnd w:id="139"/>
-    <w:bookmarkStart w:id="142" w:name="h-21-vragen-en-problemen"/>
+    <w:bookmarkEnd w:id="143"/>
+    <w:bookmarkStart w:id="146" w:name="h-21-vragen-en-problemen"/>
     <w:p>
       <w:pPr>
         <w:pStyle w:val="Heading1"/>
@@ -9198,6 +9348,36 @@
       </w:r>
       <w:r>
         <w:t xml:space="preserve">afzender komt daarna vanzelf in het goede tabblad.</w:t>
+      </w:r>
+    </w:p>
+    <w:p>
+      <w:pPr>
+        <w:pStyle w:val="BodyText"/>
+      </w:pPr>
+      <w:r>
+        <w:rPr>
+          <w:bCs/>
+          <w:b/>
+        </w:rPr>
+        <w:t xml:space="preserve">Nieuwe berichten staan al op gelezen.</w:t>
+      </w:r>
+      <w:r>
+        <w:t xml:space="preserve"> </w:t>
+      </w:r>
+      <w:r>
+        <w:t xml:space="preserve">Postvak markeert een bericht alleen als gelezen als je het opent terwijl het op je scherm staat (uit te zetten onder</w:t>
+      </w:r>
+      <w:r>
+        <w:t xml:space="preserve"> </w:t>
+      </w:r>
+      <w:r>
+        <w:t xml:space="preserve">Instellingen → Algemeen → Markeren als gelezen bij openen). Leest een ander mailprogramma of je telefoon-app</w:t>
+      </w:r>
+      <w:r>
+        <w:t xml:space="preserve"> </w:t>
+      </w:r>
+      <w:r>
+        <w:t xml:space="preserve">dezelfde mailbox, dan kan dat programma berichten ook als gelezen markeren.</w:t>
       </w:r>
     </w:p>
     <w:p>
@@ -9325,7 +9505,7 @@
       <w:r>
         <w:t xml:space="preserve"> </w:t>
       </w:r>
-      <w:hyperlink r:id="rId140">
+      <w:hyperlink r:id="rId144">
         <w:r>
           <w:rPr>
             <w:rStyle w:val="Hyperlink"/>
@@ -9360,7 +9540,7 @@
       <w:r>
         <w:t xml:space="preserve"> </w:t>
       </w:r>
-      <w:hyperlink r:id="rId141">
+      <w:hyperlink r:id="rId145">
         <w:r>
           <w:rPr>
             <w:rStyle w:val="Hyperlink"/>
@@ -9393,7 +9573,7 @@
         <w:t xml:space="preserve">.</w:t>
       </w:r>
     </w:p>
-    <w:bookmarkEnd w:id="142"/>
+    <w:bookmarkEnd w:id="146"/>
     <w:sectPr>
       <w:footerReference r:id="rId9" w:type="default"/>
       <w:pgSz w:h="16838" w:w="11906"/>
@@ -9424,7 +9604,7 @@
         <w:color w:val="677385"/>
         <w:sz w:val="17"/>
       </w:rPr>
-      <w:t xml:space="preserve">Handleiding Postvak 1.8.4 · PeopleDisplay</w:t>
+      <w:t xml:space="preserve">Handleiding Postvak 1.8.5 · PeopleDisplay</w:t>
     </w:r>
     <w:r>
       <w:rPr>

--- a/docs/manual/Handleiding-Postvak.docx
+++ b/docs/manual/Handleiding-Postvak.docx
@@ -70,7 +70,7 @@
         <w:pStyle w:val="Author"/>
       </w:pPr>
       <w:r>
-        <w:t xml:space="preserve">Versie 1.8.5 · oktober 2026 · PeopleDisplay</w:t>
+        <w:t xml:space="preserve">Versie 1.8.6 · oktober 2026 · PeopleDisplay</w:t>
       </w:r>
     </w:p>
     <w:p>
@@ -9604,7 +9604,7 @@
         <w:color w:val="677385"/>
         <w:sz w:val="17"/>
       </w:rPr>
-      <w:t xml:space="preserve">Handleiding Postvak 1.8.5 · PeopleDisplay</w:t>
+      <w:t xml:space="preserve">Handleiding Postvak 1.8.6 · PeopleDisplay</w:t>
     </w:r>
     <w:r>
       <w:rPr>
